--- a/docs/KOI_Marketplace_Pack_Troubleshooting_Guide_v1.0.docx
+++ b/docs/KOI_Marketplace_Pack_Troubleshooting_Guide_v1.0.docx
@@ -656,12 +656,105 @@
                 <w:sz w:val="19"/>
                 <w:szCs w:val="19"/>
               </w:rPr>
-              <w:t xml:space="preserve">Tenant api-ayman.xdr.eu.paloaltonetworks.com, instances KOI_PAET and KOI_PLTS, 20 July 2026. API-side only: the API behind 8 of the 13 commands was exercised read-only; the endpoints behind the 5 state-changing commands were not called, and no koi-* command was executed through XSIAM (section 3)</w:t>
+              <w:t xml:space="preserve">Tenant api-ayman.xdr.eu.paloaltonetworks.com, instances KOI_PAET and KOI_PLTS, 20–21 July 2026. API-side only: the API behind 8 of the 13 commands was exercised read-only; the endpoints behind the 5 state-changing commands were not called, and no koi-* command was executed through XSIAM (section 3)</w:t>
+            </w:r>
+          </w:p>
+        </w:tc>
+      </w:tr>
+      <w:tr>
+        <w:trPr>
+          <w:cantSplit/>
+          <w:tblHeader w:val="false"/>
+        </w:trPr>
+        <w:tc>
+          <w:tcPr>
+            <w:tcW w:type="dxa" w:w="2600"/>
+            <w:tcMar>
+              <w:top w:type="dxa" w:w="60"/>
+              <w:left w:type="dxa" w:w="100"/>
+              <w:bottom w:type="dxa" w:w="60"/>
+              <w:right w:type="dxa" w:w="100"/>
+            </w:tcMar>
+            <w:vAlign w:val="center"/>
+          </w:tcPr>
+          <w:p>
+            <w:pPr>
+              <w:spacing w:after="0"/>
+            </w:pPr>
+            <w:r>
+              <w:rPr>
+                <w:rFonts w:ascii="Calibri" w:cs="Calibri" w:eastAsia="Calibri" w:hAnsi="Calibri"/>
+                <w:b/>
+                <w:bCs/>
+                <w:color w:val="1F2937"/>
+                <w:sz w:val="19"/>
+                <w:szCs w:val="19"/>
+              </w:rPr>
+              <w:t xml:space="preserve">Companion pack</w:t>
+            </w:r>
+          </w:p>
+        </w:tc>
+        <w:tc>
+          <w:tcPr>
+            <w:tcW w:type="dxa" w:w="7240"/>
+            <w:tcMar>
+              <w:top w:type="dxa" w:w="60"/>
+              <w:left w:type="dxa" w:w="100"/>
+              <w:bottom w:type="dxa" w:w="60"/>
+              <w:right w:type="dxa" w:w="100"/>
+            </w:tcMar>
+            <w:vAlign w:val="center"/>
+          </w:tcPr>
+          <w:p>
+            <w:pPr>
+              <w:spacing w:after="0"/>
+            </w:pPr>
+            <w:r>
+              <w:rPr>
+                <w:rFonts w:ascii="Calibri" w:cs="Calibri" w:eastAsia="Calibri" w:hAnsi="Calibri"/>
+                <w:b w:val="false"/>
+                <w:bCs w:val="false"/>
+                <w:color w:val="1F2937"/>
+                <w:sz w:val="19"/>
+                <w:szCs w:val="19"/>
+              </w:rPr>
+              <w:t xml:space="preserve">KOI Content Extension (KoiContentExtension) v1.0.0 — SEPARATE, additional content. Not part of this pack. See the note below.</w:t>
             </w:r>
           </w:p>
         </w:tc>
       </w:tr>
     </w:tbl>
+    <w:p>
+      <w:pPr>
+        <w:keepLines/>
+        <w:pBdr>
+          <w:left w:val="single" w:color="1D4ED8" w:sz="18" w:space="8"/>
+        </w:pBdr>
+        <w:shd w:fill="EFF4FF" w:val="clear"/>
+        <w:spacing w:after="160" w:before="120"/>
+        <w:ind w:left="160" w:right="160"/>
+      </w:pPr>
+      <w:r>
+        <w:rPr>
+          <w:rFonts w:ascii="Calibri" w:cs="Calibri" w:eastAsia="Calibri" w:hAnsi="Calibri"/>
+          <w:b/>
+          <w:bCs/>
+          <w:color w:val="1D4ED8"/>
+          <w:sz w:val="22"/>
+          <w:szCs w:val="22"/>
+        </w:rPr>
+        <w:t xml:space="preserve">OPTIONAL COMPANION PACK — SEPARATE, ADDITIONAL CONTENT  </w:t>
+      </w:r>
+      <w:r>
+        <w:rPr>
+          <w:rFonts w:ascii="Calibri" w:cs="Calibri" w:eastAsia="Calibri" w:hAnsi="Calibri"/>
+          <w:color w:val="1F2937"/>
+          <w:sz w:val="22"/>
+          <w:szCs w:val="22"/>
+        </w:rPr>
+        <w:t xml:space="preserve">A second, separate content pack, KoiContentExtension ("KOI Content Extension", v1.0.0, community-supported), is published alongside this one. It ships NO integration and NO commands of its own; it adds parsing rules, modeling rules, 10 playbooks and a dashboard on top of the KOI integration, normalising and modelling the koi_koi_raw dataset this pack produces. It is NOT part of the Marketplace KOI pack, and nothing in this troubleshooting guide depends on it. Where a fix below names a "KOI Ext" playbook, that is this companion pack, flagged as such.</w:t>
+      </w:r>
+    </w:p>
     <w:p>
       <w:r>
         <w:br w:type="page"/>
@@ -1042,6 +1135,74 @@
     </w:p>
     <w:p>
       <w:pPr>
+        <w:spacing w:after="30" w:before="0"/>
+        <w:ind w:left="340"/>
+      </w:pPr>
+      <w:r>
+        <w:rPr>
+          <w:rFonts w:ascii="Calibri" w:cs="Calibri" w:eastAsia="Calibri" w:hAnsi="Calibri"/>
+          <w:b w:val="false"/>
+          <w:bCs w:val="false"/>
+          <w:color w:val="6B7280"/>
+          <w:sz w:val="20"/>
+          <w:szCs w:val="20"/>
+        </w:rPr>
+        <w:t xml:space="preserve">A11.  Alert counts look inflated — the same alert appears hundreds of times</w:t>
+      </w:r>
+    </w:p>
+    <w:p>
+      <w:pPr>
+        <w:spacing w:after="30" w:before="0"/>
+        <w:ind w:left="340"/>
+      </w:pPr>
+      <w:r>
+        <w:rPr>
+          <w:rFonts w:ascii="Calibri" w:cs="Calibri" w:eastAsia="Calibri" w:hAnsi="Calibri"/>
+          <w:b w:val="false"/>
+          <w:bCs w:val="false"/>
+          <w:color w:val="6B7280"/>
+          <w:sz w:val="20"/>
+          <w:szCs w:val="20"/>
+        </w:rPr>
+        <w:t xml:space="preserve">A12.  A marketplace value from an event is rejected with HTTP 400</w:t>
+      </w:r>
+    </w:p>
+    <w:p>
+      <w:pPr>
+        <w:spacing w:after="30" w:before="0"/>
+        <w:ind w:left="340"/>
+      </w:pPr>
+      <w:r>
+        <w:rPr>
+          <w:rFonts w:ascii="Calibri" w:cs="Calibri" w:eastAsia="Calibri" w:hAnsi="Calibri"/>
+          <w:b w:val="false"/>
+          <w:bCs w:val="false"/>
+          <w:color w:val="6B7280"/>
+          <w:sz w:val="20"/>
+          <w:szCs w:val="20"/>
+        </w:rPr>
+        <w:t xml:space="preserve">A13.  A host stops producing events — KOI is run-on-demand, and nothing scanned it</w:t>
+      </w:r>
+    </w:p>
+    <w:p>
+      <w:pPr>
+        <w:spacing w:after="30" w:before="0"/>
+        <w:ind w:left="340"/>
+      </w:pPr>
+      <w:r>
+        <w:rPr>
+          <w:rFonts w:ascii="Calibri" w:cs="Calibri" w:eastAsia="Calibri" w:hAnsi="Calibri"/>
+          <w:b w:val="false"/>
+          <w:bCs w:val="false"/>
+          <w:color w:val="6B7280"/>
+          <w:sz w:val="20"/>
+          <w:szCs w:val="20"/>
+        </w:rPr>
+        <w:t xml:space="preserve">A14.  You installed something but KOI doesn't see it</w:t>
+      </w:r>
+    </w:p>
+    <w:p>
+      <w:pPr>
         <w:spacing w:after="60" w:before="120"/>
         <w:ind w:left="0"/>
       </w:pPr>
@@ -8298,7 +8459,7 @@
           <w:sz w:val="22"/>
           <w:szCs w:val="22"/>
         </w:rPr>
-        <w:t xml:space="preserve">Ten failure modes. Each block gives the symptom as it presents, the cause, the evidence behind the diagnosis, and what to do. The Evidence row is the tagged part; the other three rows are advice composed from it.</w:t>
+        <w:t xml:space="preserve">Fourteen failure modes. Each block gives the symptom as it presents, the cause, the evidence behind the diagnosis, and what to do. The Evidence row is the tagged part; the other three rows are advice composed from it.</w:t>
       </w:r>
     </w:p>
     <w:p>
@@ -8343,6 +8504,36 @@
           <w:szCs w:val="22"/>
         </w:rPr>
         <w:t xml:space="preserve">A2, A3, A4, A5, A8, A9. The condition described was seen, in the dataset or against the live API.</w:t>
+      </w:r>
+    </w:p>
+    <w:p>
+      <w:pPr>
+        <w:pStyle w:val="ListParagraph"/>
+        <w:numPr>
+          <w:ilvl w:val="0"/>
+          <w:numId w:val="2"/>
+        </w:numPr>
+        <w:spacing w:after="80"/>
+      </w:pPr>
+      <w:r>
+        <w:rPr>
+          <w:rFonts w:ascii="Calibri" w:cs="Calibri" w:eastAsia="Calibri" w:hAnsi="Calibri"/>
+          <w:b/>
+          <w:bCs/>
+          <w:color w:val="1F2937"/>
+          <w:sz w:val="22"/>
+          <w:szCs w:val="22"/>
+        </w:rPr>
+        <w:t xml:space="preserve">Observed on this tenant on 21 July 2026 — </w:t>
+      </w:r>
+      <w:r>
+        <w:rPr>
+          <w:rFonts w:ascii="Calibri" w:cs="Calibri" w:eastAsia="Calibri" w:hAnsi="Calibri"/>
+          <w:color w:val="1F2937"/>
+          <w:sz w:val="22"/>
+          <w:szCs w:val="22"/>
+        </w:rPr>
+        <w:t xml:space="preserve">A11, A12, A13 and A14. The Alerts-stream duplication, the event-vs-API marketplace vocabulary mismatch, the run-on-demand scan behaviour and the user-profile scan scope were each measured live on 21 July 2026 (VERIFIED_FACTS §7b–§7e). A13 also re-verifies first-hand a finding first established in the earlier custom-pack investigation (Part B, B1).</w:t>
       </w:r>
     </w:p>
     <w:p>
@@ -17762,6 +17953,5507 @@
           <w:szCs w:val="22"/>
         </w:rPr>
         <w:t xml:space="preserve">koi-inventory-item-endpoints-list writes only the 10 nested Koi.Inventory.Endpoint.* paths. It shares no context path with the other three, so it neither overwrites them nor is overwritten by them.</w:t>
+      </w:r>
+    </w:p>
+    <w:p>
+      <w:pPr>
+        <w:pStyle w:val="Heading2"/>
+        <w:keepNext/>
+        <w:keepLines/>
+        <w:spacing w:after="120" w:before="280"/>
+      </w:pPr>
+      <w:r>
+        <w:rPr>
+          <w:rFonts w:ascii="Calibri" w:cs="Calibri" w:eastAsia="Calibri" w:hAnsi="Calibri"/>
+          <w:b/>
+          <w:bCs/>
+          <w:color w:val="1F2937"/>
+          <w:sz w:val="26"/>
+          <w:szCs w:val="26"/>
+        </w:rPr>
+        <w:t xml:space="preserve">A11.  Alert counts look inflated — the same alert appears hundreds of times</w:t>
+      </w:r>
+    </w:p>
+    <w:tbl>
+      <w:tblPr>
+        <w:tblW w:type="dxa" w:w="9840"/>
+        <w:tblBorders>
+          <w:top w:val="single" w:color="auto" w:sz="4"/>
+          <w:left w:val="single" w:color="auto" w:sz="4"/>
+          <w:bottom w:val="single" w:color="auto" w:sz="4"/>
+          <w:right w:val="single" w:color="auto" w:sz="4"/>
+          <w:insideH w:val="single" w:color="auto" w:sz="4"/>
+          <w:insideV w:val="single" w:color="auto" w:sz="4"/>
+        </w:tblBorders>
+      </w:tblPr>
+      <w:tblGrid>
+        <w:gridCol w:w="1500"/>
+        <w:gridCol w:w="8340"/>
+      </w:tblGrid>
+      <w:tr>
+        <w:trPr>
+          <w:cantSplit/>
+          <w:tblHeader w:val="false"/>
+        </w:trPr>
+        <w:tc>
+          <w:tcPr>
+            <w:tcW w:type="dxa" w:w="1500"/>
+            <w:tcMar>
+              <w:top w:type="dxa" w:w="60"/>
+              <w:left w:type="dxa" w:w="100"/>
+              <w:bottom w:type="dxa" w:w="60"/>
+              <w:right w:type="dxa" w:w="100"/>
+            </w:tcMar>
+            <w:vAlign w:val="center"/>
+          </w:tcPr>
+          <w:p>
+            <w:pPr>
+              <w:spacing w:after="0"/>
+            </w:pPr>
+            <w:r>
+              <w:rPr>
+                <w:rFonts w:ascii="Calibri" w:cs="Calibri" w:eastAsia="Calibri" w:hAnsi="Calibri"/>
+                <w:b/>
+                <w:bCs/>
+                <w:color w:val="E8551F"/>
+                <w:sz w:val="19"/>
+                <w:szCs w:val="19"/>
+              </w:rPr>
+              <w:t xml:space="preserve">Symptom</w:t>
+            </w:r>
+          </w:p>
+        </w:tc>
+        <w:tc>
+          <w:tcPr>
+            <w:tcW w:type="dxa" w:w="8340"/>
+            <w:tcMar>
+              <w:top w:type="dxa" w:w="60"/>
+              <w:left w:type="dxa" w:w="100"/>
+              <w:bottom w:type="dxa" w:w="60"/>
+              <w:right w:type="dxa" w:w="100"/>
+            </w:tcMar>
+            <w:vAlign w:val="center"/>
+          </w:tcPr>
+          <w:p>
+            <w:pPr>
+              <w:spacing w:after="0"/>
+            </w:pPr>
+            <w:r>
+              <w:rPr>
+                <w:rFonts w:ascii="Calibri" w:cs="Calibri" w:eastAsia="Calibri" w:hAnsi="Calibri"/>
+                <w:b w:val="false"/>
+                <w:bCs w:val="false"/>
+                <w:color w:val="1F2937"/>
+                <w:sz w:val="19"/>
+                <w:szCs w:val="19"/>
+              </w:rPr>
+              <w:t xml:space="preserve">A count() over Alerts is far larger than the number of real alerts. One alert shows up as hundreds of near-identical rows in koi_koi_raw, and every widget, query or triage step that counts alert rows — or fires once per row — is overstated.</w:t>
+            </w:r>
+          </w:p>
+        </w:tc>
+      </w:tr>
+      <w:tr>
+        <w:trPr>
+          <w:cantSplit/>
+          <w:tblHeader w:val="false"/>
+        </w:trPr>
+        <w:tc>
+          <w:tcPr>
+            <w:tcW w:type="dxa" w:w="1500"/>
+            <w:tcMar>
+              <w:top w:type="dxa" w:w="60"/>
+              <w:left w:type="dxa" w:w="100"/>
+              <w:bottom w:type="dxa" w:w="60"/>
+              <w:right w:type="dxa" w:w="100"/>
+            </w:tcMar>
+            <w:vAlign w:val="center"/>
+          </w:tcPr>
+          <w:p>
+            <w:pPr>
+              <w:spacing w:after="0"/>
+            </w:pPr>
+            <w:r>
+              <w:rPr>
+                <w:rFonts w:ascii="Calibri" w:cs="Calibri" w:eastAsia="Calibri" w:hAnsi="Calibri"/>
+                <w:b/>
+                <w:bCs/>
+                <w:color w:val="E8551F"/>
+                <w:sz w:val="19"/>
+                <w:szCs w:val="19"/>
+              </w:rPr>
+              <w:t xml:space="preserve">Cause</w:t>
+            </w:r>
+          </w:p>
+        </w:tc>
+        <w:tc>
+          <w:tcPr>
+            <w:tcW w:type="dxa" w:w="8340"/>
+            <w:tcMar>
+              <w:top w:type="dxa" w:w="60"/>
+              <w:left w:type="dxa" w:w="100"/>
+              <w:bottom w:type="dxa" w:w="60"/>
+              <w:right w:type="dxa" w:w="100"/>
+            </w:tcMar>
+            <w:vAlign w:val="center"/>
+          </w:tcPr>
+          <w:p>
+            <w:pPr>
+              <w:spacing w:after="0"/>
+            </w:pPr>
+            <w:r>
+              <w:rPr>
+                <w:rFonts w:ascii="Calibri" w:cs="Calibri" w:eastAsia="Calibri" w:hAnsi="Calibri"/>
+                <w:b w:val="false"/>
+                <w:bCs w:val="false"/>
+                <w:color w:val="1F2937"/>
+                <w:sz w:val="19"/>
+                <w:szCs w:val="19"/>
+              </w:rPr>
+              <w:t xml:space="preserve">The integration re-sends every still-open alert on each fetch cycle, so koi_koi_raw holds one row per alert PER FETCH, not one row per alert. With eventFetchInterval = 1 minute, an alert that stays open for hours is re-inserted once a minute. Audit records are point-in-time and are not duplicated.</w:t>
+            </w:r>
+          </w:p>
+        </w:tc>
+      </w:tr>
+      <w:tr>
+        <w:trPr>
+          <w:cantSplit/>
+          <w:tblHeader w:val="false"/>
+        </w:trPr>
+        <w:tc>
+          <w:tcPr>
+            <w:tcW w:type="dxa" w:w="1500"/>
+            <w:tcMar>
+              <w:top w:type="dxa" w:w="60"/>
+              <w:left w:type="dxa" w:w="100"/>
+              <w:bottom w:type="dxa" w:w="60"/>
+              <w:right w:type="dxa" w:w="100"/>
+            </w:tcMar>
+            <w:vAlign w:val="center"/>
+          </w:tcPr>
+          <w:p>
+            <w:pPr>
+              <w:spacing w:after="0"/>
+            </w:pPr>
+            <w:r>
+              <w:rPr>
+                <w:rFonts w:ascii="Calibri" w:cs="Calibri" w:eastAsia="Calibri" w:hAnsi="Calibri"/>
+                <w:b/>
+                <w:bCs/>
+                <w:color w:val="E8551F"/>
+                <w:sz w:val="19"/>
+                <w:szCs w:val="19"/>
+              </w:rPr>
+              <w:t xml:space="preserve">Evidence</w:t>
+            </w:r>
+          </w:p>
+        </w:tc>
+        <w:tc>
+          <w:tcPr>
+            <w:tcW w:type="dxa" w:w="8340"/>
+            <w:tcMar>
+              <w:top w:type="dxa" w:w="60"/>
+              <w:left w:type="dxa" w:w="100"/>
+              <w:bottom w:type="dxa" w:w="60"/>
+              <w:right w:type="dxa" w:w="100"/>
+            </w:tcMar>
+            <w:vAlign w:val="center"/>
+          </w:tcPr>
+          <w:p>
+            <w:pPr>
+              <w:spacing w:after="0"/>
+            </w:pPr>
+            <w:r>
+              <w:rPr>
+                <w:rFonts w:ascii="Calibri" w:cs="Calibri" w:eastAsia="Calibri" w:hAnsi="Calibri"/>
+                <w:b w:val="false"/>
+                <w:bCs w:val="false"/>
+                <w:color w:val="1F2937"/>
+                <w:sz w:val="19"/>
+                <w:szCs w:val="19"/>
+              </w:rPr>
+              <w:t xml:space="preserve">[LIVE] Measured 21 July 2026. Over the last 24 hours the Alerts stream held 734 rows for just 3 distinct alerts — a 244.7× inflation; over 90 days, 1,048 rows for 317 distinct alerts (3.3×). Audit is unaffected: 257 rows / 257 distinct over 24 h and 20,148 / 20,148 over 90 d (1.0×). Within one notification, 357 rows carried 1 distinct _time and 1 distinct message but 357 distinct _insert_time — the same alert re-inserted 357 times, once per fetch minute. Nothing dedupes on the way in, because the pack ships no parsing rule.</w:t>
+            </w:r>
+          </w:p>
+        </w:tc>
+      </w:tr>
+      <w:tr>
+        <w:trPr>
+          <w:cantSplit/>
+          <w:tblHeader w:val="false"/>
+        </w:trPr>
+        <w:tc>
+          <w:tcPr>
+            <w:tcW w:type="dxa" w:w="1500"/>
+            <w:tcMar>
+              <w:top w:type="dxa" w:w="60"/>
+              <w:left w:type="dxa" w:w="100"/>
+              <w:bottom w:type="dxa" w:w="60"/>
+              <w:right w:type="dxa" w:w="100"/>
+            </w:tcMar>
+            <w:vAlign w:val="center"/>
+          </w:tcPr>
+          <w:p>
+            <w:pPr>
+              <w:spacing w:after="0"/>
+            </w:pPr>
+            <w:r>
+              <w:rPr>
+                <w:rFonts w:ascii="Calibri" w:cs="Calibri" w:eastAsia="Calibri" w:hAnsi="Calibri"/>
+                <w:b/>
+                <w:bCs/>
+                <w:color w:val="E8551F"/>
+                <w:sz w:val="19"/>
+                <w:szCs w:val="19"/>
+              </w:rPr>
+              <w:t xml:space="preserve">Do this</w:t>
+            </w:r>
+          </w:p>
+        </w:tc>
+        <w:tc>
+          <w:tcPr>
+            <w:tcW w:type="dxa" w:w="8340"/>
+            <w:tcMar>
+              <w:top w:type="dxa" w:w="60"/>
+              <w:left w:type="dxa" w:w="100"/>
+              <w:bottom w:type="dxa" w:w="60"/>
+              <w:right w:type="dxa" w:w="100"/>
+            </w:tcMar>
+            <w:vAlign w:val="center"/>
+          </w:tcPr>
+          <w:p>
+            <w:pPr>
+              <w:spacing w:after="0"/>
+            </w:pPr>
+            <w:r>
+              <w:rPr>
+                <w:rFonts w:ascii="Calibri" w:cs="Calibri" w:eastAsia="Calibri" w:hAnsi="Calibri"/>
+                <w:b w:val="false"/>
+                <w:bCs w:val="false"/>
+                <w:color w:val="1F2937"/>
+                <w:sz w:val="19"/>
+                <w:szCs w:val="19"/>
+              </w:rPr>
+              <w:t xml:space="preserve">Dedupe every alert count on the notification identity. The only correct key is metadata.notification_event_id. On already-ingested rows there is no promoted column, so extract it inline with json_extract_scalar(metadata, "$.notification_event_id"). Never count() alert rows directly.</w:t>
+            </w:r>
+          </w:p>
+        </w:tc>
+      </w:tr>
+    </w:tbl>
+    <w:p>
+      <w:pPr>
+        <w:spacing w:after="80"/>
+      </w:pPr>
+    </w:p>
+    <w:p>
+      <w:pPr>
+        <w:keepNext/>
+        <w:spacing w:after="120"/>
+      </w:pPr>
+      <w:r>
+        <w:rPr>
+          <w:rFonts w:ascii="Calibri" w:cs="Calibri" w:eastAsia="Calibri" w:hAnsi="Calibri"/>
+          <w:color w:val="1F2937"/>
+          <w:sz w:val="22"/>
+          <w:szCs w:val="22"/>
+        </w:rPr>
+        <w:t xml:space="preserve">Four candidate identifiers were measured over the same 90-day window. Only one identifies the alert occurrence:</w:t>
+      </w:r>
+    </w:p>
+    <w:tbl>
+      <w:tblPr>
+        <w:tblW w:type="dxa" w:w="9840"/>
+        <w:tblBorders>
+          <w:top w:val="single" w:color="auto" w:sz="4"/>
+          <w:left w:val="single" w:color="auto" w:sz="4"/>
+          <w:bottom w:val="single" w:color="auto" w:sz="4"/>
+          <w:right w:val="single" w:color="auto" w:sz="4"/>
+          <w:insideH w:val="single" w:color="auto" w:sz="4"/>
+          <w:insideV w:val="single" w:color="auto" w:sz="4"/>
+        </w:tblBorders>
+      </w:tblPr>
+      <w:tblGrid>
+        <w:gridCol w:w="3900"/>
+        <w:gridCol w:w="1500"/>
+        <w:gridCol w:w="4440"/>
+      </w:tblGrid>
+      <w:tr>
+        <w:trPr>
+          <w:cantSplit/>
+          <w:tblHeader/>
+        </w:trPr>
+        <w:tc>
+          <w:tcPr>
+            <w:tcW w:type="dxa" w:w="3900"/>
+            <w:shd w:fill="334155" w:val="clear"/>
+            <w:tcMar>
+              <w:top w:type="dxa" w:w="60"/>
+              <w:left w:type="dxa" w:w="100"/>
+              <w:bottom w:type="dxa" w:w="60"/>
+              <w:right w:type="dxa" w:w="100"/>
+            </w:tcMar>
+            <w:vAlign w:val="center"/>
+          </w:tcPr>
+          <w:p>
+            <w:pPr>
+              <w:spacing w:after="0"/>
+            </w:pPr>
+            <w:r>
+              <w:rPr>
+                <w:rFonts w:ascii="Calibri" w:cs="Calibri" w:eastAsia="Calibri" w:hAnsi="Calibri"/>
+                <w:b/>
+                <w:bCs/>
+                <w:color w:val="FFFFFF"/>
+                <w:sz w:val="20"/>
+                <w:szCs w:val="20"/>
+              </w:rPr>
+              <w:t xml:space="preserve">Field</w:t>
+            </w:r>
+          </w:p>
+        </w:tc>
+        <w:tc>
+          <w:tcPr>
+            <w:tcW w:type="dxa" w:w="1500"/>
+            <w:shd w:fill="334155" w:val="clear"/>
+            <w:tcMar>
+              <w:top w:type="dxa" w:w="60"/>
+              <w:left w:type="dxa" w:w="100"/>
+              <w:bottom w:type="dxa" w:w="60"/>
+              <w:right w:type="dxa" w:w="100"/>
+            </w:tcMar>
+            <w:vAlign w:val="center"/>
+          </w:tcPr>
+          <w:p>
+            <w:pPr>
+              <w:spacing w:after="0"/>
+            </w:pPr>
+            <w:r>
+              <w:rPr>
+                <w:rFonts w:ascii="Calibri" w:cs="Calibri" w:eastAsia="Calibri" w:hAnsi="Calibri"/>
+                <w:b/>
+                <w:bCs/>
+                <w:color w:val="FFFFFF"/>
+                <w:sz w:val="20"/>
+                <w:szCs w:val="20"/>
+              </w:rPr>
+              <w:t xml:space="preserve">Distinct / 1,048 rows</w:t>
+            </w:r>
+          </w:p>
+        </w:tc>
+        <w:tc>
+          <w:tcPr>
+            <w:tcW w:type="dxa" w:w="4440"/>
+            <w:shd w:fill="334155" w:val="clear"/>
+            <w:tcMar>
+              <w:top w:type="dxa" w:w="60"/>
+              <w:left w:type="dxa" w:w="100"/>
+              <w:bottom w:type="dxa" w:w="60"/>
+              <w:right w:type="dxa" w:w="100"/>
+            </w:tcMar>
+            <w:vAlign w:val="center"/>
+          </w:tcPr>
+          <w:p>
+            <w:pPr>
+              <w:spacing w:after="0"/>
+            </w:pPr>
+            <w:r>
+              <w:rPr>
+                <w:rFonts w:ascii="Calibri" w:cs="Calibri" w:eastAsia="Calibri" w:hAnsi="Calibri"/>
+                <w:b/>
+                <w:bCs/>
+                <w:color w:val="FFFFFF"/>
+                <w:sz w:val="20"/>
+                <w:szCs w:val="20"/>
+              </w:rPr>
+              <w:t xml:space="preserve">What it identifies</w:t>
+            </w:r>
+          </w:p>
+        </w:tc>
+      </w:tr>
+      <w:tr>
+        <w:trPr>
+          <w:cantSplit/>
+          <w:tblHeader w:val="false"/>
+        </w:trPr>
+        <w:tc>
+          <w:tcPr>
+            <w:tcW w:type="dxa" w:w="3900"/>
+            <w:tcMar>
+              <w:top w:type="dxa" w:w="60"/>
+              <w:left w:type="dxa" w:w="100"/>
+              <w:bottom w:type="dxa" w:w="60"/>
+              <w:right w:type="dxa" w:w="100"/>
+            </w:tcMar>
+            <w:vAlign w:val="center"/>
+          </w:tcPr>
+          <w:p>
+            <w:pPr>
+              <w:spacing w:after="0"/>
+            </w:pPr>
+            <w:r>
+              <w:rPr>
+                <w:rFonts w:ascii="Consolas" w:cs="Consolas" w:eastAsia="Consolas" w:hAnsi="Consolas"/>
+                <w:b w:val="false"/>
+                <w:bCs w:val="false"/>
+                <w:color w:val="1F2937"/>
+                <w:sz w:val="16"/>
+                <w:szCs w:val="16"/>
+              </w:rPr>
+              <w:t xml:space="preserve">_id</w:t>
+            </w:r>
+          </w:p>
+        </w:tc>
+        <w:tc>
+          <w:tcPr>
+            <w:tcW w:type="dxa" w:w="1500"/>
+            <w:tcMar>
+              <w:top w:type="dxa" w:w="60"/>
+              <w:left w:type="dxa" w:w="100"/>
+              <w:bottom w:type="dxa" w:w="60"/>
+              <w:right w:type="dxa" w:w="100"/>
+            </w:tcMar>
+            <w:vAlign w:val="center"/>
+          </w:tcPr>
+          <w:p>
+            <w:pPr>
+              <w:spacing w:after="0"/>
+            </w:pPr>
+            <w:r>
+              <w:rPr>
+                <w:rFonts w:ascii="Calibri" w:cs="Calibri" w:eastAsia="Calibri" w:hAnsi="Calibri"/>
+                <w:b w:val="false"/>
+                <w:bCs w:val="false"/>
+                <w:color w:val="1F2937"/>
+                <w:sz w:val="19"/>
+                <w:szCs w:val="19"/>
+              </w:rPr>
+              <w:t xml:space="preserve">1,048</w:t>
+            </w:r>
+          </w:p>
+        </w:tc>
+        <w:tc>
+          <w:tcPr>
+            <w:tcW w:type="dxa" w:w="4440"/>
+            <w:tcMar>
+              <w:top w:type="dxa" w:w="60"/>
+              <w:left w:type="dxa" w:w="100"/>
+              <w:bottom w:type="dxa" w:w="60"/>
+              <w:right w:type="dxa" w:w="100"/>
+            </w:tcMar>
+            <w:vAlign w:val="center"/>
+          </w:tcPr>
+          <w:p>
+            <w:pPr>
+              <w:spacing w:after="0"/>
+            </w:pPr>
+            <w:r>
+              <w:rPr>
+                <w:rFonts w:ascii="Calibri" w:cs="Calibri" w:eastAsia="Calibri" w:hAnsi="Calibri"/>
+                <w:b w:val="false"/>
+                <w:bCs w:val="false"/>
+                <w:color w:val="1F2937"/>
+                <w:sz w:val="19"/>
+                <w:szCs w:val="19"/>
+              </w:rPr>
+              <w:t xml:space="preserve">the row — counts every duplicate</w:t>
+            </w:r>
+          </w:p>
+        </w:tc>
+      </w:tr>
+      <w:tr>
+        <w:trPr>
+          <w:cantSplit/>
+          <w:tblHeader w:val="false"/>
+        </w:trPr>
+        <w:tc>
+          <w:tcPr>
+            <w:tcW w:type="dxa" w:w="3900"/>
+            <w:tcMar>
+              <w:top w:type="dxa" w:w="60"/>
+              <w:left w:type="dxa" w:w="100"/>
+              <w:bottom w:type="dxa" w:w="60"/>
+              <w:right w:type="dxa" w:w="100"/>
+            </w:tcMar>
+            <w:vAlign w:val="center"/>
+          </w:tcPr>
+          <w:p>
+            <w:pPr>
+              <w:spacing w:after="0"/>
+            </w:pPr>
+            <w:r>
+              <w:rPr>
+                <w:rFonts w:ascii="Consolas" w:cs="Consolas" w:eastAsia="Consolas" w:hAnsi="Consolas"/>
+                <w:b w:val="false"/>
+                <w:bCs w:val="false"/>
+                <w:color w:val="1F2937"/>
+                <w:sz w:val="16"/>
+                <w:szCs w:val="16"/>
+              </w:rPr>
+              <w:t xml:space="preserve">metadata.notification_event_id</w:t>
+            </w:r>
+          </w:p>
+        </w:tc>
+        <w:tc>
+          <w:tcPr>
+            <w:tcW w:type="dxa" w:w="1500"/>
+            <w:tcMar>
+              <w:top w:type="dxa" w:w="60"/>
+              <w:left w:type="dxa" w:w="100"/>
+              <w:bottom w:type="dxa" w:w="60"/>
+              <w:right w:type="dxa" w:w="100"/>
+            </w:tcMar>
+            <w:vAlign w:val="center"/>
+          </w:tcPr>
+          <w:p>
+            <w:pPr>
+              <w:spacing w:after="0"/>
+            </w:pPr>
+            <w:r>
+              <w:rPr>
+                <w:rFonts w:ascii="Calibri" w:cs="Calibri" w:eastAsia="Calibri" w:hAnsi="Calibri"/>
+                <w:b w:val="false"/>
+                <w:bCs w:val="false"/>
+                <w:color w:val="1F2937"/>
+                <w:sz w:val="19"/>
+                <w:szCs w:val="19"/>
+              </w:rPr>
+              <w:t xml:space="preserve">317</w:t>
+            </w:r>
+          </w:p>
+        </w:tc>
+        <w:tc>
+          <w:tcPr>
+            <w:tcW w:type="dxa" w:w="4440"/>
+            <w:tcMar>
+              <w:top w:type="dxa" w:w="60"/>
+              <w:left w:type="dxa" w:w="100"/>
+              <w:bottom w:type="dxa" w:w="60"/>
+              <w:right w:type="dxa" w:w="100"/>
+            </w:tcMar>
+            <w:vAlign w:val="center"/>
+          </w:tcPr>
+          <w:p>
+            <w:pPr>
+              <w:spacing w:after="0"/>
+            </w:pPr>
+            <w:r>
+              <w:rPr>
+                <w:rFonts w:ascii="Calibri" w:cs="Calibri" w:eastAsia="Calibri" w:hAnsi="Calibri"/>
+                <w:b w:val="false"/>
+                <w:bCs w:val="false"/>
+                <w:color w:val="1F2937"/>
+                <w:sz w:val="19"/>
+                <w:szCs w:val="19"/>
+              </w:rPr>
+              <w:t xml:space="preserve">the alert occurrence — the correct key</w:t>
+            </w:r>
+          </w:p>
+        </w:tc>
+      </w:tr>
+      <w:tr>
+        <w:trPr>
+          <w:cantSplit/>
+          <w:tblHeader w:val="false"/>
+        </w:trPr>
+        <w:tc>
+          <w:tcPr>
+            <w:tcW w:type="dxa" w:w="3900"/>
+            <w:tcMar>
+              <w:top w:type="dxa" w:w="60"/>
+              <w:left w:type="dxa" w:w="100"/>
+              <w:bottom w:type="dxa" w:w="60"/>
+              <w:right w:type="dxa" w:w="100"/>
+            </w:tcMar>
+            <w:vAlign w:val="center"/>
+          </w:tcPr>
+          <w:p>
+            <w:pPr>
+              <w:spacing w:after="0"/>
+            </w:pPr>
+            <w:r>
+              <w:rPr>
+                <w:rFonts w:ascii="Consolas" w:cs="Consolas" w:eastAsia="Consolas" w:hAnsi="Consolas"/>
+                <w:b w:val="false"/>
+                <w:bCs w:val="false"/>
+                <w:color w:val="1F2937"/>
+                <w:sz w:val="16"/>
+                <w:szCs w:val="16"/>
+              </w:rPr>
+              <w:t xml:space="preserve">observables[event.id] (koi_event_id)</w:t>
+            </w:r>
+          </w:p>
+        </w:tc>
+        <w:tc>
+          <w:tcPr>
+            <w:tcW w:type="dxa" w:w="1500"/>
+            <w:tcMar>
+              <w:top w:type="dxa" w:w="60"/>
+              <w:left w:type="dxa" w:w="100"/>
+              <w:bottom w:type="dxa" w:w="60"/>
+              <w:right w:type="dxa" w:w="100"/>
+            </w:tcMar>
+            <w:vAlign w:val="center"/>
+          </w:tcPr>
+          <w:p>
+            <w:pPr>
+              <w:spacing w:after="0"/>
+            </w:pPr>
+            <w:r>
+              <w:rPr>
+                <w:rFonts w:ascii="Calibri" w:cs="Calibri" w:eastAsia="Calibri" w:hAnsi="Calibri"/>
+                <w:b w:val="false"/>
+                <w:bCs w:val="false"/>
+                <w:color w:val="1F2937"/>
+                <w:sz w:val="19"/>
+                <w:szCs w:val="19"/>
+              </w:rPr>
+              <w:t xml:space="preserve">20</w:t>
+            </w:r>
+          </w:p>
+        </w:tc>
+        <w:tc>
+          <w:tcPr>
+            <w:tcW w:type="dxa" w:w="4440"/>
+            <w:tcMar>
+              <w:top w:type="dxa" w:w="60"/>
+              <w:left w:type="dxa" w:w="100"/>
+              <w:bottom w:type="dxa" w:w="60"/>
+              <w:right w:type="dxa" w:w="100"/>
+            </w:tcMar>
+            <w:vAlign w:val="center"/>
+          </w:tcPr>
+          <w:p>
+            <w:pPr>
+              <w:spacing w:after="0"/>
+            </w:pPr>
+            <w:r>
+              <w:rPr>
+                <w:rFonts w:ascii="Calibri" w:cs="Calibri" w:eastAsia="Calibri" w:hAnsi="Calibri"/>
+                <w:b w:val="false"/>
+                <w:bCs w:val="false"/>
+                <w:color w:val="1F2937"/>
+                <w:sz w:val="19"/>
+                <w:szCs w:val="19"/>
+              </w:rPr>
+              <w:t xml:space="preserve">the scan batch — far too coarse</w:t>
+            </w:r>
+          </w:p>
+        </w:tc>
+      </w:tr>
+      <w:tr>
+        <w:trPr>
+          <w:cantSplit/>
+          <w:tblHeader w:val="false"/>
+        </w:trPr>
+        <w:tc>
+          <w:tcPr>
+            <w:tcW w:type="dxa" w:w="3900"/>
+            <w:tcMar>
+              <w:top w:type="dxa" w:w="60"/>
+              <w:left w:type="dxa" w:w="100"/>
+              <w:bottom w:type="dxa" w:w="60"/>
+              <w:right w:type="dxa" w:w="100"/>
+            </w:tcMar>
+            <w:vAlign w:val="center"/>
+          </w:tcPr>
+          <w:p>
+            <w:pPr>
+              <w:spacing w:after="0"/>
+            </w:pPr>
+            <w:r>
+              <w:rPr>
+                <w:rFonts w:ascii="Consolas" w:cs="Consolas" w:eastAsia="Consolas" w:hAnsi="Consolas"/>
+                <w:b w:val="false"/>
+                <w:bCs w:val="false"/>
+                <w:color w:val="1F2937"/>
+                <w:sz w:val="16"/>
+                <w:szCs w:val="16"/>
+              </w:rPr>
+              <w:t xml:space="preserve">finding_info.uid (finding_uid)</w:t>
+            </w:r>
+          </w:p>
+        </w:tc>
+        <w:tc>
+          <w:tcPr>
+            <w:tcW w:type="dxa" w:w="1500"/>
+            <w:tcMar>
+              <w:top w:type="dxa" w:w="60"/>
+              <w:left w:type="dxa" w:w="100"/>
+              <w:bottom w:type="dxa" w:w="60"/>
+              <w:right w:type="dxa" w:w="100"/>
+            </w:tcMar>
+            <w:vAlign w:val="center"/>
+          </w:tcPr>
+          <w:p>
+            <w:pPr>
+              <w:spacing w:after="0"/>
+            </w:pPr>
+            <w:r>
+              <w:rPr>
+                <w:rFonts w:ascii="Calibri" w:cs="Calibri" w:eastAsia="Calibri" w:hAnsi="Calibri"/>
+                <w:b w:val="false"/>
+                <w:bCs w:val="false"/>
+                <w:color w:val="1F2937"/>
+                <w:sz w:val="19"/>
+                <w:szCs w:val="19"/>
+              </w:rPr>
+              <w:t xml:space="preserve">3</w:t>
+            </w:r>
+          </w:p>
+        </w:tc>
+        <w:tc>
+          <w:tcPr>
+            <w:tcW w:type="dxa" w:w="4440"/>
+            <w:tcMar>
+              <w:top w:type="dxa" w:w="60"/>
+              <w:left w:type="dxa" w:w="100"/>
+              <w:bottom w:type="dxa" w:w="60"/>
+              <w:right w:type="dxa" w:w="100"/>
+            </w:tcMar>
+            <w:vAlign w:val="center"/>
+          </w:tcPr>
+          <w:p>
+            <w:pPr>
+              <w:spacing w:after="0"/>
+            </w:pPr>
+            <w:r>
+              <w:rPr>
+                <w:rFonts w:ascii="Calibri" w:cs="Calibri" w:eastAsia="Calibri" w:hAnsi="Calibri"/>
+                <w:b w:val="false"/>
+                <w:bCs w:val="false"/>
+                <w:color w:val="1F2937"/>
+                <w:sz w:val="19"/>
+                <w:szCs w:val="19"/>
+              </w:rPr>
+              <w:t xml:space="preserve">the finding / policy definition — far too coarse</w:t>
+            </w:r>
+          </w:p>
+        </w:tc>
+      </w:tr>
+    </w:tbl>
+    <w:p>
+      <w:pPr>
+        <w:keepNext/>
+        <w:spacing w:after="120" w:before="160"/>
+      </w:pPr>
+      <w:r>
+        <w:rPr>
+          <w:rFonts w:ascii="Calibri" w:cs="Calibri" w:eastAsia="Calibri" w:hAnsi="Calibri"/>
+          <w:color w:val="1F2937"/>
+          <w:sz w:val="22"/>
+          <w:szCs w:val="22"/>
+        </w:rPr>
+        <w:t xml:space="preserve">Corrected count — dedupe first, then count:</w:t>
+      </w:r>
+    </w:p>
+    <w:p>
+      <w:pPr>
+        <w:keepNext/>
+        <w:keepLines/>
+        <w:shd w:fill="F3F4F6" w:val="clear"/>
+        <w:spacing w:after="60"/>
+      </w:pPr>
+      <w:r>
+        <w:rPr>
+          <w:rFonts w:ascii="Consolas" w:cs="Consolas" w:eastAsia="Consolas" w:hAnsi="Consolas"/>
+          <w:color w:val="111827"/>
+          <w:sz w:val="16"/>
+          <w:szCs w:val="16"/>
+        </w:rPr>
+        <w:t xml:space="preserve">dataset = koi_koi_raw</w:t>
+      </w:r>
+    </w:p>
+    <w:p>
+      <w:pPr>
+        <w:keepNext/>
+        <w:keepLines/>
+        <w:shd w:fill="F3F4F6" w:val="clear"/>
+        <w:spacing w:after="60"/>
+      </w:pPr>
+      <w:r>
+        <w:rPr>
+          <w:rFonts w:ascii="Consolas" w:cs="Consolas" w:eastAsia="Consolas" w:hAnsi="Consolas"/>
+          <w:color w:val="111827"/>
+          <w:sz w:val="16"/>
+          <w:szCs w:val="16"/>
+        </w:rPr>
+        <w:t xml:space="preserve">| filter source_log_type = "Alerts"</w:t>
+      </w:r>
+    </w:p>
+    <w:p>
+      <w:pPr>
+        <w:keepNext/>
+        <w:keepLines/>
+        <w:shd w:fill="F3F4F6" w:val="clear"/>
+        <w:spacing w:after="60"/>
+      </w:pPr>
+      <w:r>
+        <w:rPr>
+          <w:rFonts w:ascii="Consolas" w:cs="Consolas" w:eastAsia="Consolas" w:hAnsi="Consolas"/>
+          <w:color w:val="111827"/>
+          <w:sz w:val="16"/>
+          <w:szCs w:val="16"/>
+        </w:rPr>
+        <w:t xml:space="preserve">| alter koi_notification_id = json_extract_scalar(metadata, "$.notification_event_id")</w:t>
+      </w:r>
+    </w:p>
+    <w:p>
+      <w:pPr>
+        <w:keepNext/>
+        <w:keepLines/>
+        <w:shd w:fill="F3F4F6" w:val="clear"/>
+        <w:spacing w:after="60"/>
+      </w:pPr>
+      <w:r>
+        <w:rPr>
+          <w:rFonts w:ascii="Consolas" w:cs="Consolas" w:eastAsia="Consolas" w:hAnsi="Consolas"/>
+          <w:color w:val="111827"/>
+          <w:sz w:val="16"/>
+          <w:szCs w:val="16"/>
+        </w:rPr>
+        <w:t xml:space="preserve">| comp count_distinct(koi_notification_id) as alerts</w:t>
+      </w:r>
+    </w:p>
+    <w:p>
+      <w:pPr>
+        <w:spacing w:after="120" w:before="140"/>
+      </w:pPr>
+      <w:r>
+        <w:rPr>
+          <w:rFonts w:ascii="Calibri" w:cs="Calibri" w:eastAsia="Calibri" w:hAnsi="Calibri"/>
+          <w:b/>
+          <w:bCs/>
+          <w:color w:val="1F7A3D"/>
+          <w:sz w:val="18"/>
+          <w:szCs w:val="18"/>
+        </w:rPr>
+        <w:t xml:space="preserve">[LIVE] </w:t>
+      </w:r>
+      <w:r>
+        <w:rPr>
+          <w:rFonts w:ascii="Calibri" w:cs="Calibri" w:eastAsia="Calibri" w:hAnsi="Calibri"/>
+          <w:color w:val="1F2937"/>
+          <w:sz w:val="22"/>
+          <w:szCs w:val="22"/>
+        </w:rPr>
+        <w:t xml:space="preserve">On this data (21 July 2026), count() over Alerts returns 734 where count_distinct(koi_notification_id) returns 3. </w:t>
+      </w:r>
+      <w:r>
+        <w:rPr>
+          <w:rFonts w:ascii="Calibri" w:cs="Calibri" w:eastAsia="Calibri" w:hAnsi="Calibri"/>
+          <w:b/>
+          <w:bCs/>
+          <w:color w:val="6B7280"/>
+          <w:sz w:val="18"/>
+          <w:szCs w:val="18"/>
+        </w:rPr>
+        <w:t xml:space="preserve">[DERIVED] </w:t>
+      </w:r>
+      <w:r>
+        <w:rPr>
+          <w:rFonts w:ascii="Calibri" w:cs="Calibri" w:eastAsia="Calibri" w:hAnsi="Calibri"/>
+          <w:color w:val="1F2937"/>
+          <w:sz w:val="22"/>
+          <w:szCs w:val="22"/>
+        </w:rPr>
+        <w:t xml:space="preserve"> The query text above is composed from those verified field names and was not executed as written; metadata is a plain object, not an array, so no coalesce is needed.</w:t>
+      </w:r>
+    </w:p>
+    <w:p>
+      <w:pPr>
+        <w:keepLines/>
+        <w:pBdr>
+          <w:left w:val="single" w:color="B42318" w:sz="18" w:space="8"/>
+        </w:pBdr>
+        <w:shd w:fill="FEF2F2" w:val="clear"/>
+        <w:spacing w:after="160" w:before="120"/>
+        <w:ind w:left="160" w:right="160"/>
+      </w:pPr>
+      <w:r>
+        <w:rPr>
+          <w:rFonts w:ascii="Calibri" w:cs="Calibri" w:eastAsia="Calibri" w:hAnsi="Calibri"/>
+          <w:b/>
+          <w:bCs/>
+          <w:color w:val="B42318"/>
+          <w:sz w:val="22"/>
+          <w:szCs w:val="22"/>
+        </w:rPr>
+        <w:t xml:space="preserve">EVERY count() OVER ALERTS IS OVERSTATED  </w:t>
+      </w:r>
+      <w:r>
+        <w:rPr>
+          <w:rFonts w:ascii="Calibri" w:cs="Calibri" w:eastAsia="Calibri" w:hAnsi="Calibri"/>
+          <w:color w:val="1F2937"/>
+          <w:sz w:val="22"/>
+          <w:szCs w:val="22"/>
+        </w:rPr>
+        <w:t xml:space="preserve">The integration re-sends every still-open alert on each 1-minute fetch, so a row count is multiplied by however many fetch cycles each alert survived. Any triage playbook that reacts per alert row fires repeatedly for one real alert. Dedupe on the notification id — count_distinct(koi_notification_id) — and on historical rows extract it inline: json_extract_scalar(metadata, "$.notification_event_id"). Audit is unaffected; this is Alerts-only.</w:t>
+      </w:r>
+    </w:p>
+    <w:p>
+      <w:pPr>
+        <w:pStyle w:val="Heading2"/>
+        <w:keepNext/>
+        <w:keepLines/>
+        <w:spacing w:after="120" w:before="280"/>
+      </w:pPr>
+      <w:r>
+        <w:rPr>
+          <w:rFonts w:ascii="Calibri" w:cs="Calibri" w:eastAsia="Calibri" w:hAnsi="Calibri"/>
+          <w:b/>
+          <w:bCs/>
+          <w:color w:val="1F2937"/>
+          <w:sz w:val="26"/>
+          <w:szCs w:val="26"/>
+        </w:rPr>
+        <w:t xml:space="preserve">A12.  A marketplace value from an event is rejected with HTTP 400</w:t>
+      </w:r>
+    </w:p>
+    <w:tbl>
+      <w:tblPr>
+        <w:tblW w:type="dxa" w:w="9840"/>
+        <w:tblBorders>
+          <w:top w:val="single" w:color="auto" w:sz="4"/>
+          <w:left w:val="single" w:color="auto" w:sz="4"/>
+          <w:bottom w:val="single" w:color="auto" w:sz="4"/>
+          <w:right w:val="single" w:color="auto" w:sz="4"/>
+          <w:insideH w:val="single" w:color="auto" w:sz="4"/>
+          <w:insideV w:val="single" w:color="auto" w:sz="4"/>
+        </w:tblBorders>
+      </w:tblPr>
+      <w:tblGrid>
+        <w:gridCol w:w="1500"/>
+        <w:gridCol w:w="8340"/>
+      </w:tblGrid>
+      <w:tr>
+        <w:trPr>
+          <w:cantSplit/>
+          <w:tblHeader w:val="false"/>
+        </w:trPr>
+        <w:tc>
+          <w:tcPr>
+            <w:tcW w:type="dxa" w:w="1500"/>
+            <w:tcMar>
+              <w:top w:type="dxa" w:w="60"/>
+              <w:left w:type="dxa" w:w="100"/>
+              <w:bottom w:type="dxa" w:w="60"/>
+              <w:right w:type="dxa" w:w="100"/>
+            </w:tcMar>
+            <w:vAlign w:val="center"/>
+          </w:tcPr>
+          <w:p>
+            <w:pPr>
+              <w:spacing w:after="0"/>
+            </w:pPr>
+            <w:r>
+              <w:rPr>
+                <w:rFonts w:ascii="Calibri" w:cs="Calibri" w:eastAsia="Calibri" w:hAnsi="Calibri"/>
+                <w:b/>
+                <w:bCs/>
+                <w:color w:val="E8551F"/>
+                <w:sz w:val="19"/>
+                <w:szCs w:val="19"/>
+              </w:rPr>
+              <w:t xml:space="preserve">Symptom</w:t>
+            </w:r>
+          </w:p>
+        </w:tc>
+        <w:tc>
+          <w:tcPr>
+            <w:tcW w:type="dxa" w:w="8340"/>
+            <w:tcMar>
+              <w:top w:type="dxa" w:w="60"/>
+              <w:left w:type="dxa" w:w="100"/>
+              <w:bottom w:type="dxa" w:w="60"/>
+              <w:right w:type="dxa" w:w="100"/>
+            </w:tcMar>
+            <w:vAlign w:val="center"/>
+          </w:tcPr>
+          <w:p>
+            <w:pPr>
+              <w:spacing w:after="0"/>
+            </w:pPr>
+            <w:r>
+              <w:rPr>
+                <w:rFonts w:ascii="Calibri" w:cs="Calibri" w:eastAsia="Calibri" w:hAnsi="Calibri"/>
+                <w:b w:val="false"/>
+                <w:bCs w:val="false"/>
+                <w:color w:val="1F2937"/>
+                <w:sz w:val="19"/>
+                <w:szCs w:val="19"/>
+              </w:rPr>
+              <w:t xml:space="preserve">A command that takes a marketplace argument fails with HTTP 400 when the marketplace value came from an event in koi_koi_raw. The value looks valid but the API refuses it.</w:t>
+            </w:r>
+          </w:p>
+        </w:tc>
+      </w:tr>
+      <w:tr>
+        <w:trPr>
+          <w:cantSplit/>
+          <w:tblHeader w:val="false"/>
+        </w:trPr>
+        <w:tc>
+          <w:tcPr>
+            <w:tcW w:type="dxa" w:w="1500"/>
+            <w:tcMar>
+              <w:top w:type="dxa" w:w="60"/>
+              <w:left w:type="dxa" w:w="100"/>
+              <w:bottom w:type="dxa" w:w="60"/>
+              <w:right w:type="dxa" w:w="100"/>
+            </w:tcMar>
+            <w:vAlign w:val="center"/>
+          </w:tcPr>
+          <w:p>
+            <w:pPr>
+              <w:spacing w:after="0"/>
+            </w:pPr>
+            <w:r>
+              <w:rPr>
+                <w:rFonts w:ascii="Calibri" w:cs="Calibri" w:eastAsia="Calibri" w:hAnsi="Calibri"/>
+                <w:b/>
+                <w:bCs/>
+                <w:color w:val="E8551F"/>
+                <w:sz w:val="19"/>
+                <w:szCs w:val="19"/>
+              </w:rPr>
+              <w:t xml:space="preserve">Cause</w:t>
+            </w:r>
+          </w:p>
+        </w:tc>
+        <w:tc>
+          <w:tcPr>
+            <w:tcW w:type="dxa" w:w="8340"/>
+            <w:tcMar>
+              <w:top w:type="dxa" w:w="60"/>
+              <w:left w:type="dxa" w:w="100"/>
+              <w:bottom w:type="dxa" w:w="60"/>
+              <w:right w:type="dxa" w:w="100"/>
+            </w:tcMar>
+            <w:vAlign w:val="center"/>
+          </w:tcPr>
+          <w:p>
+            <w:pPr>
+              <w:spacing w:after="0"/>
+            </w:pPr>
+            <w:r>
+              <w:rPr>
+                <w:rFonts w:ascii="Calibri" w:cs="Calibri" w:eastAsia="Calibri" w:hAnsi="Calibri"/>
+                <w:b w:val="false"/>
+                <w:bCs w:val="false"/>
+                <w:color w:val="1F2937"/>
+                <w:sz w:val="19"/>
+                <w:szCs w:val="19"/>
+              </w:rPr>
+              <w:t xml:space="preserve">The marketplace field in koi_koi_raw uses SHORT forms (software_windows, chrome, vsc, …). The API and the pack's YAML predefined list use LONG forms (windows, chrome_web_store, vscode, …). The two vocabularies differ for most values — including the single most common event value, software_windows (which the API only accepts as windows) — so a value read from an event and passed to a command unchanged is usually rejected. Some values do coincide and pass through: npm and pypi (pypi is the second most common event value overall), plus homebrew, chocolatey, cursor, docker and claude_desktop_extensions.</w:t>
+            </w:r>
+          </w:p>
+        </w:tc>
+      </w:tr>
+      <w:tr>
+        <w:trPr>
+          <w:cantSplit/>
+          <w:tblHeader w:val="false"/>
+        </w:trPr>
+        <w:tc>
+          <w:tcPr>
+            <w:tcW w:type="dxa" w:w="1500"/>
+            <w:tcMar>
+              <w:top w:type="dxa" w:w="60"/>
+              <w:left w:type="dxa" w:w="100"/>
+              <w:bottom w:type="dxa" w:w="60"/>
+              <w:right w:type="dxa" w:w="100"/>
+            </w:tcMar>
+            <w:vAlign w:val="center"/>
+          </w:tcPr>
+          <w:p>
+            <w:pPr>
+              <w:spacing w:after="0"/>
+            </w:pPr>
+            <w:r>
+              <w:rPr>
+                <w:rFonts w:ascii="Calibri" w:cs="Calibri" w:eastAsia="Calibri" w:hAnsi="Calibri"/>
+                <w:b/>
+                <w:bCs/>
+                <w:color w:val="E8551F"/>
+                <w:sz w:val="19"/>
+                <w:szCs w:val="19"/>
+              </w:rPr>
+              <w:t xml:space="preserve">Evidence</w:t>
+            </w:r>
+          </w:p>
+        </w:tc>
+        <w:tc>
+          <w:tcPr>
+            <w:tcW w:type="dxa" w:w="8340"/>
+            <w:tcMar>
+              <w:top w:type="dxa" w:w="60"/>
+              <w:left w:type="dxa" w:w="100"/>
+              <w:bottom w:type="dxa" w:w="60"/>
+              <w:right w:type="dxa" w:w="100"/>
+            </w:tcMar>
+            <w:vAlign w:val="center"/>
+          </w:tcPr>
+          <w:p>
+            <w:pPr>
+              <w:spacing w:after="0"/>
+            </w:pPr>
+            <w:r>
+              <w:rPr>
+                <w:rFonts w:ascii="Calibri" w:cs="Calibri" w:eastAsia="Calibri" w:hAnsi="Calibri"/>
+                <w:b w:val="false"/>
+                <w:bCs w:val="false"/>
+                <w:color w:val="1F2937"/>
+                <w:sz w:val="19"/>
+                <w:szCs w:val="19"/>
+              </w:rPr>
+              <w:t xml:space="preserve">[LIVE] Verified 21 July 2026 by testing every marketplace value against GET /inventory?marketplace=. The koi_koi_raw marketplace field uses short forms and the API / YAML predefined list uses long forms; the two coincide for only a handful of values and differ for the majority. In a controlled operator test the same day, 16 of 19 real events (84 %) carried a value that failed HTTP 400 unmapped and succeeded once mapped — only pypi worked untouched. [YAML] The 22 long-form names are the predefined list on the marketplace argument.</w:t>
+            </w:r>
+          </w:p>
+        </w:tc>
+      </w:tr>
+      <w:tr>
+        <w:trPr>
+          <w:cantSplit/>
+          <w:tblHeader w:val="false"/>
+        </w:trPr>
+        <w:tc>
+          <w:tcPr>
+            <w:tcW w:type="dxa" w:w="1500"/>
+            <w:tcMar>
+              <w:top w:type="dxa" w:w="60"/>
+              <w:left w:type="dxa" w:w="100"/>
+              <w:bottom w:type="dxa" w:w="60"/>
+              <w:right w:type="dxa" w:w="100"/>
+            </w:tcMar>
+            <w:vAlign w:val="center"/>
+          </w:tcPr>
+          <w:p>
+            <w:pPr>
+              <w:spacing w:after="0"/>
+            </w:pPr>
+            <w:r>
+              <w:rPr>
+                <w:rFonts w:ascii="Calibri" w:cs="Calibri" w:eastAsia="Calibri" w:hAnsi="Calibri"/>
+                <w:b/>
+                <w:bCs/>
+                <w:color w:val="E8551F"/>
+                <w:sz w:val="19"/>
+                <w:szCs w:val="19"/>
+              </w:rPr>
+              <w:t xml:space="preserve">Do this</w:t>
+            </w:r>
+          </w:p>
+        </w:tc>
+        <w:tc>
+          <w:tcPr>
+            <w:tcW w:type="dxa" w:w="8340"/>
+            <w:tcMar>
+              <w:top w:type="dxa" w:w="60"/>
+              <w:left w:type="dxa" w:w="100"/>
+              <w:bottom w:type="dxa" w:w="60"/>
+              <w:right w:type="dxa" w:w="100"/>
+            </w:tcMar>
+            <w:vAlign w:val="center"/>
+          </w:tcPr>
+          <w:p>
+            <w:pPr>
+              <w:spacing w:after="0"/>
+            </w:pPr>
+            <w:r>
+              <w:rPr>
+                <w:rFonts w:ascii="Calibri" w:cs="Calibri" w:eastAsia="Calibri" w:hAnsi="Calibri"/>
+                <w:b w:val="false"/>
+                <w:bCs w:val="false"/>
+                <w:color w:val="1F2937"/>
+                <w:sz w:val="19"/>
+                <w:szCs w:val="19"/>
+              </w:rPr>
+              <w:t xml:space="preserve">Map the event short form to the API long form between reading an event and calling a command. Three event values (built_in, ollama, side_loaded) have no API equivalent at all — treat them as "unknown marketplace" and do not pass them on.</w:t>
+            </w:r>
+          </w:p>
+        </w:tc>
+      </w:tr>
+    </w:tbl>
+    <w:p>
+      <w:pPr>
+        <w:spacing w:after="80"/>
+      </w:pPr>
+    </w:p>
+    <w:p>
+      <w:pPr>
+        <w:spacing w:after="120"/>
+      </w:pPr>
+      <w:r>
+        <w:rPr>
+          <w:rFonts w:ascii="Calibri" w:cs="Calibri" w:eastAsia="Calibri" w:hAnsi="Calibri"/>
+          <w:b/>
+          <w:bCs/>
+          <w:color w:val="1D4ED8"/>
+          <w:sz w:val="18"/>
+          <w:szCs w:val="18"/>
+        </w:rPr>
+        <w:t xml:space="preserve">[YAML] </w:t>
+      </w:r>
+      <w:r>
+        <w:rPr>
+          <w:rFonts w:ascii="Calibri" w:cs="Calibri" w:eastAsia="Calibri" w:hAnsi="Calibri"/>
+          <w:color w:val="1F2937"/>
+          <w:sz w:val="22"/>
+          <w:szCs w:val="22"/>
+        </w:rPr>
+        <w:t xml:space="preserve">7 commands take a marketplace argument and validate it against the 22 long-form names; koi-inventory-item-endpoints-list and koi-inventory-item-get require it. Passing a raw event value to any of them fails with HTTP 400.</w:t>
+      </w:r>
+    </w:p>
+    <w:p>
+      <w:pPr>
+        <w:keepNext/>
+        <w:spacing w:after="120" w:before="120"/>
+      </w:pPr>
+      <w:r>
+        <w:rPr>
+          <w:rFonts w:ascii="Calibri" w:cs="Calibri" w:eastAsia="Calibri" w:hAnsi="Calibri"/>
+          <w:color w:val="1F2937"/>
+          <w:sz w:val="22"/>
+          <w:szCs w:val="22"/>
+        </w:rPr>
+        <w:t xml:space="preserve">Event short form → API long form. The mapping is the fact; the two count columns are a 21 Jul 2026 snapshot and drift:</w:t>
+      </w:r>
+    </w:p>
+    <w:tbl>
+      <w:tblPr>
+        <w:tblW w:type="dxa" w:w="9840"/>
+        <w:tblBorders>
+          <w:top w:val="single" w:color="auto" w:sz="4"/>
+          <w:left w:val="single" w:color="auto" w:sz="4"/>
+          <w:bottom w:val="single" w:color="auto" w:sz="4"/>
+          <w:right w:val="single" w:color="auto" w:sz="4"/>
+          <w:insideH w:val="single" w:color="auto" w:sz="4"/>
+          <w:insideV w:val="single" w:color="auto" w:sz="4"/>
+        </w:tblBorders>
+      </w:tblPr>
+      <w:tblGrid>
+        <w:gridCol w:w="2750"/>
+        <w:gridCol w:w="1000"/>
+        <w:gridCol w:w="2900"/>
+        <w:gridCol w:w="1050"/>
+        <w:gridCol w:w="2140"/>
+      </w:tblGrid>
+      <w:tr>
+        <w:trPr>
+          <w:cantSplit/>
+          <w:tblHeader/>
+        </w:trPr>
+        <w:tc>
+          <w:tcPr>
+            <w:tcW w:type="dxa" w:w="2750"/>
+            <w:shd w:fill="334155" w:val="clear"/>
+            <w:tcMar>
+              <w:top w:type="dxa" w:w="60"/>
+              <w:left w:type="dxa" w:w="100"/>
+              <w:bottom w:type="dxa" w:w="60"/>
+              <w:right w:type="dxa" w:w="100"/>
+            </w:tcMar>
+            <w:vAlign w:val="center"/>
+          </w:tcPr>
+          <w:p>
+            <w:pPr>
+              <w:spacing w:after="0"/>
+            </w:pPr>
+            <w:r>
+              <w:rPr>
+                <w:rFonts w:ascii="Calibri" w:cs="Calibri" w:eastAsia="Calibri" w:hAnsi="Calibri"/>
+                <w:b/>
+                <w:bCs/>
+                <w:color w:val="FFFFFF"/>
+                <w:sz w:val="20"/>
+                <w:szCs w:val="20"/>
+              </w:rPr>
+              <w:t xml:space="preserve">Event value (koi_koi_raw)</w:t>
+            </w:r>
+          </w:p>
+        </w:tc>
+        <w:tc>
+          <w:tcPr>
+            <w:tcW w:type="dxa" w:w="1000"/>
+            <w:shd w:fill="334155" w:val="clear"/>
+            <w:tcMar>
+              <w:top w:type="dxa" w:w="60"/>
+              <w:left w:type="dxa" w:w="100"/>
+              <w:bottom w:type="dxa" w:w="60"/>
+              <w:right w:type="dxa" w:w="100"/>
+            </w:tcMar>
+            <w:vAlign w:val="center"/>
+          </w:tcPr>
+          <w:p>
+            <w:pPr>
+              <w:spacing w:after="0"/>
+            </w:pPr>
+            <w:r>
+              <w:rPr>
+                <w:rFonts w:ascii="Calibri" w:cs="Calibri" w:eastAsia="Calibri" w:hAnsi="Calibri"/>
+                <w:b/>
+                <w:bCs/>
+                <w:color w:val="FFFFFF"/>
+                <w:sz w:val="20"/>
+                <w:szCs w:val="20"/>
+              </w:rPr>
+              <w:t xml:space="preserve">Events</w:t>
+            </w:r>
+          </w:p>
+        </w:tc>
+        <w:tc>
+          <w:tcPr>
+            <w:tcW w:type="dxa" w:w="2900"/>
+            <w:shd w:fill="334155" w:val="clear"/>
+            <w:tcMar>
+              <w:top w:type="dxa" w:w="60"/>
+              <w:left w:type="dxa" w:w="100"/>
+              <w:bottom w:type="dxa" w:w="60"/>
+              <w:right w:type="dxa" w:w="100"/>
+            </w:tcMar>
+            <w:vAlign w:val="center"/>
+          </w:tcPr>
+          <w:p>
+            <w:pPr>
+              <w:spacing w:after="0"/>
+            </w:pPr>
+            <w:r>
+              <w:rPr>
+                <w:rFonts w:ascii="Calibri" w:cs="Calibri" w:eastAsia="Calibri" w:hAnsi="Calibri"/>
+                <w:b/>
+                <w:bCs/>
+                <w:color w:val="FFFFFF"/>
+                <w:sz w:val="20"/>
+                <w:szCs w:val="20"/>
+              </w:rPr>
+              <w:t xml:space="preserve">API / YAML value</w:t>
+            </w:r>
+          </w:p>
+        </w:tc>
+        <w:tc>
+          <w:tcPr>
+            <w:tcW w:type="dxa" w:w="1050"/>
+            <w:shd w:fill="334155" w:val="clear"/>
+            <w:tcMar>
+              <w:top w:type="dxa" w:w="60"/>
+              <w:left w:type="dxa" w:w="100"/>
+              <w:bottom w:type="dxa" w:w="60"/>
+              <w:right w:type="dxa" w:w="100"/>
+            </w:tcMar>
+            <w:vAlign w:val="center"/>
+          </w:tcPr>
+          <w:p>
+            <w:pPr>
+              <w:spacing w:after="0"/>
+            </w:pPr>
+            <w:r>
+              <w:rPr>
+                <w:rFonts w:ascii="Calibri" w:cs="Calibri" w:eastAsia="Calibri" w:hAnsi="Calibri"/>
+                <w:b/>
+                <w:bCs/>
+                <w:color w:val="FFFFFF"/>
+                <w:sz w:val="20"/>
+                <w:szCs w:val="20"/>
+              </w:rPr>
+              <w:t xml:space="preserve">API items</w:t>
+            </w:r>
+          </w:p>
+        </w:tc>
+        <w:tc>
+          <w:tcPr>
+            <w:tcW w:type="dxa" w:w="2140"/>
+            <w:shd w:fill="334155" w:val="clear"/>
+            <w:tcMar>
+              <w:top w:type="dxa" w:w="60"/>
+              <w:left w:type="dxa" w:w="100"/>
+              <w:bottom w:type="dxa" w:w="60"/>
+              <w:right w:type="dxa" w:w="100"/>
+            </w:tcMar>
+            <w:vAlign w:val="center"/>
+          </w:tcPr>
+          <w:p>
+            <w:pPr>
+              <w:spacing w:after="0"/>
+            </w:pPr>
+            <w:r>
+              <w:rPr>
+                <w:rFonts w:ascii="Calibri" w:cs="Calibri" w:eastAsia="Calibri" w:hAnsi="Calibri"/>
+                <w:b/>
+                <w:bCs/>
+                <w:color w:val="FFFFFF"/>
+                <w:sz w:val="20"/>
+                <w:szCs w:val="20"/>
+              </w:rPr>
+              <w:t xml:space="preserve">Note</w:t>
+            </w:r>
+          </w:p>
+        </w:tc>
+      </w:tr>
+      <w:tr>
+        <w:trPr>
+          <w:cantSplit/>
+          <w:tblHeader w:val="false"/>
+        </w:trPr>
+        <w:tc>
+          <w:tcPr>
+            <w:tcW w:type="dxa" w:w="2750"/>
+            <w:tcMar>
+              <w:top w:type="dxa" w:w="60"/>
+              <w:left w:type="dxa" w:w="100"/>
+              <w:bottom w:type="dxa" w:w="60"/>
+              <w:right w:type="dxa" w:w="100"/>
+            </w:tcMar>
+            <w:vAlign w:val="center"/>
+          </w:tcPr>
+          <w:p>
+            <w:pPr>
+              <w:spacing w:after="0"/>
+            </w:pPr>
+            <w:r>
+              <w:rPr>
+                <w:rFonts w:ascii="Consolas" w:cs="Consolas" w:eastAsia="Consolas" w:hAnsi="Consolas"/>
+                <w:b w:val="false"/>
+                <w:bCs w:val="false"/>
+                <w:color w:val="1F2937"/>
+                <w:sz w:val="16"/>
+                <w:szCs w:val="16"/>
+              </w:rPr>
+              <w:t xml:space="preserve">software_windows</w:t>
+            </w:r>
+          </w:p>
+        </w:tc>
+        <w:tc>
+          <w:tcPr>
+            <w:tcW w:type="dxa" w:w="1000"/>
+            <w:tcMar>
+              <w:top w:type="dxa" w:w="60"/>
+              <w:left w:type="dxa" w:w="100"/>
+              <w:bottom w:type="dxa" w:w="60"/>
+              <w:right w:type="dxa" w:w="100"/>
+            </w:tcMar>
+            <w:vAlign w:val="center"/>
+          </w:tcPr>
+          <w:p>
+            <w:pPr>
+              <w:spacing w:after="0"/>
+            </w:pPr>
+            <w:r>
+              <w:rPr>
+                <w:rFonts w:ascii="Calibri" w:cs="Calibri" w:eastAsia="Calibri" w:hAnsi="Calibri"/>
+                <w:b w:val="false"/>
+                <w:bCs w:val="false"/>
+                <w:color w:val="1F2937"/>
+                <w:sz w:val="19"/>
+                <w:szCs w:val="19"/>
+              </w:rPr>
+              <w:t xml:space="preserve">5,301</w:t>
+            </w:r>
+          </w:p>
+        </w:tc>
+        <w:tc>
+          <w:tcPr>
+            <w:tcW w:type="dxa" w:w="2900"/>
+            <w:tcMar>
+              <w:top w:type="dxa" w:w="60"/>
+              <w:left w:type="dxa" w:w="100"/>
+              <w:bottom w:type="dxa" w:w="60"/>
+              <w:right w:type="dxa" w:w="100"/>
+            </w:tcMar>
+            <w:vAlign w:val="center"/>
+          </w:tcPr>
+          <w:p>
+            <w:pPr>
+              <w:spacing w:after="0"/>
+            </w:pPr>
+            <w:r>
+              <w:rPr>
+                <w:rFonts w:ascii="Consolas" w:cs="Consolas" w:eastAsia="Consolas" w:hAnsi="Consolas"/>
+                <w:b w:val="false"/>
+                <w:bCs w:val="false"/>
+                <w:color w:val="1F2937"/>
+                <w:sz w:val="16"/>
+                <w:szCs w:val="16"/>
+              </w:rPr>
+              <w:t xml:space="preserve">windows</w:t>
+            </w:r>
+          </w:p>
+        </w:tc>
+        <w:tc>
+          <w:tcPr>
+            <w:tcW w:type="dxa" w:w="1050"/>
+            <w:tcMar>
+              <w:top w:type="dxa" w:w="60"/>
+              <w:left w:type="dxa" w:w="100"/>
+              <w:bottom w:type="dxa" w:w="60"/>
+              <w:right w:type="dxa" w:w="100"/>
+            </w:tcMar>
+            <w:vAlign w:val="center"/>
+          </w:tcPr>
+          <w:p>
+            <w:pPr>
+              <w:spacing w:after="0"/>
+            </w:pPr>
+            <w:r>
+              <w:rPr>
+                <w:rFonts w:ascii="Calibri" w:cs="Calibri" w:eastAsia="Calibri" w:hAnsi="Calibri"/>
+                <w:b w:val="false"/>
+                <w:bCs w:val="false"/>
+                <w:color w:val="1F2937"/>
+                <w:sz w:val="19"/>
+                <w:szCs w:val="19"/>
+              </w:rPr>
+              <w:t xml:space="preserve">214</w:t>
+            </w:r>
+          </w:p>
+        </w:tc>
+        <w:tc>
+          <w:tcPr>
+            <w:tcW w:type="dxa" w:w="2140"/>
+            <w:tcMar>
+              <w:top w:type="dxa" w:w="60"/>
+              <w:left w:type="dxa" w:w="100"/>
+              <w:bottom w:type="dxa" w:w="60"/>
+              <w:right w:type="dxa" w:w="100"/>
+            </w:tcMar>
+            <w:vAlign w:val="center"/>
+          </w:tcPr>
+          <w:p>
+            <w:pPr>
+              <w:spacing w:after="0"/>
+            </w:pPr>
+            <w:r>
+              <w:rPr>
+                <w:rFonts w:ascii="Calibri" w:cs="Calibri" w:eastAsia="Calibri" w:hAnsi="Calibri"/>
+                <w:b w:val="false"/>
+                <w:bCs w:val="false"/>
+                <w:color w:val="1F2937"/>
+                <w:sz w:val="19"/>
+                <w:szCs w:val="19"/>
+              </w:rPr>
+              <w:t xml:space="preserve">must be mapped</w:t>
+            </w:r>
+          </w:p>
+        </w:tc>
+      </w:tr>
+      <w:tr>
+        <w:trPr>
+          <w:cantSplit/>
+          <w:tblHeader w:val="false"/>
+        </w:trPr>
+        <w:tc>
+          <w:tcPr>
+            <w:tcW w:type="dxa" w:w="2750"/>
+            <w:tcMar>
+              <w:top w:type="dxa" w:w="60"/>
+              <w:left w:type="dxa" w:w="100"/>
+              <w:bottom w:type="dxa" w:w="60"/>
+              <w:right w:type="dxa" w:w="100"/>
+            </w:tcMar>
+            <w:vAlign w:val="center"/>
+          </w:tcPr>
+          <w:p>
+            <w:pPr>
+              <w:spacing w:after="0"/>
+            </w:pPr>
+            <w:r>
+              <w:rPr>
+                <w:rFonts w:ascii="Consolas" w:cs="Consolas" w:eastAsia="Consolas" w:hAnsi="Consolas"/>
+                <w:b w:val="false"/>
+                <w:bCs w:val="false"/>
+                <w:color w:val="1F2937"/>
+                <w:sz w:val="16"/>
+                <w:szCs w:val="16"/>
+              </w:rPr>
+              <w:t xml:space="preserve">pypi</w:t>
+            </w:r>
+          </w:p>
+        </w:tc>
+        <w:tc>
+          <w:tcPr>
+            <w:tcW w:type="dxa" w:w="1000"/>
+            <w:tcMar>
+              <w:top w:type="dxa" w:w="60"/>
+              <w:left w:type="dxa" w:w="100"/>
+              <w:bottom w:type="dxa" w:w="60"/>
+              <w:right w:type="dxa" w:w="100"/>
+            </w:tcMar>
+            <w:vAlign w:val="center"/>
+          </w:tcPr>
+          <w:p>
+            <w:pPr>
+              <w:spacing w:after="0"/>
+            </w:pPr>
+            <w:r>
+              <w:rPr>
+                <w:rFonts w:ascii="Calibri" w:cs="Calibri" w:eastAsia="Calibri" w:hAnsi="Calibri"/>
+                <w:b w:val="false"/>
+                <w:bCs w:val="false"/>
+                <w:color w:val="1F2937"/>
+                <w:sz w:val="19"/>
+                <w:szCs w:val="19"/>
+              </w:rPr>
+              <w:t xml:space="preserve">4,674</w:t>
+            </w:r>
+          </w:p>
+        </w:tc>
+        <w:tc>
+          <w:tcPr>
+            <w:tcW w:type="dxa" w:w="2900"/>
+            <w:tcMar>
+              <w:top w:type="dxa" w:w="60"/>
+              <w:left w:type="dxa" w:w="100"/>
+              <w:bottom w:type="dxa" w:w="60"/>
+              <w:right w:type="dxa" w:w="100"/>
+            </w:tcMar>
+            <w:vAlign w:val="center"/>
+          </w:tcPr>
+          <w:p>
+            <w:pPr>
+              <w:spacing w:after="0"/>
+            </w:pPr>
+            <w:r>
+              <w:rPr>
+                <w:rFonts w:ascii="Consolas" w:cs="Consolas" w:eastAsia="Consolas" w:hAnsi="Consolas"/>
+                <w:b w:val="false"/>
+                <w:bCs w:val="false"/>
+                <w:color w:val="1F2937"/>
+                <w:sz w:val="16"/>
+                <w:szCs w:val="16"/>
+              </w:rPr>
+              <w:t xml:space="preserve">pypi</w:t>
+            </w:r>
+          </w:p>
+        </w:tc>
+        <w:tc>
+          <w:tcPr>
+            <w:tcW w:type="dxa" w:w="1050"/>
+            <w:tcMar>
+              <w:top w:type="dxa" w:w="60"/>
+              <w:left w:type="dxa" w:w="100"/>
+              <w:bottom w:type="dxa" w:w="60"/>
+              <w:right w:type="dxa" w:w="100"/>
+            </w:tcMar>
+            <w:vAlign w:val="center"/>
+          </w:tcPr>
+          <w:p>
+            <w:pPr>
+              <w:spacing w:after="0"/>
+            </w:pPr>
+            <w:r>
+              <w:rPr>
+                <w:rFonts w:ascii="Calibri" w:cs="Calibri" w:eastAsia="Calibri" w:hAnsi="Calibri"/>
+                <w:b w:val="false"/>
+                <w:bCs w:val="false"/>
+                <w:color w:val="1F2937"/>
+                <w:sz w:val="19"/>
+                <w:szCs w:val="19"/>
+              </w:rPr>
+              <w:t xml:space="preserve">1,990</w:t>
+            </w:r>
+          </w:p>
+        </w:tc>
+        <w:tc>
+          <w:tcPr>
+            <w:tcW w:type="dxa" w:w="2140"/>
+            <w:tcMar>
+              <w:top w:type="dxa" w:w="60"/>
+              <w:left w:type="dxa" w:w="100"/>
+              <w:bottom w:type="dxa" w:w="60"/>
+              <w:right w:type="dxa" w:w="100"/>
+            </w:tcMar>
+            <w:vAlign w:val="center"/>
+          </w:tcPr>
+          <w:p>
+            <w:pPr>
+              <w:spacing w:after="0"/>
+            </w:pPr>
+            <w:r>
+              <w:rPr>
+                <w:rFonts w:ascii="Calibri" w:cs="Calibri" w:eastAsia="Calibri" w:hAnsi="Calibri"/>
+                <w:b w:val="false"/>
+                <w:bCs w:val="false"/>
+                <w:color w:val="1F2937"/>
+                <w:sz w:val="19"/>
+                <w:szCs w:val="19"/>
+              </w:rPr>
+              <w:t xml:space="preserve">matches — passes through unchanged</w:t>
+            </w:r>
+          </w:p>
+        </w:tc>
+      </w:tr>
+      <w:tr>
+        <w:trPr>
+          <w:cantSplit/>
+          <w:tblHeader w:val="false"/>
+        </w:trPr>
+        <w:tc>
+          <w:tcPr>
+            <w:tcW w:type="dxa" w:w="2750"/>
+            <w:tcMar>
+              <w:top w:type="dxa" w:w="60"/>
+              <w:left w:type="dxa" w:w="100"/>
+              <w:bottom w:type="dxa" w:w="60"/>
+              <w:right w:type="dxa" w:w="100"/>
+            </w:tcMar>
+            <w:vAlign w:val="center"/>
+          </w:tcPr>
+          <w:p>
+            <w:pPr>
+              <w:spacing w:after="0"/>
+            </w:pPr>
+            <w:r>
+              <w:rPr>
+                <w:rFonts w:ascii="Consolas" w:cs="Consolas" w:eastAsia="Consolas" w:hAnsi="Consolas"/>
+                <w:b w:val="false"/>
+                <w:bCs w:val="false"/>
+                <w:color w:val="1F2937"/>
+                <w:sz w:val="16"/>
+                <w:szCs w:val="16"/>
+              </w:rPr>
+              <w:t xml:space="preserve">chrome</w:t>
+            </w:r>
+          </w:p>
+        </w:tc>
+        <w:tc>
+          <w:tcPr>
+            <w:tcW w:type="dxa" w:w="1000"/>
+            <w:tcMar>
+              <w:top w:type="dxa" w:w="60"/>
+              <w:left w:type="dxa" w:w="100"/>
+              <w:bottom w:type="dxa" w:w="60"/>
+              <w:right w:type="dxa" w:w="100"/>
+            </w:tcMar>
+            <w:vAlign w:val="center"/>
+          </w:tcPr>
+          <w:p>
+            <w:pPr>
+              <w:spacing w:after="0"/>
+            </w:pPr>
+            <w:r>
+              <w:rPr>
+                <w:rFonts w:ascii="Calibri" w:cs="Calibri" w:eastAsia="Calibri" w:hAnsi="Calibri"/>
+                <w:b w:val="false"/>
+                <w:bCs w:val="false"/>
+                <w:color w:val="1F2937"/>
+                <w:sz w:val="19"/>
+                <w:szCs w:val="19"/>
+              </w:rPr>
+              <w:t xml:space="preserve">891</w:t>
+            </w:r>
+          </w:p>
+        </w:tc>
+        <w:tc>
+          <w:tcPr>
+            <w:tcW w:type="dxa" w:w="2900"/>
+            <w:tcMar>
+              <w:top w:type="dxa" w:w="60"/>
+              <w:left w:type="dxa" w:w="100"/>
+              <w:bottom w:type="dxa" w:w="60"/>
+              <w:right w:type="dxa" w:w="100"/>
+            </w:tcMar>
+            <w:vAlign w:val="center"/>
+          </w:tcPr>
+          <w:p>
+            <w:pPr>
+              <w:spacing w:after="0"/>
+            </w:pPr>
+            <w:r>
+              <w:rPr>
+                <w:rFonts w:ascii="Consolas" w:cs="Consolas" w:eastAsia="Consolas" w:hAnsi="Consolas"/>
+                <w:b w:val="false"/>
+                <w:bCs w:val="false"/>
+                <w:color w:val="1F2937"/>
+                <w:sz w:val="16"/>
+                <w:szCs w:val="16"/>
+              </w:rPr>
+              <w:t xml:space="preserve">chrome_web_store</w:t>
+            </w:r>
+          </w:p>
+        </w:tc>
+        <w:tc>
+          <w:tcPr>
+            <w:tcW w:type="dxa" w:w="1050"/>
+            <w:tcMar>
+              <w:top w:type="dxa" w:w="60"/>
+              <w:left w:type="dxa" w:w="100"/>
+              <w:bottom w:type="dxa" w:w="60"/>
+              <w:right w:type="dxa" w:w="100"/>
+            </w:tcMar>
+            <w:vAlign w:val="center"/>
+          </w:tcPr>
+          <w:p>
+            <w:pPr>
+              <w:spacing w:after="0"/>
+            </w:pPr>
+            <w:r>
+              <w:rPr>
+                <w:rFonts w:ascii="Calibri" w:cs="Calibri" w:eastAsia="Calibri" w:hAnsi="Calibri"/>
+                <w:b w:val="false"/>
+                <w:bCs w:val="false"/>
+                <w:color w:val="1F2937"/>
+                <w:sz w:val="19"/>
+                <w:szCs w:val="19"/>
+              </w:rPr>
+              <w:t xml:space="preserve">63</w:t>
+            </w:r>
+          </w:p>
+        </w:tc>
+        <w:tc>
+          <w:tcPr>
+            <w:tcW w:type="dxa" w:w="2140"/>
+            <w:tcMar>
+              <w:top w:type="dxa" w:w="60"/>
+              <w:left w:type="dxa" w:w="100"/>
+              <w:bottom w:type="dxa" w:w="60"/>
+              <w:right w:type="dxa" w:w="100"/>
+            </w:tcMar>
+            <w:vAlign w:val="center"/>
+          </w:tcPr>
+          <w:p>
+            <w:pPr>
+              <w:spacing w:after="0"/>
+            </w:pPr>
+            <w:r>
+              <w:rPr>
+                <w:rFonts w:ascii="Calibri" w:cs="Calibri" w:eastAsia="Calibri" w:hAnsi="Calibri"/>
+                <w:b w:val="false"/>
+                <w:bCs w:val="false"/>
+                <w:color w:val="1F2937"/>
+                <w:sz w:val="19"/>
+                <w:szCs w:val="19"/>
+              </w:rPr>
+              <w:t xml:space="preserve">must be mapped</w:t>
+            </w:r>
+          </w:p>
+        </w:tc>
+      </w:tr>
+      <w:tr>
+        <w:trPr>
+          <w:cantSplit/>
+          <w:tblHeader w:val="false"/>
+        </w:trPr>
+        <w:tc>
+          <w:tcPr>
+            <w:tcW w:type="dxa" w:w="2750"/>
+            <w:tcMar>
+              <w:top w:type="dxa" w:w="60"/>
+              <w:left w:type="dxa" w:w="100"/>
+              <w:bottom w:type="dxa" w:w="60"/>
+              <w:right w:type="dxa" w:w="100"/>
+            </w:tcMar>
+            <w:vAlign w:val="center"/>
+          </w:tcPr>
+          <w:p>
+            <w:pPr>
+              <w:spacing w:after="0"/>
+            </w:pPr>
+            <w:r>
+              <w:rPr>
+                <w:rFonts w:ascii="Consolas" w:cs="Consolas" w:eastAsia="Consolas" w:hAnsi="Consolas"/>
+                <w:b w:val="false"/>
+                <w:bCs w:val="false"/>
+                <w:color w:val="1F2937"/>
+                <w:sz w:val="16"/>
+                <w:szCs w:val="16"/>
+              </w:rPr>
+              <w:t xml:space="preserve">built_in</w:t>
+            </w:r>
+          </w:p>
+        </w:tc>
+        <w:tc>
+          <w:tcPr>
+            <w:tcW w:type="dxa" w:w="1000"/>
+            <w:tcMar>
+              <w:top w:type="dxa" w:w="60"/>
+              <w:left w:type="dxa" w:w="100"/>
+              <w:bottom w:type="dxa" w:w="60"/>
+              <w:right w:type="dxa" w:w="100"/>
+            </w:tcMar>
+            <w:vAlign w:val="center"/>
+          </w:tcPr>
+          <w:p>
+            <w:pPr>
+              <w:spacing w:after="0"/>
+            </w:pPr>
+            <w:r>
+              <w:rPr>
+                <w:rFonts w:ascii="Calibri" w:cs="Calibri" w:eastAsia="Calibri" w:hAnsi="Calibri"/>
+                <w:b w:val="false"/>
+                <w:bCs w:val="false"/>
+                <w:color w:val="1F2937"/>
+                <w:sz w:val="19"/>
+                <w:szCs w:val="19"/>
+              </w:rPr>
+              <w:t xml:space="preserve">829</w:t>
+            </w:r>
+          </w:p>
+        </w:tc>
+        <w:tc>
+          <w:tcPr>
+            <w:tcW w:type="dxa" w:w="2900"/>
+            <w:tcMar>
+              <w:top w:type="dxa" w:w="60"/>
+              <w:left w:type="dxa" w:w="100"/>
+              <w:bottom w:type="dxa" w:w="60"/>
+              <w:right w:type="dxa" w:w="100"/>
+            </w:tcMar>
+            <w:vAlign w:val="center"/>
+          </w:tcPr>
+          <w:p>
+            <w:pPr>
+              <w:spacing w:after="0"/>
+            </w:pPr>
+            <w:r>
+              <w:rPr>
+                <w:rFonts w:ascii="Consolas" w:cs="Consolas" w:eastAsia="Consolas" w:hAnsi="Consolas"/>
+                <w:b w:val="false"/>
+                <w:bCs w:val="false"/>
+                <w:color w:val="1F2937"/>
+                <w:sz w:val="16"/>
+                <w:szCs w:val="16"/>
+              </w:rPr>
+              <w:t xml:space="preserve">— none —</w:t>
+            </w:r>
+          </w:p>
+        </w:tc>
+        <w:tc>
+          <w:tcPr>
+            <w:tcW w:type="dxa" w:w="1050"/>
+            <w:tcMar>
+              <w:top w:type="dxa" w:w="60"/>
+              <w:left w:type="dxa" w:w="100"/>
+              <w:bottom w:type="dxa" w:w="60"/>
+              <w:right w:type="dxa" w:w="100"/>
+            </w:tcMar>
+            <w:vAlign w:val="center"/>
+          </w:tcPr>
+          <w:p>
+            <w:pPr>
+              <w:spacing w:after="0"/>
+            </w:pPr>
+            <w:r>
+              <w:rPr>
+                <w:rFonts w:ascii="Calibri" w:cs="Calibri" w:eastAsia="Calibri" w:hAnsi="Calibri"/>
+                <w:b w:val="false"/>
+                <w:bCs w:val="false"/>
+                <w:color w:val="1F2937"/>
+                <w:sz w:val="19"/>
+                <w:szCs w:val="19"/>
+              </w:rPr>
+              <w:t xml:space="preserve">—</w:t>
+            </w:r>
+          </w:p>
+        </w:tc>
+        <w:tc>
+          <w:tcPr>
+            <w:tcW w:type="dxa" w:w="2140"/>
+            <w:tcMar>
+              <w:top w:type="dxa" w:w="60"/>
+              <w:left w:type="dxa" w:w="100"/>
+              <w:bottom w:type="dxa" w:w="60"/>
+              <w:right w:type="dxa" w:w="100"/>
+            </w:tcMar>
+            <w:vAlign w:val="center"/>
+          </w:tcPr>
+          <w:p>
+            <w:pPr>
+              <w:spacing w:after="0"/>
+            </w:pPr>
+            <w:r>
+              <w:rPr>
+                <w:rFonts w:ascii="Calibri" w:cs="Calibri" w:eastAsia="Calibri" w:hAnsi="Calibri"/>
+                <w:b w:val="false"/>
+                <w:bCs w:val="false"/>
+                <w:color w:val="1F2937"/>
+                <w:sz w:val="19"/>
+                <w:szCs w:val="19"/>
+              </w:rPr>
+              <w:t xml:space="preserve">installation_method value leaking into the field</w:t>
+            </w:r>
+          </w:p>
+        </w:tc>
+      </w:tr>
+      <w:tr>
+        <w:trPr>
+          <w:cantSplit/>
+          <w:tblHeader w:val="false"/>
+        </w:trPr>
+        <w:tc>
+          <w:tcPr>
+            <w:tcW w:type="dxa" w:w="2750"/>
+            <w:tcMar>
+              <w:top w:type="dxa" w:w="60"/>
+              <w:left w:type="dxa" w:w="100"/>
+              <w:bottom w:type="dxa" w:w="60"/>
+              <w:right w:type="dxa" w:w="100"/>
+            </w:tcMar>
+            <w:vAlign w:val="center"/>
+          </w:tcPr>
+          <w:p>
+            <w:pPr>
+              <w:spacing w:after="0"/>
+            </w:pPr>
+            <w:r>
+              <w:rPr>
+                <w:rFonts w:ascii="Consolas" w:cs="Consolas" w:eastAsia="Consolas" w:hAnsi="Consolas"/>
+                <w:b w:val="false"/>
+                <w:bCs w:val="false"/>
+                <w:color w:val="1F2937"/>
+                <w:sz w:val="16"/>
+                <w:szCs w:val="16"/>
+              </w:rPr>
+              <w:t xml:space="preserve">npm</w:t>
+            </w:r>
+          </w:p>
+        </w:tc>
+        <w:tc>
+          <w:tcPr>
+            <w:tcW w:type="dxa" w:w="1000"/>
+            <w:tcMar>
+              <w:top w:type="dxa" w:w="60"/>
+              <w:left w:type="dxa" w:w="100"/>
+              <w:bottom w:type="dxa" w:w="60"/>
+              <w:right w:type="dxa" w:w="100"/>
+            </w:tcMar>
+            <w:vAlign w:val="center"/>
+          </w:tcPr>
+          <w:p>
+            <w:pPr>
+              <w:spacing w:after="0"/>
+            </w:pPr>
+            <w:r>
+              <w:rPr>
+                <w:rFonts w:ascii="Calibri" w:cs="Calibri" w:eastAsia="Calibri" w:hAnsi="Calibri"/>
+                <w:b w:val="false"/>
+                <w:bCs w:val="false"/>
+                <w:color w:val="1F2937"/>
+                <w:sz w:val="19"/>
+                <w:szCs w:val="19"/>
+              </w:rPr>
+              <w:t xml:space="preserve">775</w:t>
+            </w:r>
+          </w:p>
+        </w:tc>
+        <w:tc>
+          <w:tcPr>
+            <w:tcW w:type="dxa" w:w="2900"/>
+            <w:tcMar>
+              <w:top w:type="dxa" w:w="60"/>
+              <w:left w:type="dxa" w:w="100"/>
+              <w:bottom w:type="dxa" w:w="60"/>
+              <w:right w:type="dxa" w:w="100"/>
+            </w:tcMar>
+            <w:vAlign w:val="center"/>
+          </w:tcPr>
+          <w:p>
+            <w:pPr>
+              <w:spacing w:after="0"/>
+            </w:pPr>
+            <w:r>
+              <w:rPr>
+                <w:rFonts w:ascii="Consolas" w:cs="Consolas" w:eastAsia="Consolas" w:hAnsi="Consolas"/>
+                <w:b w:val="false"/>
+                <w:bCs w:val="false"/>
+                <w:color w:val="1F2937"/>
+                <w:sz w:val="16"/>
+                <w:szCs w:val="16"/>
+              </w:rPr>
+              <w:t xml:space="preserve">npm</w:t>
+            </w:r>
+          </w:p>
+        </w:tc>
+        <w:tc>
+          <w:tcPr>
+            <w:tcW w:type="dxa" w:w="1050"/>
+            <w:tcMar>
+              <w:top w:type="dxa" w:w="60"/>
+              <w:left w:type="dxa" w:w="100"/>
+              <w:bottom w:type="dxa" w:w="60"/>
+              <w:right w:type="dxa" w:w="100"/>
+            </w:tcMar>
+            <w:vAlign w:val="center"/>
+          </w:tcPr>
+          <w:p>
+            <w:pPr>
+              <w:spacing w:after="0"/>
+            </w:pPr>
+            <w:r>
+              <w:rPr>
+                <w:rFonts w:ascii="Calibri" w:cs="Calibri" w:eastAsia="Calibri" w:hAnsi="Calibri"/>
+                <w:b w:val="false"/>
+                <w:bCs w:val="false"/>
+                <w:color w:val="1F2937"/>
+                <w:sz w:val="19"/>
+                <w:szCs w:val="19"/>
+              </w:rPr>
+              <w:t xml:space="preserve">325</w:t>
+            </w:r>
+          </w:p>
+        </w:tc>
+        <w:tc>
+          <w:tcPr>
+            <w:tcW w:type="dxa" w:w="2140"/>
+            <w:tcMar>
+              <w:top w:type="dxa" w:w="60"/>
+              <w:left w:type="dxa" w:w="100"/>
+              <w:bottom w:type="dxa" w:w="60"/>
+              <w:right w:type="dxa" w:w="100"/>
+            </w:tcMar>
+            <w:vAlign w:val="center"/>
+          </w:tcPr>
+          <w:p>
+            <w:pPr>
+              <w:spacing w:after="0"/>
+            </w:pPr>
+            <w:r>
+              <w:rPr>
+                <w:rFonts w:ascii="Calibri" w:cs="Calibri" w:eastAsia="Calibri" w:hAnsi="Calibri"/>
+                <w:b w:val="false"/>
+                <w:bCs w:val="false"/>
+                <w:color w:val="1F2937"/>
+                <w:sz w:val="19"/>
+                <w:szCs w:val="19"/>
+              </w:rPr>
+              <w:t xml:space="preserve">matches — passes through unchanged</w:t>
+            </w:r>
+          </w:p>
+        </w:tc>
+      </w:tr>
+      <w:tr>
+        <w:trPr>
+          <w:cantSplit/>
+          <w:tblHeader w:val="false"/>
+        </w:trPr>
+        <w:tc>
+          <w:tcPr>
+            <w:tcW w:type="dxa" w:w="2750"/>
+            <w:tcMar>
+              <w:top w:type="dxa" w:w="60"/>
+              <w:left w:type="dxa" w:w="100"/>
+              <w:bottom w:type="dxa" w:w="60"/>
+              <w:right w:type="dxa" w:w="100"/>
+            </w:tcMar>
+            <w:vAlign w:val="center"/>
+          </w:tcPr>
+          <w:p>
+            <w:pPr>
+              <w:spacing w:after="0"/>
+            </w:pPr>
+            <w:r>
+              <w:rPr>
+                <w:rFonts w:ascii="Consolas" w:cs="Consolas" w:eastAsia="Consolas" w:hAnsi="Consolas"/>
+                <w:b w:val="false"/>
+                <w:bCs w:val="false"/>
+                <w:color w:val="1F2937"/>
+                <w:sz w:val="16"/>
+                <w:szCs w:val="16"/>
+              </w:rPr>
+              <w:t xml:space="preserve">software_mac</w:t>
+            </w:r>
+          </w:p>
+        </w:tc>
+        <w:tc>
+          <w:tcPr>
+            <w:tcW w:type="dxa" w:w="1000"/>
+            <w:tcMar>
+              <w:top w:type="dxa" w:w="60"/>
+              <w:left w:type="dxa" w:w="100"/>
+              <w:bottom w:type="dxa" w:w="60"/>
+              <w:right w:type="dxa" w:w="100"/>
+            </w:tcMar>
+            <w:vAlign w:val="center"/>
+          </w:tcPr>
+          <w:p>
+            <w:pPr>
+              <w:spacing w:after="0"/>
+            </w:pPr>
+            <w:r>
+              <w:rPr>
+                <w:rFonts w:ascii="Calibri" w:cs="Calibri" w:eastAsia="Calibri" w:hAnsi="Calibri"/>
+                <w:b w:val="false"/>
+                <w:bCs w:val="false"/>
+                <w:color w:val="1F2937"/>
+                <w:sz w:val="19"/>
+                <w:szCs w:val="19"/>
+              </w:rPr>
+              <w:t xml:space="preserve">617</w:t>
+            </w:r>
+          </w:p>
+        </w:tc>
+        <w:tc>
+          <w:tcPr>
+            <w:tcW w:type="dxa" w:w="2900"/>
+            <w:tcMar>
+              <w:top w:type="dxa" w:w="60"/>
+              <w:left w:type="dxa" w:w="100"/>
+              <w:bottom w:type="dxa" w:w="60"/>
+              <w:right w:type="dxa" w:w="100"/>
+            </w:tcMar>
+            <w:vAlign w:val="center"/>
+          </w:tcPr>
+          <w:p>
+            <w:pPr>
+              <w:spacing w:after="0"/>
+            </w:pPr>
+            <w:r>
+              <w:rPr>
+                <w:rFonts w:ascii="Consolas" w:cs="Consolas" w:eastAsia="Consolas" w:hAnsi="Consolas"/>
+                <w:b w:val="false"/>
+                <w:bCs w:val="false"/>
+                <w:color w:val="1F2937"/>
+                <w:sz w:val="16"/>
+                <w:szCs w:val="16"/>
+              </w:rPr>
+              <w:t xml:space="preserve">mac</w:t>
+            </w:r>
+          </w:p>
+        </w:tc>
+        <w:tc>
+          <w:tcPr>
+            <w:tcW w:type="dxa" w:w="1050"/>
+            <w:tcMar>
+              <w:top w:type="dxa" w:w="60"/>
+              <w:left w:type="dxa" w:w="100"/>
+              <w:bottom w:type="dxa" w:w="60"/>
+              <w:right w:type="dxa" w:w="100"/>
+            </w:tcMar>
+            <w:vAlign w:val="center"/>
+          </w:tcPr>
+          <w:p>
+            <w:pPr>
+              <w:spacing w:after="0"/>
+            </w:pPr>
+            <w:r>
+              <w:rPr>
+                <w:rFonts w:ascii="Calibri" w:cs="Calibri" w:eastAsia="Calibri" w:hAnsi="Calibri"/>
+                <w:b w:val="false"/>
+                <w:bCs w:val="false"/>
+                <w:color w:val="1F2937"/>
+                <w:sz w:val="19"/>
+                <w:szCs w:val="19"/>
+              </w:rPr>
+              <w:t xml:space="preserve">192</w:t>
+            </w:r>
+          </w:p>
+        </w:tc>
+        <w:tc>
+          <w:tcPr>
+            <w:tcW w:type="dxa" w:w="2140"/>
+            <w:tcMar>
+              <w:top w:type="dxa" w:w="60"/>
+              <w:left w:type="dxa" w:w="100"/>
+              <w:bottom w:type="dxa" w:w="60"/>
+              <w:right w:type="dxa" w:w="100"/>
+            </w:tcMar>
+            <w:vAlign w:val="center"/>
+          </w:tcPr>
+          <w:p>
+            <w:pPr>
+              <w:spacing w:after="0"/>
+            </w:pPr>
+            <w:r>
+              <w:rPr>
+                <w:rFonts w:ascii="Calibri" w:cs="Calibri" w:eastAsia="Calibri" w:hAnsi="Calibri"/>
+                <w:b w:val="false"/>
+                <w:bCs w:val="false"/>
+                <w:color w:val="1F2937"/>
+                <w:sz w:val="19"/>
+                <w:szCs w:val="19"/>
+              </w:rPr>
+              <w:t xml:space="preserve">must be mapped</w:t>
+            </w:r>
+          </w:p>
+        </w:tc>
+      </w:tr>
+      <w:tr>
+        <w:trPr>
+          <w:cantSplit/>
+          <w:tblHeader w:val="false"/>
+        </w:trPr>
+        <w:tc>
+          <w:tcPr>
+            <w:tcW w:type="dxa" w:w="2750"/>
+            <w:tcMar>
+              <w:top w:type="dxa" w:w="60"/>
+              <w:left w:type="dxa" w:w="100"/>
+              <w:bottom w:type="dxa" w:w="60"/>
+              <w:right w:type="dxa" w:w="100"/>
+            </w:tcMar>
+            <w:vAlign w:val="center"/>
+          </w:tcPr>
+          <w:p>
+            <w:pPr>
+              <w:spacing w:after="0"/>
+            </w:pPr>
+            <w:r>
+              <w:rPr>
+                <w:rFonts w:ascii="Consolas" w:cs="Consolas" w:eastAsia="Consolas" w:hAnsi="Consolas"/>
+                <w:b w:val="false"/>
+                <w:bCs w:val="false"/>
+                <w:color w:val="1F2937"/>
+                <w:sz w:val="16"/>
+                <w:szCs w:val="16"/>
+              </w:rPr>
+              <w:t xml:space="preserve">homebrew</w:t>
+            </w:r>
+          </w:p>
+        </w:tc>
+        <w:tc>
+          <w:tcPr>
+            <w:tcW w:type="dxa" w:w="1000"/>
+            <w:tcMar>
+              <w:top w:type="dxa" w:w="60"/>
+              <w:left w:type="dxa" w:w="100"/>
+              <w:bottom w:type="dxa" w:w="60"/>
+              <w:right w:type="dxa" w:w="100"/>
+            </w:tcMar>
+            <w:vAlign w:val="center"/>
+          </w:tcPr>
+          <w:p>
+            <w:pPr>
+              <w:spacing w:after="0"/>
+            </w:pPr>
+            <w:r>
+              <w:rPr>
+                <w:rFonts w:ascii="Calibri" w:cs="Calibri" w:eastAsia="Calibri" w:hAnsi="Calibri"/>
+                <w:b w:val="false"/>
+                <w:bCs w:val="false"/>
+                <w:color w:val="1F2937"/>
+                <w:sz w:val="19"/>
+                <w:szCs w:val="19"/>
+              </w:rPr>
+              <w:t xml:space="preserve">231</w:t>
+            </w:r>
+          </w:p>
+        </w:tc>
+        <w:tc>
+          <w:tcPr>
+            <w:tcW w:type="dxa" w:w="2900"/>
+            <w:tcMar>
+              <w:top w:type="dxa" w:w="60"/>
+              <w:left w:type="dxa" w:w="100"/>
+              <w:bottom w:type="dxa" w:w="60"/>
+              <w:right w:type="dxa" w:w="100"/>
+            </w:tcMar>
+            <w:vAlign w:val="center"/>
+          </w:tcPr>
+          <w:p>
+            <w:pPr>
+              <w:spacing w:after="0"/>
+            </w:pPr>
+            <w:r>
+              <w:rPr>
+                <w:rFonts w:ascii="Consolas" w:cs="Consolas" w:eastAsia="Consolas" w:hAnsi="Consolas"/>
+                <w:b w:val="false"/>
+                <w:bCs w:val="false"/>
+                <w:color w:val="1F2937"/>
+                <w:sz w:val="16"/>
+                <w:szCs w:val="16"/>
+              </w:rPr>
+              <w:t xml:space="preserve">homebrew</w:t>
+            </w:r>
+          </w:p>
+        </w:tc>
+        <w:tc>
+          <w:tcPr>
+            <w:tcW w:type="dxa" w:w="1050"/>
+            <w:tcMar>
+              <w:top w:type="dxa" w:w="60"/>
+              <w:left w:type="dxa" w:w="100"/>
+              <w:bottom w:type="dxa" w:w="60"/>
+              <w:right w:type="dxa" w:w="100"/>
+            </w:tcMar>
+            <w:vAlign w:val="center"/>
+          </w:tcPr>
+          <w:p>
+            <w:pPr>
+              <w:spacing w:after="0"/>
+            </w:pPr>
+            <w:r>
+              <w:rPr>
+                <w:rFonts w:ascii="Calibri" w:cs="Calibri" w:eastAsia="Calibri" w:hAnsi="Calibri"/>
+                <w:b w:val="false"/>
+                <w:bCs w:val="false"/>
+                <w:color w:val="1F2937"/>
+                <w:sz w:val="19"/>
+                <w:szCs w:val="19"/>
+              </w:rPr>
+              <w:t xml:space="preserve">322</w:t>
+            </w:r>
+          </w:p>
+        </w:tc>
+        <w:tc>
+          <w:tcPr>
+            <w:tcW w:type="dxa" w:w="2140"/>
+            <w:tcMar>
+              <w:top w:type="dxa" w:w="60"/>
+              <w:left w:type="dxa" w:w="100"/>
+              <w:bottom w:type="dxa" w:w="60"/>
+              <w:right w:type="dxa" w:w="100"/>
+            </w:tcMar>
+            <w:vAlign w:val="center"/>
+          </w:tcPr>
+          <w:p>
+            <w:pPr>
+              <w:spacing w:after="0"/>
+            </w:pPr>
+            <w:r>
+              <w:rPr>
+                <w:rFonts w:ascii="Calibri" w:cs="Calibri" w:eastAsia="Calibri" w:hAnsi="Calibri"/>
+                <w:b w:val="false"/>
+                <w:bCs w:val="false"/>
+                <w:color w:val="1F2937"/>
+                <w:sz w:val="19"/>
+                <w:szCs w:val="19"/>
+              </w:rPr>
+              <w:t xml:space="preserve">matches — passes through unchanged</w:t>
+            </w:r>
+          </w:p>
+        </w:tc>
+      </w:tr>
+      <w:tr>
+        <w:trPr>
+          <w:cantSplit/>
+          <w:tblHeader w:val="false"/>
+        </w:trPr>
+        <w:tc>
+          <w:tcPr>
+            <w:tcW w:type="dxa" w:w="2750"/>
+            <w:tcMar>
+              <w:top w:type="dxa" w:w="60"/>
+              <w:left w:type="dxa" w:w="100"/>
+              <w:bottom w:type="dxa" w:w="60"/>
+              <w:right w:type="dxa" w:w="100"/>
+            </w:tcMar>
+            <w:vAlign w:val="center"/>
+          </w:tcPr>
+          <w:p>
+            <w:pPr>
+              <w:spacing w:after="0"/>
+            </w:pPr>
+            <w:r>
+              <w:rPr>
+                <w:rFonts w:ascii="Consolas" w:cs="Consolas" w:eastAsia="Consolas" w:hAnsi="Consolas"/>
+                <w:b w:val="false"/>
+                <w:bCs w:val="false"/>
+                <w:color w:val="1F2937"/>
+                <w:sz w:val="16"/>
+                <w:szCs w:val="16"/>
+              </w:rPr>
+              <w:t xml:space="preserve">vsc</w:t>
+            </w:r>
+          </w:p>
+        </w:tc>
+        <w:tc>
+          <w:tcPr>
+            <w:tcW w:type="dxa" w:w="1000"/>
+            <w:tcMar>
+              <w:top w:type="dxa" w:w="60"/>
+              <w:left w:type="dxa" w:w="100"/>
+              <w:bottom w:type="dxa" w:w="60"/>
+              <w:right w:type="dxa" w:w="100"/>
+            </w:tcMar>
+            <w:vAlign w:val="center"/>
+          </w:tcPr>
+          <w:p>
+            <w:pPr>
+              <w:spacing w:after="0"/>
+            </w:pPr>
+            <w:r>
+              <w:rPr>
+                <w:rFonts w:ascii="Calibri" w:cs="Calibri" w:eastAsia="Calibri" w:hAnsi="Calibri"/>
+                <w:b w:val="false"/>
+                <w:bCs w:val="false"/>
+                <w:color w:val="1F2937"/>
+                <w:sz w:val="19"/>
+                <w:szCs w:val="19"/>
+              </w:rPr>
+              <w:t xml:space="preserve">175</w:t>
+            </w:r>
+          </w:p>
+        </w:tc>
+        <w:tc>
+          <w:tcPr>
+            <w:tcW w:type="dxa" w:w="2900"/>
+            <w:tcMar>
+              <w:top w:type="dxa" w:w="60"/>
+              <w:left w:type="dxa" w:w="100"/>
+              <w:bottom w:type="dxa" w:w="60"/>
+              <w:right w:type="dxa" w:w="100"/>
+            </w:tcMar>
+            <w:vAlign w:val="center"/>
+          </w:tcPr>
+          <w:p>
+            <w:pPr>
+              <w:spacing w:after="0"/>
+            </w:pPr>
+            <w:r>
+              <w:rPr>
+                <w:rFonts w:ascii="Consolas" w:cs="Consolas" w:eastAsia="Consolas" w:hAnsi="Consolas"/>
+                <w:b w:val="false"/>
+                <w:bCs w:val="false"/>
+                <w:color w:val="1F2937"/>
+                <w:sz w:val="16"/>
+                <w:szCs w:val="16"/>
+              </w:rPr>
+              <w:t xml:space="preserve">vscode</w:t>
+            </w:r>
+          </w:p>
+        </w:tc>
+        <w:tc>
+          <w:tcPr>
+            <w:tcW w:type="dxa" w:w="1050"/>
+            <w:tcMar>
+              <w:top w:type="dxa" w:w="60"/>
+              <w:left w:type="dxa" w:w="100"/>
+              <w:bottom w:type="dxa" w:w="60"/>
+              <w:right w:type="dxa" w:w="100"/>
+            </w:tcMar>
+            <w:vAlign w:val="center"/>
+          </w:tcPr>
+          <w:p>
+            <w:pPr>
+              <w:spacing w:after="0"/>
+            </w:pPr>
+            <w:r>
+              <w:rPr>
+                <w:rFonts w:ascii="Calibri" w:cs="Calibri" w:eastAsia="Calibri" w:hAnsi="Calibri"/>
+                <w:b w:val="false"/>
+                <w:bCs w:val="false"/>
+                <w:color w:val="1F2937"/>
+                <w:sz w:val="19"/>
+                <w:szCs w:val="19"/>
+              </w:rPr>
+              <w:t xml:space="preserve">64</w:t>
+            </w:r>
+          </w:p>
+        </w:tc>
+        <w:tc>
+          <w:tcPr>
+            <w:tcW w:type="dxa" w:w="2140"/>
+            <w:tcMar>
+              <w:top w:type="dxa" w:w="60"/>
+              <w:left w:type="dxa" w:w="100"/>
+              <w:bottom w:type="dxa" w:w="60"/>
+              <w:right w:type="dxa" w:w="100"/>
+            </w:tcMar>
+            <w:vAlign w:val="center"/>
+          </w:tcPr>
+          <w:p>
+            <w:pPr>
+              <w:spacing w:after="0"/>
+            </w:pPr>
+            <w:r>
+              <w:rPr>
+                <w:rFonts w:ascii="Calibri" w:cs="Calibri" w:eastAsia="Calibri" w:hAnsi="Calibri"/>
+                <w:b w:val="false"/>
+                <w:bCs w:val="false"/>
+                <w:color w:val="1F2937"/>
+                <w:sz w:val="19"/>
+                <w:szCs w:val="19"/>
+              </w:rPr>
+              <w:t xml:space="preserve">must be mapped</w:t>
+            </w:r>
+          </w:p>
+        </w:tc>
+      </w:tr>
+      <w:tr>
+        <w:trPr>
+          <w:cantSplit/>
+          <w:tblHeader w:val="false"/>
+        </w:trPr>
+        <w:tc>
+          <w:tcPr>
+            <w:tcW w:type="dxa" w:w="2750"/>
+            <w:tcMar>
+              <w:top w:type="dxa" w:w="60"/>
+              <w:left w:type="dxa" w:w="100"/>
+              <w:bottom w:type="dxa" w:w="60"/>
+              <w:right w:type="dxa" w:w="100"/>
+            </w:tcMar>
+            <w:vAlign w:val="center"/>
+          </w:tcPr>
+          <w:p>
+            <w:pPr>
+              <w:spacing w:after="0"/>
+            </w:pPr>
+            <w:r>
+              <w:rPr>
+                <w:rFonts w:ascii="Consolas" w:cs="Consolas" w:eastAsia="Consolas" w:hAnsi="Consolas"/>
+                <w:b w:val="false"/>
+                <w:bCs w:val="false"/>
+                <w:color w:val="1F2937"/>
+                <w:sz w:val="16"/>
+                <w:szCs w:val="16"/>
+              </w:rPr>
+              <w:t xml:space="preserve">chocolatey</w:t>
+            </w:r>
+          </w:p>
+        </w:tc>
+        <w:tc>
+          <w:tcPr>
+            <w:tcW w:type="dxa" w:w="1000"/>
+            <w:tcMar>
+              <w:top w:type="dxa" w:w="60"/>
+              <w:left w:type="dxa" w:w="100"/>
+              <w:bottom w:type="dxa" w:w="60"/>
+              <w:right w:type="dxa" w:w="100"/>
+            </w:tcMar>
+            <w:vAlign w:val="center"/>
+          </w:tcPr>
+          <w:p>
+            <w:pPr>
+              <w:spacing w:after="0"/>
+            </w:pPr>
+            <w:r>
+              <w:rPr>
+                <w:rFonts w:ascii="Calibri" w:cs="Calibri" w:eastAsia="Calibri" w:hAnsi="Calibri"/>
+                <w:b w:val="false"/>
+                <w:bCs w:val="false"/>
+                <w:color w:val="1F2937"/>
+                <w:sz w:val="19"/>
+                <w:szCs w:val="19"/>
+              </w:rPr>
+              <w:t xml:space="preserve">91</w:t>
+            </w:r>
+          </w:p>
+        </w:tc>
+        <w:tc>
+          <w:tcPr>
+            <w:tcW w:type="dxa" w:w="2900"/>
+            <w:tcMar>
+              <w:top w:type="dxa" w:w="60"/>
+              <w:left w:type="dxa" w:w="100"/>
+              <w:bottom w:type="dxa" w:w="60"/>
+              <w:right w:type="dxa" w:w="100"/>
+            </w:tcMar>
+            <w:vAlign w:val="center"/>
+          </w:tcPr>
+          <w:p>
+            <w:pPr>
+              <w:spacing w:after="0"/>
+            </w:pPr>
+            <w:r>
+              <w:rPr>
+                <w:rFonts w:ascii="Consolas" w:cs="Consolas" w:eastAsia="Consolas" w:hAnsi="Consolas"/>
+                <w:b w:val="false"/>
+                <w:bCs w:val="false"/>
+                <w:color w:val="1F2937"/>
+                <w:sz w:val="16"/>
+                <w:szCs w:val="16"/>
+              </w:rPr>
+              <w:t xml:space="preserve">chocolatey</w:t>
+            </w:r>
+          </w:p>
+        </w:tc>
+        <w:tc>
+          <w:tcPr>
+            <w:tcW w:type="dxa" w:w="1050"/>
+            <w:tcMar>
+              <w:top w:type="dxa" w:w="60"/>
+              <w:left w:type="dxa" w:w="100"/>
+              <w:bottom w:type="dxa" w:w="60"/>
+              <w:right w:type="dxa" w:w="100"/>
+            </w:tcMar>
+            <w:vAlign w:val="center"/>
+          </w:tcPr>
+          <w:p>
+            <w:pPr>
+              <w:spacing w:after="0"/>
+            </w:pPr>
+            <w:r>
+              <w:rPr>
+                <w:rFonts w:ascii="Calibri" w:cs="Calibri" w:eastAsia="Calibri" w:hAnsi="Calibri"/>
+                <w:b w:val="false"/>
+                <w:bCs w:val="false"/>
+                <w:color w:val="1F2937"/>
+                <w:sz w:val="19"/>
+                <w:szCs w:val="19"/>
+              </w:rPr>
+              <w:t xml:space="preserve">28</w:t>
+            </w:r>
+          </w:p>
+        </w:tc>
+        <w:tc>
+          <w:tcPr>
+            <w:tcW w:type="dxa" w:w="2140"/>
+            <w:tcMar>
+              <w:top w:type="dxa" w:w="60"/>
+              <w:left w:type="dxa" w:w="100"/>
+              <w:bottom w:type="dxa" w:w="60"/>
+              <w:right w:type="dxa" w:w="100"/>
+            </w:tcMar>
+            <w:vAlign w:val="center"/>
+          </w:tcPr>
+          <w:p>
+            <w:pPr>
+              <w:spacing w:after="0"/>
+            </w:pPr>
+            <w:r>
+              <w:rPr>
+                <w:rFonts w:ascii="Calibri" w:cs="Calibri" w:eastAsia="Calibri" w:hAnsi="Calibri"/>
+                <w:b w:val="false"/>
+                <w:bCs w:val="false"/>
+                <w:color w:val="1F2937"/>
+                <w:sz w:val="19"/>
+                <w:szCs w:val="19"/>
+              </w:rPr>
+              <w:t xml:space="preserve">matches — passes through unchanged</w:t>
+            </w:r>
+          </w:p>
+        </w:tc>
+      </w:tr>
+      <w:tr>
+        <w:trPr>
+          <w:cantSplit/>
+          <w:tblHeader w:val="false"/>
+        </w:trPr>
+        <w:tc>
+          <w:tcPr>
+            <w:tcW w:type="dxa" w:w="2750"/>
+            <w:tcMar>
+              <w:top w:type="dxa" w:w="60"/>
+              <w:left w:type="dxa" w:w="100"/>
+              <w:bottom w:type="dxa" w:w="60"/>
+              <w:right w:type="dxa" w:w="100"/>
+            </w:tcMar>
+            <w:vAlign w:val="center"/>
+          </w:tcPr>
+          <w:p>
+            <w:pPr>
+              <w:spacing w:after="0"/>
+            </w:pPr>
+            <w:r>
+              <w:rPr>
+                <w:rFonts w:ascii="Consolas" w:cs="Consolas" w:eastAsia="Consolas" w:hAnsi="Consolas"/>
+                <w:b w:val="false"/>
+                <w:bCs w:val="false"/>
+                <w:color w:val="1F2937"/>
+                <w:sz w:val="16"/>
+                <w:szCs w:val="16"/>
+              </w:rPr>
+              <w:t xml:space="preserve">cursor</w:t>
+            </w:r>
+          </w:p>
+        </w:tc>
+        <w:tc>
+          <w:tcPr>
+            <w:tcW w:type="dxa" w:w="1000"/>
+            <w:tcMar>
+              <w:top w:type="dxa" w:w="60"/>
+              <w:left w:type="dxa" w:w="100"/>
+              <w:bottom w:type="dxa" w:w="60"/>
+              <w:right w:type="dxa" w:w="100"/>
+            </w:tcMar>
+            <w:vAlign w:val="center"/>
+          </w:tcPr>
+          <w:p>
+            <w:pPr>
+              <w:spacing w:after="0"/>
+            </w:pPr>
+            <w:r>
+              <w:rPr>
+                <w:rFonts w:ascii="Calibri" w:cs="Calibri" w:eastAsia="Calibri" w:hAnsi="Calibri"/>
+                <w:b w:val="false"/>
+                <w:bCs w:val="false"/>
+                <w:color w:val="1F2937"/>
+                <w:sz w:val="19"/>
+                <w:szCs w:val="19"/>
+              </w:rPr>
+              <w:t xml:space="preserve">88</w:t>
+            </w:r>
+          </w:p>
+        </w:tc>
+        <w:tc>
+          <w:tcPr>
+            <w:tcW w:type="dxa" w:w="2900"/>
+            <w:tcMar>
+              <w:top w:type="dxa" w:w="60"/>
+              <w:left w:type="dxa" w:w="100"/>
+              <w:bottom w:type="dxa" w:w="60"/>
+              <w:right w:type="dxa" w:w="100"/>
+            </w:tcMar>
+            <w:vAlign w:val="center"/>
+          </w:tcPr>
+          <w:p>
+            <w:pPr>
+              <w:spacing w:after="0"/>
+            </w:pPr>
+            <w:r>
+              <w:rPr>
+                <w:rFonts w:ascii="Consolas" w:cs="Consolas" w:eastAsia="Consolas" w:hAnsi="Consolas"/>
+                <w:b w:val="false"/>
+                <w:bCs w:val="false"/>
+                <w:color w:val="1F2937"/>
+                <w:sz w:val="16"/>
+                <w:szCs w:val="16"/>
+              </w:rPr>
+              <w:t xml:space="preserve">cursor</w:t>
+            </w:r>
+          </w:p>
+        </w:tc>
+        <w:tc>
+          <w:tcPr>
+            <w:tcW w:type="dxa" w:w="1050"/>
+            <w:tcMar>
+              <w:top w:type="dxa" w:w="60"/>
+              <w:left w:type="dxa" w:w="100"/>
+              <w:bottom w:type="dxa" w:w="60"/>
+              <w:right w:type="dxa" w:w="100"/>
+            </w:tcMar>
+            <w:vAlign w:val="center"/>
+          </w:tcPr>
+          <w:p>
+            <w:pPr>
+              <w:spacing w:after="0"/>
+            </w:pPr>
+            <w:r>
+              <w:rPr>
+                <w:rFonts w:ascii="Calibri" w:cs="Calibri" w:eastAsia="Calibri" w:hAnsi="Calibri"/>
+                <w:b w:val="false"/>
+                <w:bCs w:val="false"/>
+                <w:color w:val="1F2937"/>
+                <w:sz w:val="19"/>
+                <w:szCs w:val="19"/>
+              </w:rPr>
+              <w:t xml:space="preserve">11</w:t>
+            </w:r>
+          </w:p>
+        </w:tc>
+        <w:tc>
+          <w:tcPr>
+            <w:tcW w:type="dxa" w:w="2140"/>
+            <w:tcMar>
+              <w:top w:type="dxa" w:w="60"/>
+              <w:left w:type="dxa" w:w="100"/>
+              <w:bottom w:type="dxa" w:w="60"/>
+              <w:right w:type="dxa" w:w="100"/>
+            </w:tcMar>
+            <w:vAlign w:val="center"/>
+          </w:tcPr>
+          <w:p>
+            <w:pPr>
+              <w:spacing w:after="0"/>
+            </w:pPr>
+            <w:r>
+              <w:rPr>
+                <w:rFonts w:ascii="Calibri" w:cs="Calibri" w:eastAsia="Calibri" w:hAnsi="Calibri"/>
+                <w:b w:val="false"/>
+                <w:bCs w:val="false"/>
+                <w:color w:val="1F2937"/>
+                <w:sz w:val="19"/>
+                <w:szCs w:val="19"/>
+              </w:rPr>
+              <w:t xml:space="preserve">matches — passes through unchanged</w:t>
+            </w:r>
+          </w:p>
+        </w:tc>
+      </w:tr>
+      <w:tr>
+        <w:trPr>
+          <w:cantSplit/>
+          <w:tblHeader w:val="false"/>
+        </w:trPr>
+        <w:tc>
+          <w:tcPr>
+            <w:tcW w:type="dxa" w:w="2750"/>
+            <w:tcMar>
+              <w:top w:type="dxa" w:w="60"/>
+              <w:left w:type="dxa" w:w="100"/>
+              <w:bottom w:type="dxa" w:w="60"/>
+              <w:right w:type="dxa" w:w="100"/>
+            </w:tcMar>
+            <w:vAlign w:val="center"/>
+          </w:tcPr>
+          <w:p>
+            <w:pPr>
+              <w:spacing w:after="0"/>
+            </w:pPr>
+            <w:r>
+              <w:rPr>
+                <w:rFonts w:ascii="Consolas" w:cs="Consolas" w:eastAsia="Consolas" w:hAnsi="Consolas"/>
+                <w:b w:val="false"/>
+                <w:bCs w:val="false"/>
+                <w:color w:val="1F2937"/>
+                <w:sz w:val="16"/>
+                <w:szCs w:val="16"/>
+              </w:rPr>
+              <w:t xml:space="preserve">github</w:t>
+            </w:r>
+          </w:p>
+        </w:tc>
+        <w:tc>
+          <w:tcPr>
+            <w:tcW w:type="dxa" w:w="1000"/>
+            <w:tcMar>
+              <w:top w:type="dxa" w:w="60"/>
+              <w:left w:type="dxa" w:w="100"/>
+              <w:bottom w:type="dxa" w:w="60"/>
+              <w:right w:type="dxa" w:w="100"/>
+            </w:tcMar>
+            <w:vAlign w:val="center"/>
+          </w:tcPr>
+          <w:p>
+            <w:pPr>
+              <w:spacing w:after="0"/>
+            </w:pPr>
+            <w:r>
+              <w:rPr>
+                <w:rFonts w:ascii="Calibri" w:cs="Calibri" w:eastAsia="Calibri" w:hAnsi="Calibri"/>
+                <w:b w:val="false"/>
+                <w:bCs w:val="false"/>
+                <w:color w:val="1F2937"/>
+                <w:sz w:val="19"/>
+                <w:szCs w:val="19"/>
+              </w:rPr>
+              <w:t xml:space="preserve">65</w:t>
+            </w:r>
+          </w:p>
+        </w:tc>
+        <w:tc>
+          <w:tcPr>
+            <w:tcW w:type="dxa" w:w="2900"/>
+            <w:tcMar>
+              <w:top w:type="dxa" w:w="60"/>
+              <w:left w:type="dxa" w:w="100"/>
+              <w:bottom w:type="dxa" w:w="60"/>
+              <w:right w:type="dxa" w:w="100"/>
+            </w:tcMar>
+            <w:vAlign w:val="center"/>
+          </w:tcPr>
+          <w:p>
+            <w:pPr>
+              <w:spacing w:after="0"/>
+            </w:pPr>
+            <w:r>
+              <w:rPr>
+                <w:rFonts w:ascii="Consolas" w:cs="Consolas" w:eastAsia="Consolas" w:hAnsi="Consolas"/>
+                <w:b w:val="false"/>
+                <w:bCs w:val="false"/>
+                <w:color w:val="1F2937"/>
+                <w:sz w:val="16"/>
+                <w:szCs w:val="16"/>
+              </w:rPr>
+              <w:t xml:space="preserve">github_mcp_registry</w:t>
+            </w:r>
+          </w:p>
+        </w:tc>
+        <w:tc>
+          <w:tcPr>
+            <w:tcW w:type="dxa" w:w="1050"/>
+            <w:tcMar>
+              <w:top w:type="dxa" w:w="60"/>
+              <w:left w:type="dxa" w:w="100"/>
+              <w:bottom w:type="dxa" w:w="60"/>
+              <w:right w:type="dxa" w:w="100"/>
+            </w:tcMar>
+            <w:vAlign w:val="center"/>
+          </w:tcPr>
+          <w:p>
+            <w:pPr>
+              <w:spacing w:after="0"/>
+            </w:pPr>
+            <w:r>
+              <w:rPr>
+                <w:rFonts w:ascii="Calibri" w:cs="Calibri" w:eastAsia="Calibri" w:hAnsi="Calibri"/>
+                <w:b w:val="false"/>
+                <w:bCs w:val="false"/>
+                <w:color w:val="1F2937"/>
+                <w:sz w:val="19"/>
+                <w:szCs w:val="19"/>
+              </w:rPr>
+              <w:t xml:space="preserve">0</w:t>
+            </w:r>
+          </w:p>
+        </w:tc>
+        <w:tc>
+          <w:tcPr>
+            <w:tcW w:type="dxa" w:w="2140"/>
+            <w:tcMar>
+              <w:top w:type="dxa" w:w="60"/>
+              <w:left w:type="dxa" w:w="100"/>
+              <w:bottom w:type="dxa" w:w="60"/>
+              <w:right w:type="dxa" w:w="100"/>
+            </w:tcMar>
+            <w:vAlign w:val="center"/>
+          </w:tcPr>
+          <w:p>
+            <w:pPr>
+              <w:spacing w:after="0"/>
+            </w:pPr>
+            <w:r>
+              <w:rPr>
+                <w:rFonts w:ascii="Calibri" w:cs="Calibri" w:eastAsia="Calibri" w:hAnsi="Calibri"/>
+                <w:b w:val="false"/>
+                <w:bCs w:val="false"/>
+                <w:color w:val="1F2937"/>
+                <w:sz w:val="19"/>
+                <w:szCs w:val="19"/>
+              </w:rPr>
+              <w:t xml:space="preserve">must be mapped</w:t>
+            </w:r>
+          </w:p>
+        </w:tc>
+      </w:tr>
+      <w:tr>
+        <w:trPr>
+          <w:cantSplit/>
+          <w:tblHeader w:val="false"/>
+        </w:trPr>
+        <w:tc>
+          <w:tcPr>
+            <w:tcW w:type="dxa" w:w="2750"/>
+            <w:tcMar>
+              <w:top w:type="dxa" w:w="60"/>
+              <w:left w:type="dxa" w:w="100"/>
+              <w:bottom w:type="dxa" w:w="60"/>
+              <w:right w:type="dxa" w:w="100"/>
+            </w:tcMar>
+            <w:vAlign w:val="center"/>
+          </w:tcPr>
+          <w:p>
+            <w:pPr>
+              <w:spacing w:after="0"/>
+            </w:pPr>
+            <w:r>
+              <w:rPr>
+                <w:rFonts w:ascii="Consolas" w:cs="Consolas" w:eastAsia="Consolas" w:hAnsi="Consolas"/>
+                <w:b w:val="false"/>
+                <w:bCs w:val="false"/>
+                <w:color w:val="1F2937"/>
+                <w:sz w:val="16"/>
+                <w:szCs w:val="16"/>
+              </w:rPr>
+              <w:t xml:space="preserve">edge</w:t>
+            </w:r>
+          </w:p>
+        </w:tc>
+        <w:tc>
+          <w:tcPr>
+            <w:tcW w:type="dxa" w:w="1000"/>
+            <w:tcMar>
+              <w:top w:type="dxa" w:w="60"/>
+              <w:left w:type="dxa" w:w="100"/>
+              <w:bottom w:type="dxa" w:w="60"/>
+              <w:right w:type="dxa" w:w="100"/>
+            </w:tcMar>
+            <w:vAlign w:val="center"/>
+          </w:tcPr>
+          <w:p>
+            <w:pPr>
+              <w:spacing w:after="0"/>
+            </w:pPr>
+            <w:r>
+              <w:rPr>
+                <w:rFonts w:ascii="Calibri" w:cs="Calibri" w:eastAsia="Calibri" w:hAnsi="Calibri"/>
+                <w:b w:val="false"/>
+                <w:bCs w:val="false"/>
+                <w:color w:val="1F2937"/>
+                <w:sz w:val="19"/>
+                <w:szCs w:val="19"/>
+              </w:rPr>
+              <w:t xml:space="preserve">48</w:t>
+            </w:r>
+          </w:p>
+        </w:tc>
+        <w:tc>
+          <w:tcPr>
+            <w:tcW w:type="dxa" w:w="2900"/>
+            <w:tcMar>
+              <w:top w:type="dxa" w:w="60"/>
+              <w:left w:type="dxa" w:w="100"/>
+              <w:bottom w:type="dxa" w:w="60"/>
+              <w:right w:type="dxa" w:w="100"/>
+            </w:tcMar>
+            <w:vAlign w:val="center"/>
+          </w:tcPr>
+          <w:p>
+            <w:pPr>
+              <w:spacing w:after="0"/>
+            </w:pPr>
+            <w:r>
+              <w:rPr>
+                <w:rFonts w:ascii="Consolas" w:cs="Consolas" w:eastAsia="Consolas" w:hAnsi="Consolas"/>
+                <w:b w:val="false"/>
+                <w:bCs w:val="false"/>
+                <w:color w:val="1F2937"/>
+                <w:sz w:val="16"/>
+                <w:szCs w:val="16"/>
+              </w:rPr>
+              <w:t xml:space="preserve">edge_add_ons</w:t>
+            </w:r>
+          </w:p>
+        </w:tc>
+        <w:tc>
+          <w:tcPr>
+            <w:tcW w:type="dxa" w:w="1050"/>
+            <w:tcMar>
+              <w:top w:type="dxa" w:w="60"/>
+              <w:left w:type="dxa" w:w="100"/>
+              <w:bottom w:type="dxa" w:w="60"/>
+              <w:right w:type="dxa" w:w="100"/>
+            </w:tcMar>
+            <w:vAlign w:val="center"/>
+          </w:tcPr>
+          <w:p>
+            <w:pPr>
+              <w:spacing w:after="0"/>
+            </w:pPr>
+            <w:r>
+              <w:rPr>
+                <w:rFonts w:ascii="Calibri" w:cs="Calibri" w:eastAsia="Calibri" w:hAnsi="Calibri"/>
+                <w:b w:val="false"/>
+                <w:bCs w:val="false"/>
+                <w:color w:val="1F2937"/>
+                <w:sz w:val="19"/>
+                <w:szCs w:val="19"/>
+              </w:rPr>
+              <w:t xml:space="preserve">11</w:t>
+            </w:r>
+          </w:p>
+        </w:tc>
+        <w:tc>
+          <w:tcPr>
+            <w:tcW w:type="dxa" w:w="2140"/>
+            <w:tcMar>
+              <w:top w:type="dxa" w:w="60"/>
+              <w:left w:type="dxa" w:w="100"/>
+              <w:bottom w:type="dxa" w:w="60"/>
+              <w:right w:type="dxa" w:w="100"/>
+            </w:tcMar>
+            <w:vAlign w:val="center"/>
+          </w:tcPr>
+          <w:p>
+            <w:pPr>
+              <w:spacing w:after="0"/>
+            </w:pPr>
+            <w:r>
+              <w:rPr>
+                <w:rFonts w:ascii="Calibri" w:cs="Calibri" w:eastAsia="Calibri" w:hAnsi="Calibri"/>
+                <w:b w:val="false"/>
+                <w:bCs w:val="false"/>
+                <w:color w:val="1F2937"/>
+                <w:sz w:val="19"/>
+                <w:szCs w:val="19"/>
+              </w:rPr>
+              <w:t xml:space="preserve">must be mapped</w:t>
+            </w:r>
+          </w:p>
+        </w:tc>
+      </w:tr>
+      <w:tr>
+        <w:trPr>
+          <w:cantSplit/>
+          <w:tblHeader w:val="false"/>
+        </w:trPr>
+        <w:tc>
+          <w:tcPr>
+            <w:tcW w:type="dxa" w:w="2750"/>
+            <w:tcMar>
+              <w:top w:type="dxa" w:w="60"/>
+              <w:left w:type="dxa" w:w="100"/>
+              <w:bottom w:type="dxa" w:w="60"/>
+              <w:right w:type="dxa" w:w="100"/>
+            </w:tcMar>
+            <w:vAlign w:val="center"/>
+          </w:tcPr>
+          <w:p>
+            <w:pPr>
+              <w:spacing w:after="0"/>
+            </w:pPr>
+            <w:r>
+              <w:rPr>
+                <w:rFonts w:ascii="Consolas" w:cs="Consolas" w:eastAsia="Consolas" w:hAnsi="Consolas"/>
+                <w:b w:val="false"/>
+                <w:bCs w:val="false"/>
+                <w:color w:val="1F2937"/>
+                <w:sz w:val="16"/>
+                <w:szCs w:val="16"/>
+              </w:rPr>
+              <w:t xml:space="preserve">firefox</w:t>
+            </w:r>
+          </w:p>
+        </w:tc>
+        <w:tc>
+          <w:tcPr>
+            <w:tcW w:type="dxa" w:w="1000"/>
+            <w:tcMar>
+              <w:top w:type="dxa" w:w="60"/>
+              <w:left w:type="dxa" w:w="100"/>
+              <w:bottom w:type="dxa" w:w="60"/>
+              <w:right w:type="dxa" w:w="100"/>
+            </w:tcMar>
+            <w:vAlign w:val="center"/>
+          </w:tcPr>
+          <w:p>
+            <w:pPr>
+              <w:spacing w:after="0"/>
+            </w:pPr>
+            <w:r>
+              <w:rPr>
+                <w:rFonts w:ascii="Calibri" w:cs="Calibri" w:eastAsia="Calibri" w:hAnsi="Calibri"/>
+                <w:b w:val="false"/>
+                <w:bCs w:val="false"/>
+                <w:color w:val="1F2937"/>
+                <w:sz w:val="19"/>
+                <w:szCs w:val="19"/>
+              </w:rPr>
+              <w:t xml:space="preserve">19</w:t>
+            </w:r>
+          </w:p>
+        </w:tc>
+        <w:tc>
+          <w:tcPr>
+            <w:tcW w:type="dxa" w:w="2900"/>
+            <w:tcMar>
+              <w:top w:type="dxa" w:w="60"/>
+              <w:left w:type="dxa" w:w="100"/>
+              <w:bottom w:type="dxa" w:w="60"/>
+              <w:right w:type="dxa" w:w="100"/>
+            </w:tcMar>
+            <w:vAlign w:val="center"/>
+          </w:tcPr>
+          <w:p>
+            <w:pPr>
+              <w:spacing w:after="0"/>
+            </w:pPr>
+            <w:r>
+              <w:rPr>
+                <w:rFonts w:ascii="Consolas" w:cs="Consolas" w:eastAsia="Consolas" w:hAnsi="Consolas"/>
+                <w:b w:val="false"/>
+                <w:bCs w:val="false"/>
+                <w:color w:val="1F2937"/>
+                <w:sz w:val="16"/>
+                <w:szCs w:val="16"/>
+              </w:rPr>
+              <w:t xml:space="preserve">firefox_add_ons</w:t>
+            </w:r>
+          </w:p>
+        </w:tc>
+        <w:tc>
+          <w:tcPr>
+            <w:tcW w:type="dxa" w:w="1050"/>
+            <w:tcMar>
+              <w:top w:type="dxa" w:w="60"/>
+              <w:left w:type="dxa" w:w="100"/>
+              <w:bottom w:type="dxa" w:w="60"/>
+              <w:right w:type="dxa" w:w="100"/>
+            </w:tcMar>
+            <w:vAlign w:val="center"/>
+          </w:tcPr>
+          <w:p>
+            <w:pPr>
+              <w:spacing w:after="0"/>
+            </w:pPr>
+            <w:r>
+              <w:rPr>
+                <w:rFonts w:ascii="Calibri" w:cs="Calibri" w:eastAsia="Calibri" w:hAnsi="Calibri"/>
+                <w:b w:val="false"/>
+                <w:bCs w:val="false"/>
+                <w:color w:val="1F2937"/>
+                <w:sz w:val="19"/>
+                <w:szCs w:val="19"/>
+              </w:rPr>
+              <w:t xml:space="preserve">22</w:t>
+            </w:r>
+          </w:p>
+        </w:tc>
+        <w:tc>
+          <w:tcPr>
+            <w:tcW w:type="dxa" w:w="2140"/>
+            <w:tcMar>
+              <w:top w:type="dxa" w:w="60"/>
+              <w:left w:type="dxa" w:w="100"/>
+              <w:bottom w:type="dxa" w:w="60"/>
+              <w:right w:type="dxa" w:w="100"/>
+            </w:tcMar>
+            <w:vAlign w:val="center"/>
+          </w:tcPr>
+          <w:p>
+            <w:pPr>
+              <w:spacing w:after="0"/>
+            </w:pPr>
+            <w:r>
+              <w:rPr>
+                <w:rFonts w:ascii="Calibri" w:cs="Calibri" w:eastAsia="Calibri" w:hAnsi="Calibri"/>
+                <w:b w:val="false"/>
+                <w:bCs w:val="false"/>
+                <w:color w:val="1F2937"/>
+                <w:sz w:val="19"/>
+                <w:szCs w:val="19"/>
+              </w:rPr>
+              <w:t xml:space="preserve">must be mapped</w:t>
+            </w:r>
+          </w:p>
+        </w:tc>
+      </w:tr>
+      <w:tr>
+        <w:trPr>
+          <w:cantSplit/>
+          <w:tblHeader w:val="false"/>
+        </w:trPr>
+        <w:tc>
+          <w:tcPr>
+            <w:tcW w:type="dxa" w:w="2750"/>
+            <w:tcMar>
+              <w:top w:type="dxa" w:w="60"/>
+              <w:left w:type="dxa" w:w="100"/>
+              <w:bottom w:type="dxa" w:w="60"/>
+              <w:right w:type="dxa" w:w="100"/>
+            </w:tcMar>
+            <w:vAlign w:val="center"/>
+          </w:tcPr>
+          <w:p>
+            <w:pPr>
+              <w:spacing w:after="0"/>
+            </w:pPr>
+            <w:r>
+              <w:rPr>
+                <w:rFonts w:ascii="Consolas" w:cs="Consolas" w:eastAsia="Consolas" w:hAnsi="Consolas"/>
+                <w:b w:val="false"/>
+                <w:bCs w:val="false"/>
+                <w:color w:val="1F2937"/>
+                <w:sz w:val="16"/>
+                <w:szCs w:val="16"/>
+              </w:rPr>
+              <w:t xml:space="preserve">docker</w:t>
+            </w:r>
+          </w:p>
+        </w:tc>
+        <w:tc>
+          <w:tcPr>
+            <w:tcW w:type="dxa" w:w="1000"/>
+            <w:tcMar>
+              <w:top w:type="dxa" w:w="60"/>
+              <w:left w:type="dxa" w:w="100"/>
+              <w:bottom w:type="dxa" w:w="60"/>
+              <w:right w:type="dxa" w:w="100"/>
+            </w:tcMar>
+            <w:vAlign w:val="center"/>
+          </w:tcPr>
+          <w:p>
+            <w:pPr>
+              <w:spacing w:after="0"/>
+            </w:pPr>
+            <w:r>
+              <w:rPr>
+                <w:rFonts w:ascii="Calibri" w:cs="Calibri" w:eastAsia="Calibri" w:hAnsi="Calibri"/>
+                <w:b w:val="false"/>
+                <w:bCs w:val="false"/>
+                <w:color w:val="1F2937"/>
+                <w:sz w:val="19"/>
+                <w:szCs w:val="19"/>
+              </w:rPr>
+              <w:t xml:space="preserve">15</w:t>
+            </w:r>
+          </w:p>
+        </w:tc>
+        <w:tc>
+          <w:tcPr>
+            <w:tcW w:type="dxa" w:w="2900"/>
+            <w:tcMar>
+              <w:top w:type="dxa" w:w="60"/>
+              <w:left w:type="dxa" w:w="100"/>
+              <w:bottom w:type="dxa" w:w="60"/>
+              <w:right w:type="dxa" w:w="100"/>
+            </w:tcMar>
+            <w:vAlign w:val="center"/>
+          </w:tcPr>
+          <w:p>
+            <w:pPr>
+              <w:spacing w:after="0"/>
+            </w:pPr>
+            <w:r>
+              <w:rPr>
+                <w:rFonts w:ascii="Consolas" w:cs="Consolas" w:eastAsia="Consolas" w:hAnsi="Consolas"/>
+                <w:b w:val="false"/>
+                <w:bCs w:val="false"/>
+                <w:color w:val="1F2937"/>
+                <w:sz w:val="16"/>
+                <w:szCs w:val="16"/>
+              </w:rPr>
+              <w:t xml:space="preserve">docker</w:t>
+            </w:r>
+          </w:p>
+        </w:tc>
+        <w:tc>
+          <w:tcPr>
+            <w:tcW w:type="dxa" w:w="1050"/>
+            <w:tcMar>
+              <w:top w:type="dxa" w:w="60"/>
+              <w:left w:type="dxa" w:w="100"/>
+              <w:bottom w:type="dxa" w:w="60"/>
+              <w:right w:type="dxa" w:w="100"/>
+            </w:tcMar>
+            <w:vAlign w:val="center"/>
+          </w:tcPr>
+          <w:p>
+            <w:pPr>
+              <w:spacing w:after="0"/>
+            </w:pPr>
+            <w:r>
+              <w:rPr>
+                <w:rFonts w:ascii="Calibri" w:cs="Calibri" w:eastAsia="Calibri" w:hAnsi="Calibri"/>
+                <w:b w:val="false"/>
+                <w:bCs w:val="false"/>
+                <w:color w:val="1F2937"/>
+                <w:sz w:val="19"/>
+                <w:szCs w:val="19"/>
+              </w:rPr>
+              <w:t xml:space="preserve">5</w:t>
+            </w:r>
+          </w:p>
+        </w:tc>
+        <w:tc>
+          <w:tcPr>
+            <w:tcW w:type="dxa" w:w="2140"/>
+            <w:tcMar>
+              <w:top w:type="dxa" w:w="60"/>
+              <w:left w:type="dxa" w:w="100"/>
+              <w:bottom w:type="dxa" w:w="60"/>
+              <w:right w:type="dxa" w:w="100"/>
+            </w:tcMar>
+            <w:vAlign w:val="center"/>
+          </w:tcPr>
+          <w:p>
+            <w:pPr>
+              <w:spacing w:after="0"/>
+            </w:pPr>
+            <w:r>
+              <w:rPr>
+                <w:rFonts w:ascii="Calibri" w:cs="Calibri" w:eastAsia="Calibri" w:hAnsi="Calibri"/>
+                <w:b w:val="false"/>
+                <w:bCs w:val="false"/>
+                <w:color w:val="1F2937"/>
+                <w:sz w:val="19"/>
+                <w:szCs w:val="19"/>
+              </w:rPr>
+              <w:t xml:space="preserve">matches — passes through unchanged</w:t>
+            </w:r>
+          </w:p>
+        </w:tc>
+      </w:tr>
+      <w:tr>
+        <w:trPr>
+          <w:cantSplit/>
+          <w:tblHeader w:val="false"/>
+        </w:trPr>
+        <w:tc>
+          <w:tcPr>
+            <w:tcW w:type="dxa" w:w="2750"/>
+            <w:tcMar>
+              <w:top w:type="dxa" w:w="60"/>
+              <w:left w:type="dxa" w:w="100"/>
+              <w:bottom w:type="dxa" w:w="60"/>
+              <w:right w:type="dxa" w:w="100"/>
+            </w:tcMar>
+            <w:vAlign w:val="center"/>
+          </w:tcPr>
+          <w:p>
+            <w:pPr>
+              <w:spacing w:after="0"/>
+            </w:pPr>
+            <w:r>
+              <w:rPr>
+                <w:rFonts w:ascii="Consolas" w:cs="Consolas" w:eastAsia="Consolas" w:hAnsi="Consolas"/>
+                <w:b w:val="false"/>
+                <w:bCs w:val="false"/>
+                <w:color w:val="1F2937"/>
+                <w:sz w:val="16"/>
+                <w:szCs w:val="16"/>
+              </w:rPr>
+              <w:t xml:space="preserve">npp</w:t>
+            </w:r>
+          </w:p>
+        </w:tc>
+        <w:tc>
+          <w:tcPr>
+            <w:tcW w:type="dxa" w:w="1000"/>
+            <w:tcMar>
+              <w:top w:type="dxa" w:w="60"/>
+              <w:left w:type="dxa" w:w="100"/>
+              <w:bottom w:type="dxa" w:w="60"/>
+              <w:right w:type="dxa" w:w="100"/>
+            </w:tcMar>
+            <w:vAlign w:val="center"/>
+          </w:tcPr>
+          <w:p>
+            <w:pPr>
+              <w:spacing w:after="0"/>
+            </w:pPr>
+            <w:r>
+              <w:rPr>
+                <w:rFonts w:ascii="Calibri" w:cs="Calibri" w:eastAsia="Calibri" w:hAnsi="Calibri"/>
+                <w:b w:val="false"/>
+                <w:bCs w:val="false"/>
+                <w:color w:val="1F2937"/>
+                <w:sz w:val="19"/>
+                <w:szCs w:val="19"/>
+              </w:rPr>
+              <w:t xml:space="preserve">12</w:t>
+            </w:r>
+          </w:p>
+        </w:tc>
+        <w:tc>
+          <w:tcPr>
+            <w:tcW w:type="dxa" w:w="2900"/>
+            <w:tcMar>
+              <w:top w:type="dxa" w:w="60"/>
+              <w:left w:type="dxa" w:w="100"/>
+              <w:bottom w:type="dxa" w:w="60"/>
+              <w:right w:type="dxa" w:w="100"/>
+            </w:tcMar>
+            <w:vAlign w:val="center"/>
+          </w:tcPr>
+          <w:p>
+            <w:pPr>
+              <w:spacing w:after="0"/>
+            </w:pPr>
+            <w:r>
+              <w:rPr>
+                <w:rFonts w:ascii="Consolas" w:cs="Consolas" w:eastAsia="Consolas" w:hAnsi="Consolas"/>
+                <w:b w:val="false"/>
+                <w:bCs w:val="false"/>
+                <w:color w:val="1F2937"/>
+                <w:sz w:val="16"/>
+                <w:szCs w:val="16"/>
+              </w:rPr>
+              <w:t xml:space="preserve">notepad++</w:t>
+            </w:r>
+          </w:p>
+        </w:tc>
+        <w:tc>
+          <w:tcPr>
+            <w:tcW w:type="dxa" w:w="1050"/>
+            <w:tcMar>
+              <w:top w:type="dxa" w:w="60"/>
+              <w:left w:type="dxa" w:w="100"/>
+              <w:bottom w:type="dxa" w:w="60"/>
+              <w:right w:type="dxa" w:w="100"/>
+            </w:tcMar>
+            <w:vAlign w:val="center"/>
+          </w:tcPr>
+          <w:p>
+            <w:pPr>
+              <w:spacing w:after="0"/>
+            </w:pPr>
+            <w:r>
+              <w:rPr>
+                <w:rFonts w:ascii="Calibri" w:cs="Calibri" w:eastAsia="Calibri" w:hAnsi="Calibri"/>
+                <w:b w:val="false"/>
+                <w:bCs w:val="false"/>
+                <w:color w:val="1F2937"/>
+                <w:sz w:val="19"/>
+                <w:szCs w:val="19"/>
+              </w:rPr>
+              <w:t xml:space="preserve">5</w:t>
+            </w:r>
+          </w:p>
+        </w:tc>
+        <w:tc>
+          <w:tcPr>
+            <w:tcW w:type="dxa" w:w="2140"/>
+            <w:tcMar>
+              <w:top w:type="dxa" w:w="60"/>
+              <w:left w:type="dxa" w:w="100"/>
+              <w:bottom w:type="dxa" w:w="60"/>
+              <w:right w:type="dxa" w:w="100"/>
+            </w:tcMar>
+            <w:vAlign w:val="center"/>
+          </w:tcPr>
+          <w:p>
+            <w:pPr>
+              <w:spacing w:after="0"/>
+            </w:pPr>
+            <w:r>
+              <w:rPr>
+                <w:rFonts w:ascii="Calibri" w:cs="Calibri" w:eastAsia="Calibri" w:hAnsi="Calibri"/>
+                <w:b w:val="false"/>
+                <w:bCs w:val="false"/>
+                <w:color w:val="1F2937"/>
+                <w:sz w:val="19"/>
+                <w:szCs w:val="19"/>
+              </w:rPr>
+              <w:t xml:space="preserve">must be mapped</w:t>
+            </w:r>
+          </w:p>
+        </w:tc>
+      </w:tr>
+      <w:tr>
+        <w:trPr>
+          <w:cantSplit/>
+          <w:tblHeader w:val="false"/>
+        </w:trPr>
+        <w:tc>
+          <w:tcPr>
+            <w:tcW w:type="dxa" w:w="2750"/>
+            <w:tcMar>
+              <w:top w:type="dxa" w:w="60"/>
+              <w:left w:type="dxa" w:w="100"/>
+              <w:bottom w:type="dxa" w:w="60"/>
+              <w:right w:type="dxa" w:w="100"/>
+            </w:tcMar>
+            <w:vAlign w:val="center"/>
+          </w:tcPr>
+          <w:p>
+            <w:pPr>
+              <w:spacing w:after="0"/>
+            </w:pPr>
+            <w:r>
+              <w:rPr>
+                <w:rFonts w:ascii="Consolas" w:cs="Consolas" w:eastAsia="Consolas" w:hAnsi="Consolas"/>
+                <w:b w:val="false"/>
+                <w:bCs w:val="false"/>
+                <w:color w:val="1F2937"/>
+                <w:sz w:val="16"/>
+                <w:szCs w:val="16"/>
+              </w:rPr>
+              <w:t xml:space="preserve">openvsx</w:t>
+            </w:r>
+          </w:p>
+        </w:tc>
+        <w:tc>
+          <w:tcPr>
+            <w:tcW w:type="dxa" w:w="1000"/>
+            <w:tcMar>
+              <w:top w:type="dxa" w:w="60"/>
+              <w:left w:type="dxa" w:w="100"/>
+              <w:bottom w:type="dxa" w:w="60"/>
+              <w:right w:type="dxa" w:w="100"/>
+            </w:tcMar>
+            <w:vAlign w:val="center"/>
+          </w:tcPr>
+          <w:p>
+            <w:pPr>
+              <w:spacing w:after="0"/>
+            </w:pPr>
+            <w:r>
+              <w:rPr>
+                <w:rFonts w:ascii="Calibri" w:cs="Calibri" w:eastAsia="Calibri" w:hAnsi="Calibri"/>
+                <w:b w:val="false"/>
+                <w:bCs w:val="false"/>
+                <w:color w:val="1F2937"/>
+                <w:sz w:val="19"/>
+                <w:szCs w:val="19"/>
+              </w:rPr>
+              <w:t xml:space="preserve">10</w:t>
+            </w:r>
+          </w:p>
+        </w:tc>
+        <w:tc>
+          <w:tcPr>
+            <w:tcW w:type="dxa" w:w="2900"/>
+            <w:tcMar>
+              <w:top w:type="dxa" w:w="60"/>
+              <w:left w:type="dxa" w:w="100"/>
+              <w:bottom w:type="dxa" w:w="60"/>
+              <w:right w:type="dxa" w:w="100"/>
+            </w:tcMar>
+            <w:vAlign w:val="center"/>
+          </w:tcPr>
+          <w:p>
+            <w:pPr>
+              <w:spacing w:after="0"/>
+            </w:pPr>
+            <w:r>
+              <w:rPr>
+                <w:rFonts w:ascii="Consolas" w:cs="Consolas" w:eastAsia="Consolas" w:hAnsi="Consolas"/>
+                <w:b w:val="false"/>
+                <w:bCs w:val="false"/>
+                <w:color w:val="1F2937"/>
+                <w:sz w:val="16"/>
+                <w:szCs w:val="16"/>
+              </w:rPr>
+              <w:t xml:space="preserve">open_vsx_registry</w:t>
+            </w:r>
+          </w:p>
+        </w:tc>
+        <w:tc>
+          <w:tcPr>
+            <w:tcW w:type="dxa" w:w="1050"/>
+            <w:tcMar>
+              <w:top w:type="dxa" w:w="60"/>
+              <w:left w:type="dxa" w:w="100"/>
+              <w:bottom w:type="dxa" w:w="60"/>
+              <w:right w:type="dxa" w:w="100"/>
+            </w:tcMar>
+            <w:vAlign w:val="center"/>
+          </w:tcPr>
+          <w:p>
+            <w:pPr>
+              <w:spacing w:after="0"/>
+            </w:pPr>
+            <w:r>
+              <w:rPr>
+                <w:rFonts w:ascii="Calibri" w:cs="Calibri" w:eastAsia="Calibri" w:hAnsi="Calibri"/>
+                <w:b w:val="false"/>
+                <w:bCs w:val="false"/>
+                <w:color w:val="1F2937"/>
+                <w:sz w:val="19"/>
+                <w:szCs w:val="19"/>
+              </w:rPr>
+              <w:t xml:space="preserve">0</w:t>
+            </w:r>
+          </w:p>
+        </w:tc>
+        <w:tc>
+          <w:tcPr>
+            <w:tcW w:type="dxa" w:w="2140"/>
+            <w:tcMar>
+              <w:top w:type="dxa" w:w="60"/>
+              <w:left w:type="dxa" w:w="100"/>
+              <w:bottom w:type="dxa" w:w="60"/>
+              <w:right w:type="dxa" w:w="100"/>
+            </w:tcMar>
+            <w:vAlign w:val="center"/>
+          </w:tcPr>
+          <w:p>
+            <w:pPr>
+              <w:spacing w:after="0"/>
+            </w:pPr>
+            <w:r>
+              <w:rPr>
+                <w:rFonts w:ascii="Calibri" w:cs="Calibri" w:eastAsia="Calibri" w:hAnsi="Calibri"/>
+                <w:b w:val="false"/>
+                <w:bCs w:val="false"/>
+                <w:color w:val="1F2937"/>
+                <w:sz w:val="19"/>
+                <w:szCs w:val="19"/>
+              </w:rPr>
+              <w:t xml:space="preserve">must be mapped</w:t>
+            </w:r>
+          </w:p>
+        </w:tc>
+      </w:tr>
+      <w:tr>
+        <w:trPr>
+          <w:cantSplit/>
+          <w:tblHeader w:val="false"/>
+        </w:trPr>
+        <w:tc>
+          <w:tcPr>
+            <w:tcW w:type="dxa" w:w="2750"/>
+            <w:tcMar>
+              <w:top w:type="dxa" w:w="60"/>
+              <w:left w:type="dxa" w:w="100"/>
+              <w:bottom w:type="dxa" w:w="60"/>
+              <w:right w:type="dxa" w:w="100"/>
+            </w:tcMar>
+            <w:vAlign w:val="center"/>
+          </w:tcPr>
+          <w:p>
+            <w:pPr>
+              <w:spacing w:after="0"/>
+            </w:pPr>
+            <w:r>
+              <w:rPr>
+                <w:rFonts w:ascii="Consolas" w:cs="Consolas" w:eastAsia="Consolas" w:hAnsi="Consolas"/>
+                <w:b w:val="false"/>
+                <w:bCs w:val="false"/>
+                <w:color w:val="1F2937"/>
+                <w:sz w:val="16"/>
+                <w:szCs w:val="16"/>
+              </w:rPr>
+              <w:t xml:space="preserve">jet</w:t>
+            </w:r>
+          </w:p>
+        </w:tc>
+        <w:tc>
+          <w:tcPr>
+            <w:tcW w:type="dxa" w:w="1000"/>
+            <w:tcMar>
+              <w:top w:type="dxa" w:w="60"/>
+              <w:left w:type="dxa" w:w="100"/>
+              <w:bottom w:type="dxa" w:w="60"/>
+              <w:right w:type="dxa" w:w="100"/>
+            </w:tcMar>
+            <w:vAlign w:val="center"/>
+          </w:tcPr>
+          <w:p>
+            <w:pPr>
+              <w:spacing w:after="0"/>
+            </w:pPr>
+            <w:r>
+              <w:rPr>
+                <w:rFonts w:ascii="Calibri" w:cs="Calibri" w:eastAsia="Calibri" w:hAnsi="Calibri"/>
+                <w:b w:val="false"/>
+                <w:bCs w:val="false"/>
+                <w:color w:val="1F2937"/>
+                <w:sz w:val="19"/>
+                <w:szCs w:val="19"/>
+              </w:rPr>
+              <w:t xml:space="preserve">5</w:t>
+            </w:r>
+          </w:p>
+        </w:tc>
+        <w:tc>
+          <w:tcPr>
+            <w:tcW w:type="dxa" w:w="2900"/>
+            <w:tcMar>
+              <w:top w:type="dxa" w:w="60"/>
+              <w:left w:type="dxa" w:w="100"/>
+              <w:bottom w:type="dxa" w:w="60"/>
+              <w:right w:type="dxa" w:w="100"/>
+            </w:tcMar>
+            <w:vAlign w:val="center"/>
+          </w:tcPr>
+          <w:p>
+            <w:pPr>
+              <w:spacing w:after="0"/>
+            </w:pPr>
+            <w:r>
+              <w:rPr>
+                <w:rFonts w:ascii="Consolas" w:cs="Consolas" w:eastAsia="Consolas" w:hAnsi="Consolas"/>
+                <w:b w:val="false"/>
+                <w:bCs w:val="false"/>
+                <w:color w:val="1F2937"/>
+                <w:sz w:val="16"/>
+                <w:szCs w:val="16"/>
+              </w:rPr>
+              <w:t xml:space="preserve">jetbrains</w:t>
+            </w:r>
+          </w:p>
+        </w:tc>
+        <w:tc>
+          <w:tcPr>
+            <w:tcW w:type="dxa" w:w="1050"/>
+            <w:tcMar>
+              <w:top w:type="dxa" w:w="60"/>
+              <w:left w:type="dxa" w:w="100"/>
+              <w:bottom w:type="dxa" w:w="60"/>
+              <w:right w:type="dxa" w:w="100"/>
+            </w:tcMar>
+            <w:vAlign w:val="center"/>
+          </w:tcPr>
+          <w:p>
+            <w:pPr>
+              <w:spacing w:after="0"/>
+            </w:pPr>
+            <w:r>
+              <w:rPr>
+                <w:rFonts w:ascii="Calibri" w:cs="Calibri" w:eastAsia="Calibri" w:hAnsi="Calibri"/>
+                <w:b w:val="false"/>
+                <w:bCs w:val="false"/>
+                <w:color w:val="1F2937"/>
+                <w:sz w:val="19"/>
+                <w:szCs w:val="19"/>
+              </w:rPr>
+              <w:t xml:space="preserve">1</w:t>
+            </w:r>
+          </w:p>
+        </w:tc>
+        <w:tc>
+          <w:tcPr>
+            <w:tcW w:type="dxa" w:w="2140"/>
+            <w:tcMar>
+              <w:top w:type="dxa" w:w="60"/>
+              <w:left w:type="dxa" w:w="100"/>
+              <w:bottom w:type="dxa" w:w="60"/>
+              <w:right w:type="dxa" w:w="100"/>
+            </w:tcMar>
+            <w:vAlign w:val="center"/>
+          </w:tcPr>
+          <w:p>
+            <w:pPr>
+              <w:spacing w:after="0"/>
+            </w:pPr>
+            <w:r>
+              <w:rPr>
+                <w:rFonts w:ascii="Calibri" w:cs="Calibri" w:eastAsia="Calibri" w:hAnsi="Calibri"/>
+                <w:b w:val="false"/>
+                <w:bCs w:val="false"/>
+                <w:color w:val="1F2937"/>
+                <w:sz w:val="19"/>
+                <w:szCs w:val="19"/>
+              </w:rPr>
+              <w:t xml:space="preserve">must be mapped</w:t>
+            </w:r>
+          </w:p>
+        </w:tc>
+      </w:tr>
+      <w:tr>
+        <w:trPr>
+          <w:cantSplit/>
+          <w:tblHeader w:val="false"/>
+        </w:trPr>
+        <w:tc>
+          <w:tcPr>
+            <w:tcW w:type="dxa" w:w="2750"/>
+            <w:tcMar>
+              <w:top w:type="dxa" w:w="60"/>
+              <w:left w:type="dxa" w:w="100"/>
+              <w:bottom w:type="dxa" w:w="60"/>
+              <w:right w:type="dxa" w:w="100"/>
+            </w:tcMar>
+            <w:vAlign w:val="center"/>
+          </w:tcPr>
+          <w:p>
+            <w:pPr>
+              <w:spacing w:after="0"/>
+            </w:pPr>
+            <w:r>
+              <w:rPr>
+                <w:rFonts w:ascii="Consolas" w:cs="Consolas" w:eastAsia="Consolas" w:hAnsi="Consolas"/>
+                <w:b w:val="false"/>
+                <w:bCs w:val="false"/>
+                <w:color w:val="1F2937"/>
+                <w:sz w:val="16"/>
+                <w:szCs w:val="16"/>
+              </w:rPr>
+              <w:t xml:space="preserve">ollama</w:t>
+            </w:r>
+          </w:p>
+        </w:tc>
+        <w:tc>
+          <w:tcPr>
+            <w:tcW w:type="dxa" w:w="1000"/>
+            <w:tcMar>
+              <w:top w:type="dxa" w:w="60"/>
+              <w:left w:type="dxa" w:w="100"/>
+              <w:bottom w:type="dxa" w:w="60"/>
+              <w:right w:type="dxa" w:w="100"/>
+            </w:tcMar>
+            <w:vAlign w:val="center"/>
+          </w:tcPr>
+          <w:p>
+            <w:pPr>
+              <w:spacing w:after="0"/>
+            </w:pPr>
+            <w:r>
+              <w:rPr>
+                <w:rFonts w:ascii="Calibri" w:cs="Calibri" w:eastAsia="Calibri" w:hAnsi="Calibri"/>
+                <w:b w:val="false"/>
+                <w:bCs w:val="false"/>
+                <w:color w:val="1F2937"/>
+                <w:sz w:val="19"/>
+                <w:szCs w:val="19"/>
+              </w:rPr>
+              <w:t xml:space="preserve">5</w:t>
+            </w:r>
+          </w:p>
+        </w:tc>
+        <w:tc>
+          <w:tcPr>
+            <w:tcW w:type="dxa" w:w="2900"/>
+            <w:tcMar>
+              <w:top w:type="dxa" w:w="60"/>
+              <w:left w:type="dxa" w:w="100"/>
+              <w:bottom w:type="dxa" w:w="60"/>
+              <w:right w:type="dxa" w:w="100"/>
+            </w:tcMar>
+            <w:vAlign w:val="center"/>
+          </w:tcPr>
+          <w:p>
+            <w:pPr>
+              <w:spacing w:after="0"/>
+            </w:pPr>
+            <w:r>
+              <w:rPr>
+                <w:rFonts w:ascii="Consolas" w:cs="Consolas" w:eastAsia="Consolas" w:hAnsi="Consolas"/>
+                <w:b w:val="false"/>
+                <w:bCs w:val="false"/>
+                <w:color w:val="1F2937"/>
+                <w:sz w:val="16"/>
+                <w:szCs w:val="16"/>
+              </w:rPr>
+              <w:t xml:space="preserve">— none —</w:t>
+            </w:r>
+          </w:p>
+        </w:tc>
+        <w:tc>
+          <w:tcPr>
+            <w:tcW w:type="dxa" w:w="1050"/>
+            <w:tcMar>
+              <w:top w:type="dxa" w:w="60"/>
+              <w:left w:type="dxa" w:w="100"/>
+              <w:bottom w:type="dxa" w:w="60"/>
+              <w:right w:type="dxa" w:w="100"/>
+            </w:tcMar>
+            <w:vAlign w:val="center"/>
+          </w:tcPr>
+          <w:p>
+            <w:pPr>
+              <w:spacing w:after="0"/>
+            </w:pPr>
+            <w:r>
+              <w:rPr>
+                <w:rFonts w:ascii="Calibri" w:cs="Calibri" w:eastAsia="Calibri" w:hAnsi="Calibri"/>
+                <w:b w:val="false"/>
+                <w:bCs w:val="false"/>
+                <w:color w:val="1F2937"/>
+                <w:sz w:val="19"/>
+                <w:szCs w:val="19"/>
+              </w:rPr>
+              <w:t xml:space="preserve">—</w:t>
+            </w:r>
+          </w:p>
+        </w:tc>
+        <w:tc>
+          <w:tcPr>
+            <w:tcW w:type="dxa" w:w="2140"/>
+            <w:tcMar>
+              <w:top w:type="dxa" w:w="60"/>
+              <w:left w:type="dxa" w:w="100"/>
+              <w:bottom w:type="dxa" w:w="60"/>
+              <w:right w:type="dxa" w:w="100"/>
+            </w:tcMar>
+            <w:vAlign w:val="center"/>
+          </w:tcPr>
+          <w:p>
+            <w:pPr>
+              <w:spacing w:after="0"/>
+            </w:pPr>
+            <w:r>
+              <w:rPr>
+                <w:rFonts w:ascii="Calibri" w:cs="Calibri" w:eastAsia="Calibri" w:hAnsi="Calibri"/>
+                <w:b w:val="false"/>
+                <w:bCs w:val="false"/>
+                <w:color w:val="1F2937"/>
+                <w:sz w:val="19"/>
+                <w:szCs w:val="19"/>
+              </w:rPr>
+              <w:t xml:space="preserve">not in the API list</w:t>
+            </w:r>
+          </w:p>
+        </w:tc>
+      </w:tr>
+      <w:tr>
+        <w:trPr>
+          <w:cantSplit/>
+          <w:tblHeader w:val="false"/>
+        </w:trPr>
+        <w:tc>
+          <w:tcPr>
+            <w:tcW w:type="dxa" w:w="2750"/>
+            <w:tcMar>
+              <w:top w:type="dxa" w:w="60"/>
+              <w:left w:type="dxa" w:w="100"/>
+              <w:bottom w:type="dxa" w:w="60"/>
+              <w:right w:type="dxa" w:w="100"/>
+            </w:tcMar>
+            <w:vAlign w:val="center"/>
+          </w:tcPr>
+          <w:p>
+            <w:pPr>
+              <w:spacing w:after="0"/>
+            </w:pPr>
+            <w:r>
+              <w:rPr>
+                <w:rFonts w:ascii="Consolas" w:cs="Consolas" w:eastAsia="Consolas" w:hAnsi="Consolas"/>
+                <w:b w:val="false"/>
+                <w:bCs w:val="false"/>
+                <w:color w:val="1F2937"/>
+                <w:sz w:val="16"/>
+                <w:szCs w:val="16"/>
+              </w:rPr>
+              <w:t xml:space="preserve">claude_desktop_extensions</w:t>
+            </w:r>
+          </w:p>
+        </w:tc>
+        <w:tc>
+          <w:tcPr>
+            <w:tcW w:type="dxa" w:w="1000"/>
+            <w:tcMar>
+              <w:top w:type="dxa" w:w="60"/>
+              <w:left w:type="dxa" w:w="100"/>
+              <w:bottom w:type="dxa" w:w="60"/>
+              <w:right w:type="dxa" w:w="100"/>
+            </w:tcMar>
+            <w:vAlign w:val="center"/>
+          </w:tcPr>
+          <w:p>
+            <w:pPr>
+              <w:spacing w:after="0"/>
+            </w:pPr>
+            <w:r>
+              <w:rPr>
+                <w:rFonts w:ascii="Calibri" w:cs="Calibri" w:eastAsia="Calibri" w:hAnsi="Calibri"/>
+                <w:b w:val="false"/>
+                <w:bCs w:val="false"/>
+                <w:color w:val="1F2937"/>
+                <w:sz w:val="19"/>
+                <w:szCs w:val="19"/>
+              </w:rPr>
+              <w:t xml:space="preserve">5</w:t>
+            </w:r>
+          </w:p>
+        </w:tc>
+        <w:tc>
+          <w:tcPr>
+            <w:tcW w:type="dxa" w:w="2900"/>
+            <w:tcMar>
+              <w:top w:type="dxa" w:w="60"/>
+              <w:left w:type="dxa" w:w="100"/>
+              <w:bottom w:type="dxa" w:w="60"/>
+              <w:right w:type="dxa" w:w="100"/>
+            </w:tcMar>
+            <w:vAlign w:val="center"/>
+          </w:tcPr>
+          <w:p>
+            <w:pPr>
+              <w:spacing w:after="0"/>
+            </w:pPr>
+            <w:r>
+              <w:rPr>
+                <w:rFonts w:ascii="Consolas" w:cs="Consolas" w:eastAsia="Consolas" w:hAnsi="Consolas"/>
+                <w:b w:val="false"/>
+                <w:bCs w:val="false"/>
+                <w:color w:val="1F2937"/>
+                <w:sz w:val="16"/>
+                <w:szCs w:val="16"/>
+              </w:rPr>
+              <w:t xml:space="preserve">claude_desktop_extensions</w:t>
+            </w:r>
+          </w:p>
+        </w:tc>
+        <w:tc>
+          <w:tcPr>
+            <w:tcW w:type="dxa" w:w="1050"/>
+            <w:tcMar>
+              <w:top w:type="dxa" w:w="60"/>
+              <w:left w:type="dxa" w:w="100"/>
+              <w:bottom w:type="dxa" w:w="60"/>
+              <w:right w:type="dxa" w:w="100"/>
+            </w:tcMar>
+            <w:vAlign w:val="center"/>
+          </w:tcPr>
+          <w:p>
+            <w:pPr>
+              <w:spacing w:after="0"/>
+            </w:pPr>
+            <w:r>
+              <w:rPr>
+                <w:rFonts w:ascii="Calibri" w:cs="Calibri" w:eastAsia="Calibri" w:hAnsi="Calibri"/>
+                <w:b w:val="false"/>
+                <w:bCs w:val="false"/>
+                <w:color w:val="1F2937"/>
+                <w:sz w:val="19"/>
+                <w:szCs w:val="19"/>
+              </w:rPr>
+              <w:t xml:space="preserve">3</w:t>
+            </w:r>
+          </w:p>
+        </w:tc>
+        <w:tc>
+          <w:tcPr>
+            <w:tcW w:type="dxa" w:w="2140"/>
+            <w:tcMar>
+              <w:top w:type="dxa" w:w="60"/>
+              <w:left w:type="dxa" w:w="100"/>
+              <w:bottom w:type="dxa" w:w="60"/>
+              <w:right w:type="dxa" w:w="100"/>
+            </w:tcMar>
+            <w:vAlign w:val="center"/>
+          </w:tcPr>
+          <w:p>
+            <w:pPr>
+              <w:spacing w:after="0"/>
+            </w:pPr>
+            <w:r>
+              <w:rPr>
+                <w:rFonts w:ascii="Calibri" w:cs="Calibri" w:eastAsia="Calibri" w:hAnsi="Calibri"/>
+                <w:b w:val="false"/>
+                <w:bCs w:val="false"/>
+                <w:color w:val="1F2937"/>
+                <w:sz w:val="19"/>
+                <w:szCs w:val="19"/>
+              </w:rPr>
+              <w:t xml:space="preserve">matches — passes through unchanged</w:t>
+            </w:r>
+          </w:p>
+        </w:tc>
+      </w:tr>
+      <w:tr>
+        <w:trPr>
+          <w:cantSplit/>
+          <w:tblHeader w:val="false"/>
+        </w:trPr>
+        <w:tc>
+          <w:tcPr>
+            <w:tcW w:type="dxa" w:w="2750"/>
+            <w:tcMar>
+              <w:top w:type="dxa" w:w="60"/>
+              <w:left w:type="dxa" w:w="100"/>
+              <w:bottom w:type="dxa" w:w="60"/>
+              <w:right w:type="dxa" w:w="100"/>
+            </w:tcMar>
+            <w:vAlign w:val="center"/>
+          </w:tcPr>
+          <w:p>
+            <w:pPr>
+              <w:spacing w:after="0"/>
+            </w:pPr>
+            <w:r>
+              <w:rPr>
+                <w:rFonts w:ascii="Consolas" w:cs="Consolas" w:eastAsia="Consolas" w:hAnsi="Consolas"/>
+                <w:b w:val="false"/>
+                <w:bCs w:val="false"/>
+                <w:color w:val="1F2937"/>
+                <w:sz w:val="16"/>
+                <w:szCs w:val="16"/>
+              </w:rPr>
+              <w:t xml:space="preserve">side_loaded</w:t>
+            </w:r>
+          </w:p>
+        </w:tc>
+        <w:tc>
+          <w:tcPr>
+            <w:tcW w:type="dxa" w:w="1000"/>
+            <w:tcMar>
+              <w:top w:type="dxa" w:w="60"/>
+              <w:left w:type="dxa" w:w="100"/>
+              <w:bottom w:type="dxa" w:w="60"/>
+              <w:right w:type="dxa" w:w="100"/>
+            </w:tcMar>
+            <w:vAlign w:val="center"/>
+          </w:tcPr>
+          <w:p>
+            <w:pPr>
+              <w:spacing w:after="0"/>
+            </w:pPr>
+            <w:r>
+              <w:rPr>
+                <w:rFonts w:ascii="Calibri" w:cs="Calibri" w:eastAsia="Calibri" w:hAnsi="Calibri"/>
+                <w:b w:val="false"/>
+                <w:bCs w:val="false"/>
+                <w:color w:val="1F2937"/>
+                <w:sz w:val="19"/>
+                <w:szCs w:val="19"/>
+              </w:rPr>
+              <w:t xml:space="preserve">1</w:t>
+            </w:r>
+          </w:p>
+        </w:tc>
+        <w:tc>
+          <w:tcPr>
+            <w:tcW w:type="dxa" w:w="2900"/>
+            <w:tcMar>
+              <w:top w:type="dxa" w:w="60"/>
+              <w:left w:type="dxa" w:w="100"/>
+              <w:bottom w:type="dxa" w:w="60"/>
+              <w:right w:type="dxa" w:w="100"/>
+            </w:tcMar>
+            <w:vAlign w:val="center"/>
+          </w:tcPr>
+          <w:p>
+            <w:pPr>
+              <w:spacing w:after="0"/>
+            </w:pPr>
+            <w:r>
+              <w:rPr>
+                <w:rFonts w:ascii="Consolas" w:cs="Consolas" w:eastAsia="Consolas" w:hAnsi="Consolas"/>
+                <w:b w:val="false"/>
+                <w:bCs w:val="false"/>
+                <w:color w:val="1F2937"/>
+                <w:sz w:val="16"/>
+                <w:szCs w:val="16"/>
+              </w:rPr>
+              <w:t xml:space="preserve">— none —</w:t>
+            </w:r>
+          </w:p>
+        </w:tc>
+        <w:tc>
+          <w:tcPr>
+            <w:tcW w:type="dxa" w:w="1050"/>
+            <w:tcMar>
+              <w:top w:type="dxa" w:w="60"/>
+              <w:left w:type="dxa" w:w="100"/>
+              <w:bottom w:type="dxa" w:w="60"/>
+              <w:right w:type="dxa" w:w="100"/>
+            </w:tcMar>
+            <w:vAlign w:val="center"/>
+          </w:tcPr>
+          <w:p>
+            <w:pPr>
+              <w:spacing w:after="0"/>
+            </w:pPr>
+            <w:r>
+              <w:rPr>
+                <w:rFonts w:ascii="Calibri" w:cs="Calibri" w:eastAsia="Calibri" w:hAnsi="Calibri"/>
+                <w:b w:val="false"/>
+                <w:bCs w:val="false"/>
+                <w:color w:val="1F2937"/>
+                <w:sz w:val="19"/>
+                <w:szCs w:val="19"/>
+              </w:rPr>
+              <w:t xml:space="preserve">—</w:t>
+            </w:r>
+          </w:p>
+        </w:tc>
+        <w:tc>
+          <w:tcPr>
+            <w:tcW w:type="dxa" w:w="2140"/>
+            <w:tcMar>
+              <w:top w:type="dxa" w:w="60"/>
+              <w:left w:type="dxa" w:w="100"/>
+              <w:bottom w:type="dxa" w:w="60"/>
+              <w:right w:type="dxa" w:w="100"/>
+            </w:tcMar>
+            <w:vAlign w:val="center"/>
+          </w:tcPr>
+          <w:p>
+            <w:pPr>
+              <w:spacing w:after="0"/>
+            </w:pPr>
+            <w:r>
+              <w:rPr>
+                <w:rFonts w:ascii="Calibri" w:cs="Calibri" w:eastAsia="Calibri" w:hAnsi="Calibri"/>
+                <w:b w:val="false"/>
+                <w:bCs w:val="false"/>
+                <w:color w:val="1F2937"/>
+                <w:sz w:val="19"/>
+                <w:szCs w:val="19"/>
+              </w:rPr>
+              <w:t xml:space="preserve">installation_method value leaking into the field</w:t>
+            </w:r>
+          </w:p>
+        </w:tc>
+      </w:tr>
+    </w:tbl>
+    <w:p>
+      <w:pPr>
+        <w:spacing w:after="120" w:before="140"/>
+      </w:pPr>
+      <w:r>
+        <w:rPr>
+          <w:rFonts w:ascii="Calibri" w:cs="Calibri" w:eastAsia="Calibri" w:hAnsi="Calibri"/>
+          <w:b/>
+          <w:bCs/>
+          <w:color w:val="1F7A3D"/>
+          <w:sz w:val="18"/>
+          <w:szCs w:val="18"/>
+        </w:rPr>
+        <w:t xml:space="preserve">[LIVE] </w:t>
+      </w:r>
+      <w:r>
+        <w:rPr>
+          <w:rFonts w:ascii="Calibri" w:cs="Calibri" w:eastAsia="Calibri" w:hAnsi="Calibri"/>
+          <w:color w:val="1F2937"/>
+          <w:sz w:val="22"/>
+          <w:szCs w:val="22"/>
+        </w:rPr>
+        <w:t xml:space="preserve">Where the Event and API columns differ, the value is rejected with HTTP 400 if passed to a command unchanged; where they match (Note column), it passes through. The highest-frequency event value, software_windows, differs, so most real traffic needs the mapping (pypi, the second most common, is one of the few that passes through). built_in, ollama, side_loaded are not marketplaces at all (built_in and side_loaded are installation_method values that leak into the field; ollama is simply absent from the API's list), so they must be dropped rather than mapped.</w:t>
+      </w:r>
+    </w:p>
+    <w:p>
+      <w:pPr>
+        <w:spacing w:after="120"/>
+      </w:pPr>
+      <w:r>
+        <w:rPr>
+          <w:rFonts w:ascii="Calibri" w:cs="Calibri" w:eastAsia="Calibri" w:hAnsi="Calibri"/>
+          <w:b/>
+          <w:bCs/>
+          <w:color w:val="1F7A3D"/>
+          <w:sz w:val="18"/>
+          <w:szCs w:val="18"/>
+        </w:rPr>
+        <w:t xml:space="preserve">[LIVE] </w:t>
+      </w:r>
+      <w:r>
+        <w:rPr>
+          <w:rFonts w:ascii="Calibri" w:cs="Calibri" w:eastAsia="Calibri" w:hAnsi="Calibri"/>
+          <w:color w:val="1F2937"/>
+          <w:sz w:val="22"/>
+          <w:szCs w:val="22"/>
+        </w:rPr>
+        <w:t xml:space="preserve">In the companion pack (separate content — see the cover), KOI Ext - Extract Alert Context reads item.marketplace straight from the alert payload and downstream playbooks pass it to koi-inventory-item-get, koi-inventory-item-endpoints-list and koi-blocklist-items-add. The mapping above must be applied between reading the event and calling the command.</w:t>
+      </w:r>
+    </w:p>
+    <w:p>
+      <w:pPr>
+        <w:keepLines/>
+        <w:pBdr>
+          <w:left w:val="single" w:color="B42318" w:sz="18" w:space="8"/>
+        </w:pBdr>
+        <w:shd w:fill="FEF2F2" w:val="clear"/>
+        <w:spacing w:after="160" w:before="120"/>
+        <w:ind w:left="160" w:right="160"/>
+      </w:pPr>
+      <w:r>
+        <w:rPr>
+          <w:rFonts w:ascii="Calibri" w:cs="Calibri" w:eastAsia="Calibri" w:hAnsi="Calibri"/>
+          <w:b/>
+          <w:bCs/>
+          <w:color w:val="B42318"/>
+          <w:sz w:val="22"/>
+          <w:szCs w:val="22"/>
+        </w:rPr>
+        <w:t xml:space="preserve">MAP EVENT VALUES BEFORE CALLING A COMMAND  </w:t>
+      </w:r>
+      <w:r>
+        <w:rPr>
+          <w:rFonts w:ascii="Calibri" w:cs="Calibri" w:eastAsia="Calibri" w:hAnsi="Calibri"/>
+          <w:color w:val="1F2937"/>
+          <w:sz w:val="22"/>
+          <w:szCs w:val="22"/>
+        </w:rPr>
+        <w:t xml:space="preserve">Do not feed a marketplace value from an event straight into a command unless you have confirmed it is one of the few that coincide. Map the short form to the long form first. The chrome rows fail HTTP 400 unmapped, and any audit-driven flow using software_windows — the most common value in the dataset — fails likewise. Treat built_in, ollama, side_loaded as unknown and drop them.</w:t>
+      </w:r>
+    </w:p>
+    <w:p>
+      <w:pPr>
+        <w:pStyle w:val="Heading2"/>
+        <w:keepNext/>
+        <w:keepLines/>
+        <w:spacing w:after="120" w:before="280"/>
+      </w:pPr>
+      <w:r>
+        <w:rPr>
+          <w:rFonts w:ascii="Calibri" w:cs="Calibri" w:eastAsia="Calibri" w:hAnsi="Calibri"/>
+          <w:b/>
+          <w:bCs/>
+          <w:color w:val="1F2937"/>
+          <w:sz w:val="26"/>
+          <w:szCs w:val="26"/>
+        </w:rPr>
+        <w:t xml:space="preserve">A13.  A host stops producing events — KOI is run-on-demand, and nothing scanned it</w:t>
+      </w:r>
+    </w:p>
+    <w:tbl>
+      <w:tblPr>
+        <w:tblW w:type="dxa" w:w="9840"/>
+        <w:tblBorders>
+          <w:top w:val="single" w:color="auto" w:sz="4"/>
+          <w:left w:val="single" w:color="auto" w:sz="4"/>
+          <w:bottom w:val="single" w:color="auto" w:sz="4"/>
+          <w:right w:val="single" w:color="auto" w:sz="4"/>
+          <w:insideH w:val="single" w:color="auto" w:sz="4"/>
+          <w:insideV w:val="single" w:color="auto" w:sz="4"/>
+        </w:tblBorders>
+      </w:tblPr>
+      <w:tblGrid>
+        <w:gridCol w:w="1500"/>
+        <w:gridCol w:w="8340"/>
+      </w:tblGrid>
+      <w:tr>
+        <w:trPr>
+          <w:cantSplit/>
+          <w:tblHeader w:val="false"/>
+        </w:trPr>
+        <w:tc>
+          <w:tcPr>
+            <w:tcW w:type="dxa" w:w="1500"/>
+            <w:tcMar>
+              <w:top w:type="dxa" w:w="60"/>
+              <w:left w:type="dxa" w:w="100"/>
+              <w:bottom w:type="dxa" w:w="60"/>
+              <w:right w:type="dxa" w:w="100"/>
+            </w:tcMar>
+            <w:vAlign w:val="center"/>
+          </w:tcPr>
+          <w:p>
+            <w:pPr>
+              <w:spacing w:after="0"/>
+            </w:pPr>
+            <w:r>
+              <w:rPr>
+                <w:rFonts w:ascii="Calibri" w:cs="Calibri" w:eastAsia="Calibri" w:hAnsi="Calibri"/>
+                <w:b/>
+                <w:bCs/>
+                <w:color w:val="E8551F"/>
+                <w:sz w:val="19"/>
+                <w:szCs w:val="19"/>
+              </w:rPr>
+              <w:t xml:space="preserve">Symptom</w:t>
+            </w:r>
+          </w:p>
+        </w:tc>
+        <w:tc>
+          <w:tcPr>
+            <w:tcW w:type="dxa" w:w="8340"/>
+            <w:tcMar>
+              <w:top w:type="dxa" w:w="60"/>
+              <w:left w:type="dxa" w:w="100"/>
+              <w:bottom w:type="dxa" w:w="60"/>
+              <w:right w:type="dxa" w:w="100"/>
+            </w:tcMar>
+            <w:vAlign w:val="center"/>
+          </w:tcPr>
+          <w:p>
+            <w:pPr>
+              <w:spacing w:after="0"/>
+            </w:pPr>
+            <w:r>
+              <w:rPr>
+                <w:rFonts w:ascii="Calibri" w:cs="Calibri" w:eastAsia="Calibri" w:hAnsi="Calibri"/>
+                <w:b w:val="false"/>
+                <w:bCs w:val="false"/>
+                <w:color w:val="1F2937"/>
+                <w:sz w:val="19"/>
+                <w:szCs w:val="19"/>
+              </w:rPr>
+              <w:t xml:space="preserve">koi_koi_raw is populated overall, but one host has produced no events for days. A tester watching a single quiet host sees an empty result and reports collection as broken.</w:t>
+            </w:r>
+          </w:p>
+        </w:tc>
+      </w:tr>
+      <w:tr>
+        <w:trPr>
+          <w:cantSplit/>
+          <w:tblHeader w:val="false"/>
+        </w:trPr>
+        <w:tc>
+          <w:tcPr>
+            <w:tcW w:type="dxa" w:w="1500"/>
+            <w:tcMar>
+              <w:top w:type="dxa" w:w="60"/>
+              <w:left w:type="dxa" w:w="100"/>
+              <w:bottom w:type="dxa" w:w="60"/>
+              <w:right w:type="dxa" w:w="100"/>
+            </w:tcMar>
+            <w:vAlign w:val="center"/>
+          </w:tcPr>
+          <w:p>
+            <w:pPr>
+              <w:spacing w:after="0"/>
+            </w:pPr>
+            <w:r>
+              <w:rPr>
+                <w:rFonts w:ascii="Calibri" w:cs="Calibri" w:eastAsia="Calibri" w:hAnsi="Calibri"/>
+                <w:b/>
+                <w:bCs/>
+                <w:color w:val="E8551F"/>
+                <w:sz w:val="19"/>
+                <w:szCs w:val="19"/>
+              </w:rPr>
+              <w:t xml:space="preserve">Cause</w:t>
+            </w:r>
+          </w:p>
+        </w:tc>
+        <w:tc>
+          <w:tcPr>
+            <w:tcW w:type="dxa" w:w="8340"/>
+            <w:tcMar>
+              <w:top w:type="dxa" w:w="60"/>
+              <w:left w:type="dxa" w:w="100"/>
+              <w:bottom w:type="dxa" w:w="60"/>
+              <w:right w:type="dxa" w:w="100"/>
+            </w:tcMar>
+            <w:vAlign w:val="center"/>
+          </w:tcPr>
+          <w:p>
+            <w:pPr>
+              <w:spacing w:after="0"/>
+            </w:pPr>
+            <w:r>
+              <w:rPr>
+                <w:rFonts w:ascii="Calibri" w:cs="Calibri" w:eastAsia="Calibri" w:hAnsi="Calibri"/>
+                <w:b w:val="false"/>
+                <w:bCs w:val="false"/>
+                <w:color w:val="1F2937"/>
+                <w:sz w:val="19"/>
+                <w:szCs w:val="19"/>
+              </w:rPr>
+              <w:t xml:space="preserve">KOI has no resident agent on Windows — it is run-on-demand. Between scans nothing runs on the host, so nothing is generated. A scan must be triggered before any events appear, and KOI is change-driven: a scan of an unchanged host still produces nothing.</w:t>
+            </w:r>
+          </w:p>
+        </w:tc>
+      </w:tr>
+      <w:tr>
+        <w:trPr>
+          <w:cantSplit/>
+          <w:tblHeader w:val="false"/>
+        </w:trPr>
+        <w:tc>
+          <w:tcPr>
+            <w:tcW w:type="dxa" w:w="1500"/>
+            <w:tcMar>
+              <w:top w:type="dxa" w:w="60"/>
+              <w:left w:type="dxa" w:w="100"/>
+              <w:bottom w:type="dxa" w:w="60"/>
+              <w:right w:type="dxa" w:w="100"/>
+            </w:tcMar>
+            <w:vAlign w:val="center"/>
+          </w:tcPr>
+          <w:p>
+            <w:pPr>
+              <w:spacing w:after="0"/>
+            </w:pPr>
+            <w:r>
+              <w:rPr>
+                <w:rFonts w:ascii="Calibri" w:cs="Calibri" w:eastAsia="Calibri" w:hAnsi="Calibri"/>
+                <w:b/>
+                <w:bCs/>
+                <w:color w:val="E8551F"/>
+                <w:sz w:val="19"/>
+                <w:szCs w:val="19"/>
+              </w:rPr>
+              <w:t xml:space="preserve">Evidence</w:t>
+            </w:r>
+          </w:p>
+        </w:tc>
+        <w:tc>
+          <w:tcPr>
+            <w:tcW w:type="dxa" w:w="8340"/>
+            <w:tcMar>
+              <w:top w:type="dxa" w:w="60"/>
+              <w:left w:type="dxa" w:w="100"/>
+              <w:bottom w:type="dxa" w:w="60"/>
+              <w:right w:type="dxa" w:w="100"/>
+            </w:tcMar>
+            <w:vAlign w:val="center"/>
+          </w:tcPr>
+          <w:p>
+            <w:pPr>
+              <w:spacing w:after="0"/>
+            </w:pPr>
+            <w:r>
+              <w:rPr>
+                <w:rFonts w:ascii="Calibri" w:cs="Calibri" w:eastAsia="Calibri" w:hAnsi="Calibri"/>
+                <w:b w:val="false"/>
+                <w:bCs w:val="false"/>
+                <w:color w:val="1F2937"/>
+                <w:sz w:val="19"/>
+                <w:szCs w:val="19"/>
+              </w:rPr>
+              <w:t xml:space="preserve">[LIVE] Re-verified first-hand 21 July 2026. Two test hosts (win-workstation, koi-win-test) had produced no events since 15 July — six days — while other hosts reported continuously; nothing was wrong with them, nothing had run the scan. Running KOI Deployment Script - Windows via core-script-run returned COMPLETED_SUCCESSFULLY in 135 s, and a scan of an unchanged host produced no events at all. [INHERITED] The earlier custom-pack investigation established the same run-on-demand behaviour (Part B, B1).</w:t>
+            </w:r>
+          </w:p>
+        </w:tc>
+      </w:tr>
+      <w:tr>
+        <w:trPr>
+          <w:cantSplit/>
+          <w:tblHeader w:val="false"/>
+        </w:trPr>
+        <w:tc>
+          <w:tcPr>
+            <w:tcW w:type="dxa" w:w="1500"/>
+            <w:tcMar>
+              <w:top w:type="dxa" w:w="60"/>
+              <w:left w:type="dxa" w:w="100"/>
+              <w:bottom w:type="dxa" w:w="60"/>
+              <w:right w:type="dxa" w:w="100"/>
+            </w:tcMar>
+            <w:vAlign w:val="center"/>
+          </w:tcPr>
+          <w:p>
+            <w:pPr>
+              <w:spacing w:after="0"/>
+            </w:pPr>
+            <w:r>
+              <w:rPr>
+                <w:rFonts w:ascii="Calibri" w:cs="Calibri" w:eastAsia="Calibri" w:hAnsi="Calibri"/>
+                <w:b/>
+                <w:bCs/>
+                <w:color w:val="E8551F"/>
+                <w:sz w:val="19"/>
+                <w:szCs w:val="19"/>
+              </w:rPr>
+              <w:t xml:space="preserve">Do this</w:t>
+            </w:r>
+          </w:p>
+        </w:tc>
+        <w:tc>
+          <w:tcPr>
+            <w:tcW w:type="dxa" w:w="8340"/>
+            <w:tcMar>
+              <w:top w:type="dxa" w:w="60"/>
+              <w:left w:type="dxa" w:w="100"/>
+              <w:bottom w:type="dxa" w:w="60"/>
+              <w:right w:type="dxa" w:w="100"/>
+            </w:tcMar>
+            <w:vAlign w:val="center"/>
+          </w:tcPr>
+          <w:p>
+            <w:pPr>
+              <w:spacing w:after="0"/>
+            </w:pPr>
+            <w:r>
+              <w:rPr>
+                <w:rFonts w:ascii="Calibri" w:cs="Calibri" w:eastAsia="Calibri" w:hAnsi="Calibri"/>
+                <w:b w:val="false"/>
+                <w:bCs w:val="false"/>
+                <w:color w:val="1F2937"/>
+                <w:sz w:val="19"/>
+                <w:szCs w:val="19"/>
+              </w:rPr>
+              <w:t xml:space="preserve">Do not read an empty result on one host as a collection failure. Confirm a scan has actually run — trigger KOI Deployment Script - Windows through core-script-run — and confirm something changed on the host since the last scan. After a successful scan, events are queryable in koi_koi_raw within roughly 4–10 minutes.</w:t>
+            </w:r>
+          </w:p>
+        </w:tc>
+      </w:tr>
+    </w:tbl>
+    <w:p>
+      <w:pPr>
+        <w:spacing w:after="80"/>
+      </w:pPr>
+    </w:p>
+    <w:p>
+      <w:pPr>
+        <w:keepLines/>
+        <w:pBdr>
+          <w:left w:val="single" w:color="92400E" w:sz="18" w:space="8"/>
+        </w:pBdr>
+        <w:shd w:fill="FFFBEB" w:val="clear"/>
+        <w:spacing w:after="160" w:before="120"/>
+        <w:ind w:left="160" w:right="160"/>
+      </w:pPr>
+      <w:r>
+        <w:rPr>
+          <w:rFonts w:ascii="Calibri" w:cs="Calibri" w:eastAsia="Calibri" w:hAnsi="Calibri"/>
+          <w:b/>
+          <w:bCs/>
+          <w:color w:val="92400E"/>
+          <w:sz w:val="22"/>
+          <w:szCs w:val="22"/>
+        </w:rPr>
+        <w:t xml:space="preserve">SCAN, THEN CHANGE, THEN WAIT  </w:t>
+      </w:r>
+      <w:r>
+        <w:rPr>
+          <w:rFonts w:ascii="Calibri" w:cs="Calibri" w:eastAsia="Calibri" w:hAnsi="Calibri"/>
+          <w:color w:val="1F2937"/>
+          <w:sz w:val="22"/>
+          <w:szCs w:val="22"/>
+        </w:rPr>
+        <w:t xml:space="preserve">Three things must all be true before a host produces events: (1) a scan has run — KOI is run-on-demand, there is no resident agent between scans; (2) something changed since the last scan — a re-scan of an unchanged host is a no-op, and a re-install of an already-inventoried item is also a no-op because KOI is change-driven; (3) a few minutes have passed — ingestion takes roughly 4–10 minutes after the scan completes. An empty dataset on a quiet host is expected, not a fault.</w:t>
+      </w:r>
+    </w:p>
+    <w:p>
+      <w:pPr>
+        <w:spacing w:after="120"/>
+      </w:pPr>
+      <w:r>
+        <w:rPr>
+          <w:rFonts w:ascii="Calibri" w:cs="Calibri" w:eastAsia="Calibri" w:hAnsi="Calibri"/>
+          <w:b/>
+          <w:bCs/>
+          <w:color w:val="1F7A3D"/>
+          <w:sz w:val="18"/>
+          <w:szCs w:val="18"/>
+        </w:rPr>
+        <w:t xml:space="preserve">[LIVE] </w:t>
+      </w:r>
+      <w:r>
+        <w:rPr>
+          <w:rFonts w:ascii="Calibri" w:cs="Calibri" w:eastAsia="Calibri" w:hAnsi="Calibri"/>
+          <w:color w:val="1F2937"/>
+          <w:sz w:val="22"/>
+          <w:szCs w:val="22"/>
+        </w:rPr>
+        <w:t xml:space="preserve">The scan is driven the same way the Script Runner workflow drives it — a core-script-run of KOI Deployment Script - Windows (name → uid → run). </w:t>
+      </w:r>
+      <w:r>
+        <w:rPr>
+          <w:rFonts w:ascii="Calibri" w:cs="Calibri" w:eastAsia="Calibri" w:hAnsi="Calibri"/>
+          <w:b/>
+          <w:bCs/>
+          <w:color w:val="0F766E"/>
+          <w:sz w:val="18"/>
+          <w:szCs w:val="18"/>
+        </w:rPr>
+        <w:t xml:space="preserve">[PACK] </w:t>
+      </w:r>
+      <w:r>
+        <w:rPr>
+          <w:rFonts w:ascii="Calibri" w:cs="Calibri" w:eastAsia="Calibri" w:hAnsi="Calibri"/>
+          <w:color w:val="1F2937"/>
+          <w:sz w:val="22"/>
+          <w:szCs w:val="22"/>
+        </w:rPr>
+        <w:t xml:space="preserve">That Script Runner workflow is additional content in the separate KOI Content Extension pack, not part of the Marketplace pack; core-script-run itself is Cortex-native.</w:t>
+      </w:r>
+    </w:p>
+    <w:p>
+      <w:pPr>
+        <w:pStyle w:val="Heading2"/>
+        <w:keepNext/>
+        <w:keepLines/>
+        <w:spacing w:after="120" w:before="280"/>
+      </w:pPr>
+      <w:r>
+        <w:rPr>
+          <w:rFonts w:ascii="Calibri" w:cs="Calibri" w:eastAsia="Calibri" w:hAnsi="Calibri"/>
+          <w:b/>
+          <w:bCs/>
+          <w:color w:val="1F2937"/>
+          <w:sz w:val="26"/>
+          <w:szCs w:val="26"/>
+        </w:rPr>
+        <w:t xml:space="preserve">A14.  You installed something but KOI doesn't see it</w:t>
+      </w:r>
+    </w:p>
+    <w:tbl>
+      <w:tblPr>
+        <w:tblW w:type="dxa" w:w="9840"/>
+        <w:tblBorders>
+          <w:top w:val="single" w:color="auto" w:sz="4"/>
+          <w:left w:val="single" w:color="auto" w:sz="4"/>
+          <w:bottom w:val="single" w:color="auto" w:sz="4"/>
+          <w:right w:val="single" w:color="auto" w:sz="4"/>
+          <w:insideH w:val="single" w:color="auto" w:sz="4"/>
+          <w:insideV w:val="single" w:color="auto" w:sz="4"/>
+        </w:tblBorders>
+      </w:tblPr>
+      <w:tblGrid>
+        <w:gridCol w:w="1500"/>
+        <w:gridCol w:w="8340"/>
+      </w:tblGrid>
+      <w:tr>
+        <w:trPr>
+          <w:cantSplit/>
+          <w:tblHeader w:val="false"/>
+        </w:trPr>
+        <w:tc>
+          <w:tcPr>
+            <w:tcW w:type="dxa" w:w="1500"/>
+            <w:tcMar>
+              <w:top w:type="dxa" w:w="60"/>
+              <w:left w:type="dxa" w:w="100"/>
+              <w:bottom w:type="dxa" w:w="60"/>
+              <w:right w:type="dxa" w:w="100"/>
+            </w:tcMar>
+            <w:vAlign w:val="center"/>
+          </w:tcPr>
+          <w:p>
+            <w:pPr>
+              <w:spacing w:after="0"/>
+            </w:pPr>
+            <w:r>
+              <w:rPr>
+                <w:rFonts w:ascii="Calibri" w:cs="Calibri" w:eastAsia="Calibri" w:hAnsi="Calibri"/>
+                <w:b/>
+                <w:bCs/>
+                <w:color w:val="E8551F"/>
+                <w:sz w:val="19"/>
+                <w:szCs w:val="19"/>
+              </w:rPr>
+              <w:t xml:space="preserve">Symptom</w:t>
+            </w:r>
+          </w:p>
+        </w:tc>
+        <w:tc>
+          <w:tcPr>
+            <w:tcW w:type="dxa" w:w="8340"/>
+            <w:tcMar>
+              <w:top w:type="dxa" w:w="60"/>
+              <w:left w:type="dxa" w:w="100"/>
+              <w:bottom w:type="dxa" w:w="60"/>
+              <w:right w:type="dxa" w:w="100"/>
+            </w:tcMar>
+            <w:vAlign w:val="center"/>
+          </w:tcPr>
+          <w:p>
+            <w:pPr>
+              <w:spacing w:after="0"/>
+            </w:pPr>
+            <w:r>
+              <w:rPr>
+                <w:rFonts w:ascii="Calibri" w:cs="Calibri" w:eastAsia="Calibri" w:hAnsi="Calibri"/>
+                <w:b w:val="false"/>
+                <w:bCs w:val="false"/>
+                <w:color w:val="1F2937"/>
+                <w:sz w:val="19"/>
+                <w:szCs w:val="19"/>
+              </w:rPr>
+              <w:t xml:space="preserve">A package, extension or repository was installed on a scanned host, a scan ran, and it still does not appear in KOI's inventory or events.</w:t>
+            </w:r>
+          </w:p>
+        </w:tc>
+      </w:tr>
+      <w:tr>
+        <w:trPr>
+          <w:cantSplit/>
+          <w:tblHeader w:val="false"/>
+        </w:trPr>
+        <w:tc>
+          <w:tcPr>
+            <w:tcW w:type="dxa" w:w="1500"/>
+            <w:tcMar>
+              <w:top w:type="dxa" w:w="60"/>
+              <w:left w:type="dxa" w:w="100"/>
+              <w:bottom w:type="dxa" w:w="60"/>
+              <w:right w:type="dxa" w:w="100"/>
+            </w:tcMar>
+            <w:vAlign w:val="center"/>
+          </w:tcPr>
+          <w:p>
+            <w:pPr>
+              <w:spacing w:after="0"/>
+            </w:pPr>
+            <w:r>
+              <w:rPr>
+                <w:rFonts w:ascii="Calibri" w:cs="Calibri" w:eastAsia="Calibri" w:hAnsi="Calibri"/>
+                <w:b/>
+                <w:bCs/>
+                <w:color w:val="E8551F"/>
+                <w:sz w:val="19"/>
+                <w:szCs w:val="19"/>
+              </w:rPr>
+              <w:t xml:space="preserve">Cause</w:t>
+            </w:r>
+          </w:p>
+        </w:tc>
+        <w:tc>
+          <w:tcPr>
+            <w:tcW w:type="dxa" w:w="8340"/>
+            <w:tcMar>
+              <w:top w:type="dxa" w:w="60"/>
+              <w:left w:type="dxa" w:w="100"/>
+              <w:bottom w:type="dxa" w:w="60"/>
+              <w:right w:type="dxa" w:w="100"/>
+            </w:tcMar>
+            <w:vAlign w:val="center"/>
+          </w:tcPr>
+          <w:p>
+            <w:pPr>
+              <w:spacing w:after="0"/>
+            </w:pPr>
+            <w:r>
+              <w:rPr>
+                <w:rFonts w:ascii="Calibri" w:cs="Calibri" w:eastAsia="Calibri" w:hAnsi="Calibri"/>
+                <w:b w:val="false"/>
+                <w:bCs w:val="false"/>
+                <w:color w:val="1F2937"/>
+                <w:sz w:val="19"/>
+                <w:szCs w:val="19"/>
+              </w:rPr>
+              <w:t xml:space="preserve">KOI scans user-profile locations and ignores the SYSTEM profile. If the install landed in a SYSTEM-profile path — as anything the Cortex EDR agent installs does, because the agent runs as SYSTEM — KOI never sees it. It is the PATH that decides, not the identity of the installing process.</w:t>
+            </w:r>
+          </w:p>
+        </w:tc>
+      </w:tr>
+      <w:tr>
+        <w:trPr>
+          <w:cantSplit/>
+          <w:tblHeader w:val="false"/>
+        </w:trPr>
+        <w:tc>
+          <w:tcPr>
+            <w:tcW w:type="dxa" w:w="1500"/>
+            <w:tcMar>
+              <w:top w:type="dxa" w:w="60"/>
+              <w:left w:type="dxa" w:w="100"/>
+              <w:bottom w:type="dxa" w:w="60"/>
+              <w:right w:type="dxa" w:w="100"/>
+            </w:tcMar>
+            <w:vAlign w:val="center"/>
+          </w:tcPr>
+          <w:p>
+            <w:pPr>
+              <w:spacing w:after="0"/>
+            </w:pPr>
+            <w:r>
+              <w:rPr>
+                <w:rFonts w:ascii="Calibri" w:cs="Calibri" w:eastAsia="Calibri" w:hAnsi="Calibri"/>
+                <w:b/>
+                <w:bCs/>
+                <w:color w:val="E8551F"/>
+                <w:sz w:val="19"/>
+                <w:szCs w:val="19"/>
+              </w:rPr>
+              <w:t xml:space="preserve">Evidence</w:t>
+            </w:r>
+          </w:p>
+        </w:tc>
+        <w:tc>
+          <w:tcPr>
+            <w:tcW w:type="dxa" w:w="8340"/>
+            <w:tcMar>
+              <w:top w:type="dxa" w:w="60"/>
+              <w:left w:type="dxa" w:w="100"/>
+              <w:bottom w:type="dxa" w:w="60"/>
+              <w:right w:type="dxa" w:w="100"/>
+            </w:tcMar>
+            <w:vAlign w:val="center"/>
+          </w:tcPr>
+          <w:p>
+            <w:pPr>
+              <w:spacing w:after="0"/>
+            </w:pPr>
+            <w:r>
+              <w:rPr>
+                <w:rFonts w:ascii="Calibri" w:cs="Calibri" w:eastAsia="Calibri" w:hAnsi="Calibri"/>
+                <w:b w:val="false"/>
+                <w:bCs w:val="false"/>
+                <w:color w:val="1F2937"/>
+                <w:sz w:val="19"/>
+                <w:szCs w:val="19"/>
+              </w:rPr>
+              <w:t xml:space="preserve">[LIVE] Verified 21 July 2026 by a controlled three-way comparison, all three installs driven by a SYSTEM process. tabulate==0.9.0 landed in the SYSTEM profile and was NOT detected — /inventory/tabulate/endpoints?version=0.9.0 returned HTTP 404. inflection==0.5.1 in a user profile WAS detected (event 09:55:12), and a git clone into a user profile WAS detected (event 09:48:06). Same installing identity throughout, so the path — not the process — is the variable.</w:t>
+            </w:r>
+          </w:p>
+        </w:tc>
+      </w:tr>
+      <w:tr>
+        <w:trPr>
+          <w:cantSplit/>
+          <w:tblHeader w:val="false"/>
+        </w:trPr>
+        <w:tc>
+          <w:tcPr>
+            <w:tcW w:type="dxa" w:w="1500"/>
+            <w:tcMar>
+              <w:top w:type="dxa" w:w="60"/>
+              <w:left w:type="dxa" w:w="100"/>
+              <w:bottom w:type="dxa" w:w="60"/>
+              <w:right w:type="dxa" w:w="100"/>
+            </w:tcMar>
+            <w:vAlign w:val="center"/>
+          </w:tcPr>
+          <w:p>
+            <w:pPr>
+              <w:spacing w:after="0"/>
+            </w:pPr>
+            <w:r>
+              <w:rPr>
+                <w:rFonts w:ascii="Calibri" w:cs="Calibri" w:eastAsia="Calibri" w:hAnsi="Calibri"/>
+                <w:b/>
+                <w:bCs/>
+                <w:color w:val="E8551F"/>
+                <w:sz w:val="19"/>
+                <w:szCs w:val="19"/>
+              </w:rPr>
+              <w:t xml:space="preserve">Do this</w:t>
+            </w:r>
+          </w:p>
+        </w:tc>
+        <w:tc>
+          <w:tcPr>
+            <w:tcW w:type="dxa" w:w="8340"/>
+            <w:tcMar>
+              <w:top w:type="dxa" w:w="60"/>
+              <w:left w:type="dxa" w:w="100"/>
+              <w:bottom w:type="dxa" w:w="60"/>
+              <w:right w:type="dxa" w:w="100"/>
+            </w:tcMar>
+            <w:vAlign w:val="center"/>
+          </w:tcPr>
+          <w:p>
+            <w:pPr>
+              <w:spacing w:after="0"/>
+            </w:pPr>
+            <w:r>
+              <w:rPr>
+                <w:rFonts w:ascii="Calibri" w:cs="Calibri" w:eastAsia="Calibri" w:hAnsi="Calibri"/>
+                <w:b w:val="false"/>
+                <w:bCs w:val="false"/>
+                <w:color w:val="1F2937"/>
+                <w:sz w:val="19"/>
+                <w:szCs w:val="19"/>
+              </w:rPr>
+              <w:t xml:space="preserve">Install into a user-profile path if you want KOI to inventory it. For detection testing, make the change in a user profile the agent scans, and use an item verified absent from the host beforehand — KOI is change-driven, so a re-install of an already-inventoried item produces nothing.</w:t>
+            </w:r>
+          </w:p>
+        </w:tc>
+      </w:tr>
+    </w:tbl>
+    <w:p>
+      <w:pPr>
+        <w:spacing w:after="80"/>
+      </w:pPr>
+    </w:p>
+    <w:tbl>
+      <w:tblPr>
+        <w:tblW w:type="dxa" w:w="9840"/>
+        <w:tblBorders>
+          <w:top w:val="single" w:color="auto" w:sz="4"/>
+          <w:left w:val="single" w:color="auto" w:sz="4"/>
+          <w:bottom w:val="single" w:color="auto" w:sz="4"/>
+          <w:right w:val="single" w:color="auto" w:sz="4"/>
+          <w:insideH w:val="single" w:color="auto" w:sz="4"/>
+          <w:insideV w:val="single" w:color="auto" w:sz="4"/>
+        </w:tblBorders>
+      </w:tblPr>
+      <w:tblGrid>
+        <w:gridCol w:w="2600"/>
+        <w:gridCol w:w="5640"/>
+        <w:gridCol w:w="1600"/>
+      </w:tblGrid>
+      <w:tr>
+        <w:trPr>
+          <w:cantSplit/>
+          <w:tblHeader/>
+        </w:trPr>
+        <w:tc>
+          <w:tcPr>
+            <w:tcW w:type="dxa" w:w="2600"/>
+            <w:shd w:fill="334155" w:val="clear"/>
+            <w:tcMar>
+              <w:top w:type="dxa" w:w="60"/>
+              <w:left w:type="dxa" w:w="100"/>
+              <w:bottom w:type="dxa" w:w="60"/>
+              <w:right w:type="dxa" w:w="100"/>
+            </w:tcMar>
+            <w:vAlign w:val="center"/>
+          </w:tcPr>
+          <w:p>
+            <w:pPr>
+              <w:spacing w:after="0"/>
+            </w:pPr>
+            <w:r>
+              <w:rPr>
+                <w:rFonts w:ascii="Calibri" w:cs="Calibri" w:eastAsia="Calibri" w:hAnsi="Calibri"/>
+                <w:b/>
+                <w:bCs/>
+                <w:color w:val="FFFFFF"/>
+                <w:sz w:val="20"/>
+                <w:szCs w:val="20"/>
+              </w:rPr>
+              <w:t xml:space="preserve">Package / item</w:t>
+            </w:r>
+          </w:p>
+        </w:tc>
+        <w:tc>
+          <w:tcPr>
+            <w:tcW w:type="dxa" w:w="5640"/>
+            <w:shd w:fill="334155" w:val="clear"/>
+            <w:tcMar>
+              <w:top w:type="dxa" w:w="60"/>
+              <w:left w:type="dxa" w:w="100"/>
+              <w:bottom w:type="dxa" w:w="60"/>
+              <w:right w:type="dxa" w:w="100"/>
+            </w:tcMar>
+            <w:vAlign w:val="center"/>
+          </w:tcPr>
+          <w:p>
+            <w:pPr>
+              <w:spacing w:after="0"/>
+            </w:pPr>
+            <w:r>
+              <w:rPr>
+                <w:rFonts w:ascii="Calibri" w:cs="Calibri" w:eastAsia="Calibri" w:hAnsi="Calibri"/>
+                <w:b/>
+                <w:bCs/>
+                <w:color w:val="FFFFFF"/>
+                <w:sz w:val="20"/>
+                <w:szCs w:val="20"/>
+              </w:rPr>
+              <w:t xml:space="preserve">Target path</w:t>
+            </w:r>
+          </w:p>
+        </w:tc>
+        <w:tc>
+          <w:tcPr>
+            <w:tcW w:type="dxa" w:w="1600"/>
+            <w:shd w:fill="334155" w:val="clear"/>
+            <w:tcMar>
+              <w:top w:type="dxa" w:w="60"/>
+              <w:left w:type="dxa" w:w="100"/>
+              <w:bottom w:type="dxa" w:w="60"/>
+              <w:right w:type="dxa" w:w="100"/>
+            </w:tcMar>
+            <w:vAlign w:val="center"/>
+          </w:tcPr>
+          <w:p>
+            <w:pPr>
+              <w:spacing w:after="0"/>
+            </w:pPr>
+            <w:r>
+              <w:rPr>
+                <w:rFonts w:ascii="Calibri" w:cs="Calibri" w:eastAsia="Calibri" w:hAnsi="Calibri"/>
+                <w:b/>
+                <w:bCs/>
+                <w:color w:val="FFFFFF"/>
+                <w:sz w:val="20"/>
+                <w:szCs w:val="20"/>
+              </w:rPr>
+              <w:t xml:space="preserve">Detected?</w:t>
+            </w:r>
+          </w:p>
+        </w:tc>
+      </w:tr>
+      <w:tr>
+        <w:trPr>
+          <w:cantSplit/>
+          <w:tblHeader w:val="false"/>
+        </w:trPr>
+        <w:tc>
+          <w:tcPr>
+            <w:tcW w:type="dxa" w:w="2600"/>
+            <w:tcMar>
+              <w:top w:type="dxa" w:w="60"/>
+              <w:left w:type="dxa" w:w="100"/>
+              <w:bottom w:type="dxa" w:w="60"/>
+              <w:right w:type="dxa" w:w="100"/>
+            </w:tcMar>
+            <w:vAlign w:val="center"/>
+          </w:tcPr>
+          <w:p>
+            <w:pPr>
+              <w:spacing w:after="0"/>
+            </w:pPr>
+            <w:r>
+              <w:rPr>
+                <w:rFonts w:ascii="Consolas" w:cs="Consolas" w:eastAsia="Consolas" w:hAnsi="Consolas"/>
+                <w:b w:val="false"/>
+                <w:bCs w:val="false"/>
+                <w:color w:val="1F2937"/>
+                <w:sz w:val="16"/>
+                <w:szCs w:val="16"/>
+              </w:rPr>
+              <w:t xml:space="preserve">tabulate==0.9.0</w:t>
+            </w:r>
+          </w:p>
+        </w:tc>
+        <w:tc>
+          <w:tcPr>
+            <w:tcW w:type="dxa" w:w="5640"/>
+            <w:tcMar>
+              <w:top w:type="dxa" w:w="60"/>
+              <w:left w:type="dxa" w:w="100"/>
+              <w:bottom w:type="dxa" w:w="60"/>
+              <w:right w:type="dxa" w:w="100"/>
+            </w:tcMar>
+            <w:vAlign w:val="center"/>
+          </w:tcPr>
+          <w:p>
+            <w:pPr>
+              <w:spacing w:after="0"/>
+            </w:pPr>
+            <w:r>
+              <w:rPr>
+                <w:rFonts w:ascii="Consolas" w:cs="Consolas" w:eastAsia="Consolas" w:hAnsi="Consolas"/>
+                <w:b w:val="false"/>
+                <w:bCs w:val="false"/>
+                <w:color w:val="1F2937"/>
+                <w:sz w:val="16"/>
+                <w:szCs w:val="16"/>
+              </w:rPr>
+              <w:t xml:space="preserve">C:\Windows\system32\config\systemprofile\…\site-packages (SYSTEM profile)</w:t>
+            </w:r>
+          </w:p>
+        </w:tc>
+        <w:tc>
+          <w:tcPr>
+            <w:tcW w:type="dxa" w:w="1600"/>
+            <w:tcMar>
+              <w:top w:type="dxa" w:w="60"/>
+              <w:left w:type="dxa" w:w="100"/>
+              <w:bottom w:type="dxa" w:w="60"/>
+              <w:right w:type="dxa" w:w="100"/>
+            </w:tcMar>
+            <w:vAlign w:val="center"/>
+          </w:tcPr>
+          <w:p>
+            <w:pPr>
+              <w:spacing w:after="0"/>
+            </w:pPr>
+            <w:r>
+              <w:rPr>
+                <w:rFonts w:ascii="Calibri" w:cs="Calibri" w:eastAsia="Calibri" w:hAnsi="Calibri"/>
+                <w:b w:val="false"/>
+                <w:bCs w:val="false"/>
+                <w:color w:val="1F2937"/>
+                <w:sz w:val="19"/>
+                <w:szCs w:val="19"/>
+              </w:rPr>
+              <w:t xml:space="preserve">No — 404</w:t>
+            </w:r>
+          </w:p>
+        </w:tc>
+      </w:tr>
+      <w:tr>
+        <w:trPr>
+          <w:cantSplit/>
+          <w:tblHeader w:val="false"/>
+        </w:trPr>
+        <w:tc>
+          <w:tcPr>
+            <w:tcW w:type="dxa" w:w="2600"/>
+            <w:tcMar>
+              <w:top w:type="dxa" w:w="60"/>
+              <w:left w:type="dxa" w:w="100"/>
+              <w:bottom w:type="dxa" w:w="60"/>
+              <w:right w:type="dxa" w:w="100"/>
+            </w:tcMar>
+            <w:vAlign w:val="center"/>
+          </w:tcPr>
+          <w:p>
+            <w:pPr>
+              <w:spacing w:after="0"/>
+            </w:pPr>
+            <w:r>
+              <w:rPr>
+                <w:rFonts w:ascii="Consolas" w:cs="Consolas" w:eastAsia="Consolas" w:hAnsi="Consolas"/>
+                <w:b w:val="false"/>
+                <w:bCs w:val="false"/>
+                <w:color w:val="1F2937"/>
+                <w:sz w:val="16"/>
+                <w:szCs w:val="16"/>
+              </w:rPr>
+              <w:t xml:space="preserve">inflection==0.5.1</w:t>
+            </w:r>
+          </w:p>
+        </w:tc>
+        <w:tc>
+          <w:tcPr>
+            <w:tcW w:type="dxa" w:w="5640"/>
+            <w:tcMar>
+              <w:top w:type="dxa" w:w="60"/>
+              <w:left w:type="dxa" w:w="100"/>
+              <w:bottom w:type="dxa" w:w="60"/>
+              <w:right w:type="dxa" w:w="100"/>
+            </w:tcMar>
+            <w:vAlign w:val="center"/>
+          </w:tcPr>
+          <w:p>
+            <w:pPr>
+              <w:spacing w:after="0"/>
+            </w:pPr>
+            <w:r>
+              <w:rPr>
+                <w:rFonts w:ascii="Consolas" w:cs="Consolas" w:eastAsia="Consolas" w:hAnsi="Consolas"/>
+                <w:b w:val="false"/>
+                <w:bCs w:val="false"/>
+                <w:color w:val="1F2937"/>
+                <w:sz w:val="16"/>
+                <w:szCs w:val="16"/>
+              </w:rPr>
+              <w:t xml:space="preserve">C:\Users\amahmoud\AppData\Roaming\Python\… (user profile)</w:t>
+            </w:r>
+          </w:p>
+        </w:tc>
+        <w:tc>
+          <w:tcPr>
+            <w:tcW w:type="dxa" w:w="1600"/>
+            <w:tcMar>
+              <w:top w:type="dxa" w:w="60"/>
+              <w:left w:type="dxa" w:w="100"/>
+              <w:bottom w:type="dxa" w:w="60"/>
+              <w:right w:type="dxa" w:w="100"/>
+            </w:tcMar>
+            <w:vAlign w:val="center"/>
+          </w:tcPr>
+          <w:p>
+            <w:pPr>
+              <w:spacing w:after="0"/>
+            </w:pPr>
+            <w:r>
+              <w:rPr>
+                <w:rFonts w:ascii="Calibri" w:cs="Calibri" w:eastAsia="Calibri" w:hAnsi="Calibri"/>
+                <w:b w:val="false"/>
+                <w:bCs w:val="false"/>
+                <w:color w:val="1F2937"/>
+                <w:sz w:val="19"/>
+                <w:szCs w:val="19"/>
+              </w:rPr>
+              <w:t xml:space="preserve">Yes — 09:55:12</w:t>
+            </w:r>
+          </w:p>
+        </w:tc>
+      </w:tr>
+      <w:tr>
+        <w:trPr>
+          <w:cantSplit/>
+          <w:tblHeader w:val="false"/>
+        </w:trPr>
+        <w:tc>
+          <w:tcPr>
+            <w:tcW w:type="dxa" w:w="2600"/>
+            <w:tcMar>
+              <w:top w:type="dxa" w:w="60"/>
+              <w:left w:type="dxa" w:w="100"/>
+              <w:bottom w:type="dxa" w:w="60"/>
+              <w:right w:type="dxa" w:w="100"/>
+            </w:tcMar>
+            <w:vAlign w:val="center"/>
+          </w:tcPr>
+          <w:p>
+            <w:pPr>
+              <w:spacing w:after="0"/>
+            </w:pPr>
+            <w:r>
+              <w:rPr>
+                <w:rFonts w:ascii="Consolas" w:cs="Consolas" w:eastAsia="Consolas" w:hAnsi="Consolas"/>
+                <w:b w:val="false"/>
+                <w:bCs w:val="false"/>
+                <w:color w:val="1F2937"/>
+                <w:sz w:val="16"/>
+                <w:szCs w:val="16"/>
+              </w:rPr>
+              <w:t xml:space="preserve">octocat/Hello-World (git clone)</w:t>
+            </w:r>
+          </w:p>
+        </w:tc>
+        <w:tc>
+          <w:tcPr>
+            <w:tcW w:type="dxa" w:w="5640"/>
+            <w:tcMar>
+              <w:top w:type="dxa" w:w="60"/>
+              <w:left w:type="dxa" w:w="100"/>
+              <w:bottom w:type="dxa" w:w="60"/>
+              <w:right w:type="dxa" w:w="100"/>
+            </w:tcMar>
+            <w:vAlign w:val="center"/>
+          </w:tcPr>
+          <w:p>
+            <w:pPr>
+              <w:spacing w:after="0"/>
+            </w:pPr>
+            <w:r>
+              <w:rPr>
+                <w:rFonts w:ascii="Consolas" w:cs="Consolas" w:eastAsia="Consolas" w:hAnsi="Consolas"/>
+                <w:b w:val="false"/>
+                <w:bCs w:val="false"/>
+                <w:color w:val="1F2937"/>
+                <w:sz w:val="16"/>
+                <w:szCs w:val="16"/>
+              </w:rPr>
+              <w:t xml:space="preserve">C:\Users\amahmoud\Documents\koi-test-repo (user profile)</w:t>
+            </w:r>
+          </w:p>
+        </w:tc>
+        <w:tc>
+          <w:tcPr>
+            <w:tcW w:type="dxa" w:w="1600"/>
+            <w:tcMar>
+              <w:top w:type="dxa" w:w="60"/>
+              <w:left w:type="dxa" w:w="100"/>
+              <w:bottom w:type="dxa" w:w="60"/>
+              <w:right w:type="dxa" w:w="100"/>
+            </w:tcMar>
+            <w:vAlign w:val="center"/>
+          </w:tcPr>
+          <w:p>
+            <w:pPr>
+              <w:spacing w:after="0"/>
+            </w:pPr>
+            <w:r>
+              <w:rPr>
+                <w:rFonts w:ascii="Calibri" w:cs="Calibri" w:eastAsia="Calibri" w:hAnsi="Calibri"/>
+                <w:b w:val="false"/>
+                <w:bCs w:val="false"/>
+                <w:color w:val="1F2937"/>
+                <w:sz w:val="19"/>
+                <w:szCs w:val="19"/>
+              </w:rPr>
+              <w:t xml:space="preserve">Yes — 09:48:06</w:t>
+            </w:r>
+          </w:p>
+        </w:tc>
+      </w:tr>
+    </w:tbl>
+    <w:p>
+      <w:pPr>
+        <w:keepLines/>
+        <w:pBdr>
+          <w:left w:val="single" w:color="92400E" w:sz="18" w:space="8"/>
+        </w:pBdr>
+        <w:shd w:fill="FFFBEB" w:val="clear"/>
+        <w:spacing w:after="160" w:before="120"/>
+        <w:ind w:left="160" w:right="160"/>
+      </w:pPr>
+      <w:r>
+        <w:rPr>
+          <w:rFonts w:ascii="Calibri" w:cs="Calibri" w:eastAsia="Calibri" w:hAnsi="Calibri"/>
+          <w:b/>
+          <w:bCs/>
+          <w:color w:val="92400E"/>
+          <w:sz w:val="22"/>
+          <w:szCs w:val="22"/>
+        </w:rPr>
+        <w:t xml:space="preserve">PATH, NOT PROCESS  </w:t>
+      </w:r>
+      <w:r>
+        <w:rPr>
+          <w:rFonts w:ascii="Calibri" w:cs="Calibri" w:eastAsia="Calibri" w:hAnsi="Calibri"/>
+          <w:color w:val="1F2937"/>
+          <w:sz w:val="22"/>
+          <w:szCs w:val="22"/>
+        </w:rPr>
+        <w:t xml:space="preserve">KOI scans user-profile locations only. A SYSTEM-profile install is invisible no matter what installed it — and anything the Cortex EDR agent runs installs as SYSTEM. This is also why detection tests can be automated through the agent: the requirement is a user-profile path, not an interactive user. B6 is the same surprise from the opposite direction — KOI's own bundled Python makes PyPI packages appear on hosts where nobody installed Python.</w:t>
       </w:r>
     </w:p>
     <w:p>
@@ -19563,7 +25255,7 @@
           <w:sz w:val="22"/>
           <w:szCs w:val="22"/>
         </w:rPr>
-        <w:t xml:space="preserve">They travel different routes. Failing commands point at the instance, the engine or the API; a missing dataset points at collection (A1).</w:t>
+        <w:t xml:space="preserve">They travel different routes. Failing commands point at the instance, the engine or the API; a missing dataset points at collection (A1); a single quiet host that has simply not been scanned produces nothing even while collection is healthy (A13).</w:t>
       </w:r>
     </w:p>
     <w:p>
@@ -19644,6 +25336,36 @@
           <w:sz w:val="22"/>
           <w:szCs w:val="22"/>
         </w:rPr>
+        <w:t xml:space="preserve">Are you counting Alerts? </w:t>
+      </w:r>
+      <w:r>
+        <w:rPr>
+          <w:rFonts w:ascii="Calibri" w:cs="Calibri" w:eastAsia="Calibri" w:hAnsi="Calibri"/>
+          <w:color w:val="1F2937"/>
+          <w:sz w:val="22"/>
+          <w:szCs w:val="22"/>
+        </w:rPr>
+        <w:t xml:space="preserve">The Alerts stream is massively duplicated — one row per alert per fetch. Dedupe on the notification id before counting, or before firing per row (A11).</w:t>
+      </w:r>
+    </w:p>
+    <w:p>
+      <w:pPr>
+        <w:pStyle w:val="ListParagraph"/>
+        <w:numPr>
+          <w:ilvl w:val="0"/>
+          <w:numId w:val="3"/>
+        </w:numPr>
+        <w:spacing w:after="80"/>
+      </w:pPr>
+      <w:r>
+        <w:rPr>
+          <w:rFonts w:ascii="Calibri" w:cs="Calibri" w:eastAsia="Calibri" w:hAnsi="Calibri"/>
+          <w:b/>
+          <w:bCs/>
+          <w:color w:val="1F2937"/>
+          <w:sz w:val="22"/>
+          <w:szCs w:val="22"/>
+        </w:rPr>
         <w:t xml:space="preserve">Is the query reading a field that is never populated? </w:t>
       </w:r>
       <w:r>
@@ -19683,7 +25405,37 @@
           <w:sz w:val="22"/>
           <w:szCs w:val="22"/>
         </w:rPr>
-        <w:t xml:space="preserve">Check view against the API's accepted set, not the dropdown (A5), and check that filter_json carries {combinator, rules} (A6).</w:t>
+        <w:t xml:space="preserve">Check view against the API's accepted set, not the dropdown (A5), check that filter_json carries {combinator, rules} (A6), and if the 400 is on a marketplace value, confirm it is the API long form and not the event short form (A12).</w:t>
+      </w:r>
+    </w:p>
+    <w:p>
+      <w:pPr>
+        <w:pStyle w:val="ListParagraph"/>
+        <w:numPr>
+          <w:ilvl w:val="0"/>
+          <w:numId w:val="3"/>
+        </w:numPr>
+        <w:spacing w:after="80"/>
+      </w:pPr>
+      <w:r>
+        <w:rPr>
+          <w:rFonts w:ascii="Calibri" w:cs="Calibri" w:eastAsia="Calibri" w:hAnsi="Calibri"/>
+          <w:b/>
+          <w:bCs/>
+          <w:color w:val="1F2937"/>
+          <w:sz w:val="22"/>
+          <w:szCs w:val="22"/>
+        </w:rPr>
+        <w:t xml:space="preserve">Installed something the scan should have caught? </w:t>
+      </w:r>
+      <w:r>
+        <w:rPr>
+          <w:rFonts w:ascii="Calibri" w:cs="Calibri" w:eastAsia="Calibri" w:hAnsi="Calibri"/>
+          <w:color w:val="1F2937"/>
+          <w:sz w:val="22"/>
+          <w:szCs w:val="22"/>
+        </w:rPr>
+        <w:t xml:space="preserve">It is inventoried only if it is in a user-profile path — a SYSTEM-profile install is invisible (A14).</w:t>
       </w:r>
     </w:p>
     <w:p>
@@ -43574,7 +49326,69 @@
                 <w:sz w:val="19"/>
                 <w:szCs w:val="19"/>
               </w:rPr>
-              <w:t xml:space="preserve">[LIVE] / [CODE] / [PACK] / [INHERITED] Everything observed on the tenant and the KOI API on 20 July 2026, the facts read from Koi.py and command_examples.txt, what inspection of the pack directory establishes, plus the §8 endpoint findings inherited from the custom-pack investigation.</w:t>
+              <w:t xml:space="preserve">[LIVE] / [CODE] / [PACK] / [INHERITED] Everything observed on the tenant and the KOI API on 20–21 July 2026 — including the 21 July end-to-end scan, marketplace-vocabulary and Alerts-duplication findings (§7b–§7e) folded into A11–A14 — the facts read from Koi.py and command_examples.txt, what inspection of the pack directory establishes, plus the §8 endpoint findings inherited from the custom-pack investigation.</w:t>
+            </w:r>
+          </w:p>
+        </w:tc>
+      </w:tr>
+      <w:tr>
+        <w:trPr>
+          <w:cantSplit/>
+          <w:tblHeader w:val="false"/>
+        </w:trPr>
+        <w:tc>
+          <w:tcPr>
+            <w:tcW w:type="dxa" w:w="3800"/>
+            <w:tcMar>
+              <w:top w:type="dxa" w:w="60"/>
+              <w:left w:type="dxa" w:w="100"/>
+              <w:bottom w:type="dxa" w:w="60"/>
+              <w:right w:type="dxa" w:w="100"/>
+            </w:tcMar>
+            <w:vAlign w:val="center"/>
+          </w:tcPr>
+          <w:p>
+            <w:pPr>
+              <w:spacing w:after="0"/>
+            </w:pPr>
+            <w:r>
+              <w:rPr>
+                <w:rFonts w:ascii="Consolas" w:cs="Consolas" w:eastAsia="Consolas" w:hAnsi="Consolas"/>
+                <w:b w:val="false"/>
+                <w:bCs w:val="false"/>
+                <w:color w:val="1F2937"/>
+                <w:sz w:val="19"/>
+                <w:szCs w:val="19"/>
+              </w:rPr>
+              <w:t xml:space="preserve">Packs/KoiContentExtension/</w:t>
+            </w:r>
+          </w:p>
+        </w:tc>
+        <w:tc>
+          <w:tcPr>
+            <w:tcW w:type="dxa" w:w="6040"/>
+            <w:tcMar>
+              <w:top w:type="dxa" w:w="60"/>
+              <w:left w:type="dxa" w:w="100"/>
+              <w:bottom w:type="dxa" w:w="60"/>
+              <w:right w:type="dxa" w:w="100"/>
+            </w:tcMar>
+            <w:vAlign w:val="center"/>
+          </w:tcPr>
+          <w:p>
+            <w:pPr>
+              <w:spacing w:after="0"/>
+            </w:pPr>
+            <w:r>
+              <w:rPr>
+                <w:rFonts w:ascii="Calibri" w:cs="Calibri" w:eastAsia="Calibri" w:hAnsi="Calibri"/>
+                <w:b w:val="false"/>
+                <w:bCs w:val="false"/>
+                <w:color w:val="1F2937"/>
+                <w:sz w:val="19"/>
+                <w:szCs w:val="19"/>
+              </w:rPr>
+              <w:t xml:space="preserve">[PACK] The separate companion pack. Its name, version and content counts on the cover (parsing rules, modeling rules, playbooks, dashboard) are read from its pack_metadata.json and directory at build time. It is additional content, not part of the Marketplace pack.</w:t>
             </w:r>
           </w:p>
         </w:tc>
@@ -43840,7 +49654,7 @@
           <w:sz w:val="22"/>
           <w:szCs w:val="22"/>
         </w:rPr>
-        <w:t xml:space="preserve">The XQL query strings in A1, A2, A3 and A4. The dataset name, the discriminator field and every field name in them are [LIVE]; the query text itself was composed here and was not executed as written.</w:t>
+        <w:t xml:space="preserve">The XQL query strings in A1, A2, A3, A4 and A11. The dataset name, the discriminator field and every field name in them are [LIVE]; the query text itself was composed here and was not executed as written.</w:t>
       </w:r>
     </w:p>
     <w:p>
